--- a/CÔNG TY TNHH NPP HÒA PHÁT/Notes.docx
+++ b/CÔNG TY TNHH NPP HÒA PHÁT/Notes.docx
@@ -3,18 +3,28 @@
 <w:document xmlns:wpc="http://schemas.microsoft.com/office/word/2010/wordprocessingCanvas" xmlns:cx="http://schemas.microsoft.com/office/drawing/2014/chartex" xmlns:cx1="http://schemas.microsoft.com/office/drawing/2015/9/8/chartex" xmlns:cx2="http://schemas.microsoft.com/office/drawing/2015/10/21/chartex" xmlns:cx3="http://schemas.microsoft.com/office/drawing/2016/5/9/chartex" xmlns:cx4="http://schemas.microsoft.com/office/drawing/2016/5/10/chartex" xmlns:cx5="http://schemas.microsoft.com/office/drawing/2016/5/11/chartex" xmlns:cx6="http://schemas.microsoft.com/office/drawing/2016/5/12/chartex" xmlns:cx7="http://schemas.microsoft.com/office/drawing/2016/5/13/chartex" xmlns:cx8="http://schemas.microsoft.com/office/drawing/2016/5/14/chartex" xmlns:mc="http://schemas.openxmlformats.org/markup-compatibility/2006" xmlns:aink="http://schemas.microsoft.com/office/drawing/2016/ink" xmlns:am3d="http://schemas.microsoft.com/office/drawing/2017/model3d" xmlns:o="urn:schemas-microsoft-com:office:office" xmlns:oel="http://schemas.microsoft.com/office/2019/extlst" xmlns:r="http://schemas.openxmlformats.org/officeDocument/2006/relationships" xmlns:m="http://schemas.openxmlformats.org/officeDocument/2006/math" xmlns:v="urn:schemas-microsoft-com:vml" xmlns:wp14="http://schemas.microsoft.com/office/word/2010/wordprocessingDrawing" xmlns:wp="http://schemas.openxmlformats.org/drawingml/2006/wordprocessingDrawing" xmlns:w10="urn:schemas-microsoft-com:office:word" xmlns:w="http://schemas.openxmlformats.org/wordprocessingml/2006/main" xmlns:w14="http://schemas.microsoft.com/office/word/2010/wordml" xmlns:w15="http://schemas.microsoft.com/office/word/2012/wordml" xmlns:w16cex="http://schemas.microsoft.com/office/word/2018/wordml/cex" xmlns:w16cid="http://schemas.microsoft.com/office/word/2016/wordml/cid" xmlns:w16="http://schemas.microsoft.com/office/word/2018/wordml" xmlns:w16du="http://schemas.microsoft.com/office/word/2023/wordml/word16du" xmlns:w16sdtdh="http://schemas.microsoft.com/office/word/2020/wordml/sdtdatahash" xmlns:w16sdtfl="http://schemas.microsoft.com/office/word/2024/wordml/sdtformatlock" xmlns:w16se="http://schemas.microsoft.com/office/word/2015/wordml/symex" xmlns:wpg="http://schemas.microsoft.com/office/word/2010/wordprocessingGroup" xmlns:wpi="http://schemas.microsoft.com/office/word/2010/wordprocessingInk" xmlns:wne="http://schemas.microsoft.com/office/word/2006/wordml" xmlns:wps="http://schemas.microsoft.com/office/word/2010/wordprocessingShape" mc:Ignorable="w14 w15 w16se w16cid w16 w16cex w16sdtdh w16sdtfl w16du wp14">
   <w:body>
     <w:p>
-      <w:r>
-        <w:rPr>
+      <w:pPr>
+        <w:rPr>
+          <w:rFonts w:ascii="Times New Roman" w:hAnsi="Times New Roman" w:cs="Times New Roman"/>
+        </w:rPr>
+      </w:pPr>
+      <w:r>
+        <w:rPr>
+          <w:rFonts w:ascii="Times New Roman" w:hAnsi="Times New Roman" w:cs="Times New Roman"/>
           <w:b/>
           <w:bCs/>
         </w:rPr>
         <w:t>GIẤY CHỨNG NHẬN ĐĂNG KÝ DOANH NGHIỆP</w:t>
       </w:r>
       <w:r>
-        <w:t xml:space="preserve"> </w:t>
-      </w:r>
-      <w:r>
-        <w:rPr>
+        <w:rPr>
+          <w:rFonts w:ascii="Times New Roman" w:hAnsi="Times New Roman" w:cs="Times New Roman"/>
+        </w:rPr>
+        <w:t xml:space="preserve"> </w:t>
+      </w:r>
+      <w:r>
+        <w:rPr>
+          <w:rFonts w:ascii="Times New Roman" w:hAnsi="Times New Roman" w:cs="Times New Roman"/>
           <w:b/>
           <w:bCs/>
         </w:rPr>
@@ -22,98 +32,175 @@
       </w:r>
     </w:p>
     <w:p>
-      <w:proofErr w:type="spellStart"/>
-      <w:r>
+      <w:pPr>
+        <w:rPr>
+          <w:rFonts w:ascii="Times New Roman" w:hAnsi="Times New Roman" w:cs="Times New Roman"/>
+        </w:rPr>
+      </w:pPr>
+      <w:proofErr w:type="spellStart"/>
+      <w:r>
+        <w:rPr>
+          <w:rFonts w:ascii="Times New Roman" w:hAnsi="Times New Roman" w:cs="Times New Roman"/>
+        </w:rPr>
         <w:t>Mã</w:t>
       </w:r>
       <w:proofErr w:type="spellEnd"/>
       <w:r>
-        <w:t xml:space="preserve"> </w:t>
-      </w:r>
-      <w:proofErr w:type="spellStart"/>
-      <w:r>
+        <w:rPr>
+          <w:rFonts w:ascii="Times New Roman" w:hAnsi="Times New Roman" w:cs="Times New Roman"/>
+        </w:rPr>
+        <w:t xml:space="preserve"> </w:t>
+      </w:r>
+      <w:proofErr w:type="spellStart"/>
+      <w:r>
+        <w:rPr>
+          <w:rFonts w:ascii="Times New Roman" w:hAnsi="Times New Roman" w:cs="Times New Roman"/>
+        </w:rPr>
         <w:t>số</w:t>
       </w:r>
       <w:proofErr w:type="spellEnd"/>
       <w:r>
-        <w:t xml:space="preserve"> </w:t>
-      </w:r>
-      <w:proofErr w:type="spellStart"/>
-      <w:r>
+        <w:rPr>
+          <w:rFonts w:ascii="Times New Roman" w:hAnsi="Times New Roman" w:cs="Times New Roman"/>
+        </w:rPr>
+        <w:t xml:space="preserve"> </w:t>
+      </w:r>
+      <w:proofErr w:type="spellStart"/>
+      <w:r>
+        <w:rPr>
+          <w:rFonts w:ascii="Times New Roman" w:hAnsi="Times New Roman" w:cs="Times New Roman"/>
+        </w:rPr>
         <w:t>doanh</w:t>
       </w:r>
       <w:proofErr w:type="spellEnd"/>
       <w:r>
-        <w:t xml:space="preserve"> </w:t>
-      </w:r>
-      <w:proofErr w:type="spellStart"/>
-      <w:r>
+        <w:rPr>
+          <w:rFonts w:ascii="Times New Roman" w:hAnsi="Times New Roman" w:cs="Times New Roman"/>
+        </w:rPr>
+        <w:t xml:space="preserve"> </w:t>
+      </w:r>
+      <w:proofErr w:type="spellStart"/>
+      <w:r>
+        <w:rPr>
+          <w:rFonts w:ascii="Times New Roman" w:hAnsi="Times New Roman" w:cs="Times New Roman"/>
+        </w:rPr>
         <w:t>nghiệp</w:t>
       </w:r>
       <w:proofErr w:type="spellEnd"/>
       <w:r>
+        <w:rPr>
+          <w:rFonts w:ascii="Times New Roman" w:hAnsi="Times New Roman" w:cs="Times New Roman"/>
+        </w:rPr>
         <w:t xml:space="preserve">: 3703243058 </w:t>
       </w:r>
       <w:proofErr w:type="spellStart"/>
       <w:r>
+        <w:rPr>
+          <w:rFonts w:ascii="Times New Roman" w:hAnsi="Times New Roman" w:cs="Times New Roman"/>
+        </w:rPr>
         <w:t>Đăng</w:t>
       </w:r>
       <w:proofErr w:type="spellEnd"/>
       <w:r>
-        <w:t xml:space="preserve"> </w:t>
-      </w:r>
-      <w:proofErr w:type="spellStart"/>
-      <w:r>
+        <w:rPr>
+          <w:rFonts w:ascii="Times New Roman" w:hAnsi="Times New Roman" w:cs="Times New Roman"/>
+        </w:rPr>
+        <w:t xml:space="preserve"> </w:t>
+      </w:r>
+      <w:proofErr w:type="spellStart"/>
+      <w:r>
+        <w:rPr>
+          <w:rFonts w:ascii="Times New Roman" w:hAnsi="Times New Roman" w:cs="Times New Roman"/>
+        </w:rPr>
         <w:t>ký</w:t>
       </w:r>
       <w:proofErr w:type="spellEnd"/>
       <w:r>
-        <w:t xml:space="preserve"> </w:t>
-      </w:r>
-      <w:proofErr w:type="spellStart"/>
-      <w:r>
+        <w:rPr>
+          <w:rFonts w:ascii="Times New Roman" w:hAnsi="Times New Roman" w:cs="Times New Roman"/>
+        </w:rPr>
+        <w:t xml:space="preserve"> </w:t>
+      </w:r>
+      <w:proofErr w:type="spellStart"/>
+      <w:r>
+        <w:rPr>
+          <w:rFonts w:ascii="Times New Roman" w:hAnsi="Times New Roman" w:cs="Times New Roman"/>
+        </w:rPr>
         <w:t>lần</w:t>
       </w:r>
       <w:proofErr w:type="spellEnd"/>
       <w:r>
-        <w:t xml:space="preserve"> </w:t>
-      </w:r>
-      <w:proofErr w:type="spellStart"/>
-      <w:r>
+        <w:rPr>
+          <w:rFonts w:ascii="Times New Roman" w:hAnsi="Times New Roman" w:cs="Times New Roman"/>
+        </w:rPr>
+        <w:t xml:space="preserve"> </w:t>
+      </w:r>
+      <w:proofErr w:type="spellStart"/>
+      <w:r>
+        <w:rPr>
+          <w:rFonts w:ascii="Times New Roman" w:hAnsi="Times New Roman" w:cs="Times New Roman"/>
+        </w:rPr>
         <w:t>đầu</w:t>
       </w:r>
       <w:proofErr w:type="spellEnd"/>
       <w:r>
+        <w:rPr>
+          <w:rFonts w:ascii="Times New Roman" w:hAnsi="Times New Roman" w:cs="Times New Roman"/>
+        </w:rPr>
         <w:t xml:space="preserve">: </w:t>
       </w:r>
       <w:proofErr w:type="spellStart"/>
       <w:r>
+        <w:rPr>
+          <w:rFonts w:ascii="Times New Roman" w:hAnsi="Times New Roman" w:cs="Times New Roman"/>
+        </w:rPr>
         <w:t>ngày</w:t>
       </w:r>
       <w:proofErr w:type="spellEnd"/>
       <w:r>
+        <w:rPr>
+          <w:rFonts w:ascii="Times New Roman" w:hAnsi="Times New Roman" w:cs="Times New Roman"/>
+        </w:rPr>
         <w:t xml:space="preserve"> 03 </w:t>
       </w:r>
       <w:proofErr w:type="spellStart"/>
       <w:r>
+        <w:rPr>
+          <w:rFonts w:ascii="Times New Roman" w:hAnsi="Times New Roman" w:cs="Times New Roman"/>
+        </w:rPr>
         <w:t>tháng</w:t>
       </w:r>
       <w:proofErr w:type="spellEnd"/>
       <w:r>
+        <w:rPr>
+          <w:rFonts w:ascii="Times New Roman" w:hAnsi="Times New Roman" w:cs="Times New Roman"/>
+        </w:rPr>
         <w:t xml:space="preserve"> 09 </w:t>
       </w:r>
       <w:proofErr w:type="spellStart"/>
       <w:r>
+        <w:rPr>
+          <w:rFonts w:ascii="Times New Roman" w:hAnsi="Times New Roman" w:cs="Times New Roman"/>
+        </w:rPr>
         <w:t>năm</w:t>
       </w:r>
       <w:proofErr w:type="spellEnd"/>
       <w:r>
+        <w:rPr>
+          <w:rFonts w:ascii="Times New Roman" w:hAnsi="Times New Roman" w:cs="Times New Roman"/>
+        </w:rPr>
         <w:t xml:space="preserve"> 2024</w:t>
       </w:r>
     </w:p>
     <w:p>
-      <w:r>
-        <w:rPr>
+      <w:pPr>
+        <w:rPr>
+          <w:rFonts w:ascii="Times New Roman" w:hAnsi="Times New Roman" w:cs="Times New Roman"/>
+        </w:rPr>
+      </w:pPr>
+      <w:r>
+        <w:rPr>
+          <w:rFonts w:ascii="Times New Roman" w:hAnsi="Times New Roman" w:cs="Times New Roman"/>
           <w:b/>
           <w:bCs/>
         </w:rPr>
@@ -122,6 +209,7 @@
       <w:proofErr w:type="spellStart"/>
       <w:r>
         <w:rPr>
+          <w:rFonts w:ascii="Times New Roman" w:hAnsi="Times New Roman" w:cs="Times New Roman"/>
           <w:b/>
           <w:bCs/>
         </w:rPr>
@@ -130,6 +218,7 @@
       <w:proofErr w:type="spellEnd"/>
       <w:r>
         <w:rPr>
+          <w:rFonts w:ascii="Times New Roman" w:hAnsi="Times New Roman" w:cs="Times New Roman"/>
           <w:b/>
           <w:bCs/>
         </w:rPr>
@@ -138,6 +227,7 @@
       <w:proofErr w:type="spellStart"/>
       <w:r>
         <w:rPr>
+          <w:rFonts w:ascii="Times New Roman" w:hAnsi="Times New Roman" w:cs="Times New Roman"/>
           <w:b/>
           <w:bCs/>
         </w:rPr>
@@ -146,151 +236,252 @@
       <w:proofErr w:type="spellEnd"/>
       <w:r>
         <w:rPr>
+          <w:rFonts w:ascii="Times New Roman" w:hAnsi="Times New Roman" w:cs="Times New Roman"/>
           <w:b/>
           <w:bCs/>
         </w:rPr>
         <w:t xml:space="preserve"> ty</w:t>
       </w:r>
       <w:r>
-        <w:t xml:space="preserve"> </w:t>
-      </w:r>
-      <w:proofErr w:type="spellStart"/>
-      <w:r>
+        <w:rPr>
+          <w:rFonts w:ascii="Times New Roman" w:hAnsi="Times New Roman" w:cs="Times New Roman"/>
+        </w:rPr>
+        <w:t xml:space="preserve"> </w:t>
+      </w:r>
+      <w:proofErr w:type="spellStart"/>
+      <w:r>
+        <w:rPr>
+          <w:rFonts w:ascii="Times New Roman" w:hAnsi="Times New Roman" w:cs="Times New Roman"/>
+        </w:rPr>
         <w:t>Tên</w:t>
       </w:r>
       <w:proofErr w:type="spellEnd"/>
       <w:r>
-        <w:t xml:space="preserve"> </w:t>
-      </w:r>
-      <w:proofErr w:type="spellStart"/>
-      <w:r>
+        <w:rPr>
+          <w:rFonts w:ascii="Times New Roman" w:hAnsi="Times New Roman" w:cs="Times New Roman"/>
+        </w:rPr>
+        <w:t xml:space="preserve"> </w:t>
+      </w:r>
+      <w:proofErr w:type="spellStart"/>
+      <w:r>
+        <w:rPr>
+          <w:rFonts w:ascii="Times New Roman" w:hAnsi="Times New Roman" w:cs="Times New Roman"/>
+        </w:rPr>
         <w:t>công</w:t>
       </w:r>
       <w:proofErr w:type="spellEnd"/>
       <w:r>
+        <w:rPr>
+          <w:rFonts w:ascii="Times New Roman" w:hAnsi="Times New Roman" w:cs="Times New Roman"/>
+        </w:rPr>
         <w:t xml:space="preserve"> ty </w:t>
       </w:r>
       <w:proofErr w:type="spellStart"/>
       <w:r>
+        <w:rPr>
+          <w:rFonts w:ascii="Times New Roman" w:hAnsi="Times New Roman" w:cs="Times New Roman"/>
+        </w:rPr>
         <w:t>viết</w:t>
       </w:r>
       <w:proofErr w:type="spellEnd"/>
       <w:r>
-        <w:t xml:space="preserve"> </w:t>
-      </w:r>
-      <w:proofErr w:type="spellStart"/>
-      <w:r>
+        <w:rPr>
+          <w:rFonts w:ascii="Times New Roman" w:hAnsi="Times New Roman" w:cs="Times New Roman"/>
+        </w:rPr>
+        <w:t xml:space="preserve"> </w:t>
+      </w:r>
+      <w:proofErr w:type="spellStart"/>
+      <w:r>
+        <w:rPr>
+          <w:rFonts w:ascii="Times New Roman" w:hAnsi="Times New Roman" w:cs="Times New Roman"/>
+        </w:rPr>
         <w:t>bằng</w:t>
       </w:r>
       <w:proofErr w:type="spellEnd"/>
       <w:r>
-        <w:t xml:space="preserve"> </w:t>
-      </w:r>
-      <w:proofErr w:type="spellStart"/>
-      <w:r>
+        <w:rPr>
+          <w:rFonts w:ascii="Times New Roman" w:hAnsi="Times New Roman" w:cs="Times New Roman"/>
+        </w:rPr>
+        <w:t xml:space="preserve"> </w:t>
+      </w:r>
+      <w:proofErr w:type="spellStart"/>
+      <w:r>
+        <w:rPr>
+          <w:rFonts w:ascii="Times New Roman" w:hAnsi="Times New Roman" w:cs="Times New Roman"/>
+        </w:rPr>
         <w:t>tiếng</w:t>
       </w:r>
       <w:proofErr w:type="spellEnd"/>
       <w:r>
+        <w:rPr>
+          <w:rFonts w:ascii="Times New Roman" w:hAnsi="Times New Roman" w:cs="Times New Roman"/>
+        </w:rPr>
         <w:t xml:space="preserve"> Việt: CÔNG TY TNHH NPP HÒA PHÁT </w:t>
       </w:r>
       <w:proofErr w:type="spellStart"/>
       <w:r>
+        <w:rPr>
+          <w:rFonts w:ascii="Times New Roman" w:hAnsi="Times New Roman" w:cs="Times New Roman"/>
+        </w:rPr>
         <w:t>Tên</w:t>
       </w:r>
       <w:proofErr w:type="spellEnd"/>
       <w:r>
-        <w:t xml:space="preserve"> </w:t>
-      </w:r>
-      <w:proofErr w:type="spellStart"/>
-      <w:r>
+        <w:rPr>
+          <w:rFonts w:ascii="Times New Roman" w:hAnsi="Times New Roman" w:cs="Times New Roman"/>
+        </w:rPr>
+        <w:t xml:space="preserve"> </w:t>
+      </w:r>
+      <w:proofErr w:type="spellStart"/>
+      <w:r>
+        <w:rPr>
+          <w:rFonts w:ascii="Times New Roman" w:hAnsi="Times New Roman" w:cs="Times New Roman"/>
+        </w:rPr>
         <w:t>công</w:t>
       </w:r>
       <w:proofErr w:type="spellEnd"/>
       <w:r>
+        <w:rPr>
+          <w:rFonts w:ascii="Times New Roman" w:hAnsi="Times New Roman" w:cs="Times New Roman"/>
+        </w:rPr>
         <w:t xml:space="preserve"> ty </w:t>
       </w:r>
       <w:proofErr w:type="spellStart"/>
       <w:r>
+        <w:rPr>
+          <w:rFonts w:ascii="Times New Roman" w:hAnsi="Times New Roman" w:cs="Times New Roman"/>
+        </w:rPr>
         <w:t>viết</w:t>
       </w:r>
       <w:proofErr w:type="spellEnd"/>
       <w:r>
-        <w:t xml:space="preserve"> </w:t>
-      </w:r>
-      <w:proofErr w:type="spellStart"/>
-      <w:r>
+        <w:rPr>
+          <w:rFonts w:ascii="Times New Roman" w:hAnsi="Times New Roman" w:cs="Times New Roman"/>
+        </w:rPr>
+        <w:t xml:space="preserve"> </w:t>
+      </w:r>
+      <w:proofErr w:type="spellStart"/>
+      <w:r>
+        <w:rPr>
+          <w:rFonts w:ascii="Times New Roman" w:hAnsi="Times New Roman" w:cs="Times New Roman"/>
+        </w:rPr>
         <w:t>bằng</w:t>
       </w:r>
       <w:proofErr w:type="spellEnd"/>
       <w:r>
-        <w:t xml:space="preserve"> </w:t>
-      </w:r>
-      <w:proofErr w:type="spellStart"/>
-      <w:r>
+        <w:rPr>
+          <w:rFonts w:ascii="Times New Roman" w:hAnsi="Times New Roman" w:cs="Times New Roman"/>
+        </w:rPr>
+        <w:t xml:space="preserve"> </w:t>
+      </w:r>
+      <w:proofErr w:type="spellStart"/>
+      <w:r>
+        <w:rPr>
+          <w:rFonts w:ascii="Times New Roman" w:hAnsi="Times New Roman" w:cs="Times New Roman"/>
+        </w:rPr>
         <w:t>tiếng</w:t>
       </w:r>
       <w:proofErr w:type="spellEnd"/>
       <w:r>
-        <w:t xml:space="preserve"> </w:t>
-      </w:r>
-      <w:proofErr w:type="spellStart"/>
-      <w:r>
+        <w:rPr>
+          <w:rFonts w:ascii="Times New Roman" w:hAnsi="Times New Roman" w:cs="Times New Roman"/>
+        </w:rPr>
+        <w:t xml:space="preserve"> </w:t>
+      </w:r>
+      <w:proofErr w:type="spellStart"/>
+      <w:r>
+        <w:rPr>
+          <w:rFonts w:ascii="Times New Roman" w:hAnsi="Times New Roman" w:cs="Times New Roman"/>
+        </w:rPr>
         <w:t>nước</w:t>
       </w:r>
       <w:proofErr w:type="spellEnd"/>
       <w:r>
-        <w:t xml:space="preserve"> </w:t>
-      </w:r>
-      <w:proofErr w:type="spellStart"/>
-      <w:r>
+        <w:rPr>
+          <w:rFonts w:ascii="Times New Roman" w:hAnsi="Times New Roman" w:cs="Times New Roman"/>
+        </w:rPr>
+        <w:t xml:space="preserve"> </w:t>
+      </w:r>
+      <w:proofErr w:type="spellStart"/>
+      <w:r>
+        <w:rPr>
+          <w:rFonts w:ascii="Times New Roman" w:hAnsi="Times New Roman" w:cs="Times New Roman"/>
+        </w:rPr>
         <w:t>ngoài</w:t>
       </w:r>
       <w:proofErr w:type="spellEnd"/>
       <w:r>
+        <w:rPr>
+          <w:rFonts w:ascii="Times New Roman" w:hAnsi="Times New Roman" w:cs="Times New Roman"/>
+        </w:rPr>
         <w:t xml:space="preserve">: NPP HOA PHAT COMPANY LIMITED </w:t>
       </w:r>
       <w:proofErr w:type="spellStart"/>
       <w:r>
+        <w:rPr>
+          <w:rFonts w:ascii="Times New Roman" w:hAnsi="Times New Roman" w:cs="Times New Roman"/>
+        </w:rPr>
         <w:t>Tên</w:t>
       </w:r>
       <w:proofErr w:type="spellEnd"/>
       <w:r>
-        <w:t xml:space="preserve"> </w:t>
-      </w:r>
-      <w:proofErr w:type="spellStart"/>
-      <w:r>
+        <w:rPr>
+          <w:rFonts w:ascii="Times New Roman" w:hAnsi="Times New Roman" w:cs="Times New Roman"/>
+        </w:rPr>
+        <w:t xml:space="preserve"> </w:t>
+      </w:r>
+      <w:proofErr w:type="spellStart"/>
+      <w:r>
+        <w:rPr>
+          <w:rFonts w:ascii="Times New Roman" w:hAnsi="Times New Roman" w:cs="Times New Roman"/>
+        </w:rPr>
         <w:t>công</w:t>
       </w:r>
       <w:proofErr w:type="spellEnd"/>
       <w:r>
+        <w:rPr>
+          <w:rFonts w:ascii="Times New Roman" w:hAnsi="Times New Roman" w:cs="Times New Roman"/>
+        </w:rPr>
         <w:t xml:space="preserve"> ty </w:t>
       </w:r>
       <w:proofErr w:type="spellStart"/>
       <w:r>
+        <w:rPr>
+          <w:rFonts w:ascii="Times New Roman" w:hAnsi="Times New Roman" w:cs="Times New Roman"/>
+        </w:rPr>
         <w:t>viết</w:t>
       </w:r>
       <w:proofErr w:type="spellEnd"/>
       <w:r>
-        <w:t xml:space="preserve"> </w:t>
-      </w:r>
-      <w:proofErr w:type="spellStart"/>
-      <w:r>
+        <w:rPr>
+          <w:rFonts w:ascii="Times New Roman" w:hAnsi="Times New Roman" w:cs="Times New Roman"/>
+        </w:rPr>
+        <w:t xml:space="preserve"> </w:t>
+      </w:r>
+      <w:proofErr w:type="spellStart"/>
+      <w:r>
+        <w:rPr>
+          <w:rFonts w:ascii="Times New Roman" w:hAnsi="Times New Roman" w:cs="Times New Roman"/>
+        </w:rPr>
         <w:t>tắt</w:t>
       </w:r>
       <w:proofErr w:type="spellEnd"/>
       <w:r>
-        <w:t xml:space="preserve">: NPP HOA PHAT </w:t>
-      </w:r>
-      <w:proofErr w:type="gramStart"/>
-      <w:r>
-        <w:t>CO.,LTD</w:t>
-      </w:r>
-      <w:proofErr w:type="gramEnd"/>
+        <w:rPr>
+          <w:rFonts w:ascii="Times New Roman" w:hAnsi="Times New Roman" w:cs="Times New Roman"/>
+        </w:rPr>
+        <w:t>: NPP HOA PHAT CO.,LTD</w:t>
+      </w:r>
     </w:p>
     <w:p>
-      <w:r>
-        <w:rPr>
+      <w:pPr>
+        <w:rPr>
+          <w:rFonts w:ascii="Times New Roman" w:hAnsi="Times New Roman" w:cs="Times New Roman"/>
+        </w:rPr>
+      </w:pPr>
+      <w:r>
+        <w:rPr>
+          <w:rFonts w:ascii="Times New Roman" w:hAnsi="Times New Roman" w:cs="Times New Roman"/>
           <w:b/>
           <w:bCs/>
         </w:rPr>
@@ -299,6 +490,7 @@
       <w:proofErr w:type="spellStart"/>
       <w:r>
         <w:rPr>
+          <w:rFonts w:ascii="Times New Roman" w:hAnsi="Times New Roman" w:cs="Times New Roman"/>
           <w:b/>
           <w:bCs/>
         </w:rPr>
@@ -307,6 +499,7 @@
       <w:proofErr w:type="spellEnd"/>
       <w:r>
         <w:rPr>
+          <w:rFonts w:ascii="Times New Roman" w:hAnsi="Times New Roman" w:cs="Times New Roman"/>
           <w:b/>
           <w:bCs/>
         </w:rPr>
@@ -315,6 +508,7 @@
       <w:proofErr w:type="spellStart"/>
       <w:r>
         <w:rPr>
+          <w:rFonts w:ascii="Times New Roman" w:hAnsi="Times New Roman" w:cs="Times New Roman"/>
           <w:b/>
           <w:bCs/>
         </w:rPr>
@@ -323,6 +517,7 @@
       <w:proofErr w:type="spellEnd"/>
       <w:r>
         <w:rPr>
+          <w:rFonts w:ascii="Times New Roman" w:hAnsi="Times New Roman" w:cs="Times New Roman"/>
           <w:b/>
           <w:bCs/>
         </w:rPr>
@@ -331,6 +526,7 @@
       <w:proofErr w:type="spellStart"/>
       <w:r>
         <w:rPr>
+          <w:rFonts w:ascii="Times New Roman" w:hAnsi="Times New Roman" w:cs="Times New Roman"/>
           <w:b/>
           <w:bCs/>
         </w:rPr>
@@ -339,6 +535,7 @@
       <w:proofErr w:type="spellEnd"/>
       <w:r>
         <w:rPr>
+          <w:rFonts w:ascii="Times New Roman" w:hAnsi="Times New Roman" w:cs="Times New Roman"/>
           <w:b/>
           <w:bCs/>
         </w:rPr>
@@ -347,6 +544,7 @@
       <w:proofErr w:type="spellStart"/>
       <w:r>
         <w:rPr>
+          <w:rFonts w:ascii="Times New Roman" w:hAnsi="Times New Roman" w:cs="Times New Roman"/>
           <w:b/>
           <w:bCs/>
         </w:rPr>
@@ -355,6 +553,7 @@
       <w:proofErr w:type="spellEnd"/>
       <w:r>
         <w:rPr>
+          <w:rFonts w:ascii="Times New Roman" w:hAnsi="Times New Roman" w:cs="Times New Roman"/>
           <w:b/>
           <w:bCs/>
         </w:rPr>
@@ -363,6 +562,7 @@
       <w:proofErr w:type="spellStart"/>
       <w:r>
         <w:rPr>
+          <w:rFonts w:ascii="Times New Roman" w:hAnsi="Times New Roman" w:cs="Times New Roman"/>
           <w:b/>
           <w:bCs/>
         </w:rPr>
@@ -370,87 +570,153 @@
       </w:r>
       <w:proofErr w:type="spellEnd"/>
       <w:r>
-        <w:t xml:space="preserve"> </w:t>
-      </w:r>
-      <w:proofErr w:type="spellStart"/>
-      <w:r>
+        <w:rPr>
+          <w:rFonts w:ascii="Times New Roman" w:hAnsi="Times New Roman" w:cs="Times New Roman"/>
+        </w:rPr>
+        <w:t xml:space="preserve"> </w:t>
+      </w:r>
+      <w:proofErr w:type="spellStart"/>
+      <w:r>
+        <w:rPr>
+          <w:rFonts w:ascii="Times New Roman" w:hAnsi="Times New Roman" w:cs="Times New Roman"/>
+        </w:rPr>
         <w:t>Số</w:t>
       </w:r>
       <w:proofErr w:type="spellEnd"/>
       <w:r>
+        <w:rPr>
+          <w:rFonts w:ascii="Times New Roman" w:hAnsi="Times New Roman" w:cs="Times New Roman"/>
+        </w:rPr>
         <w:t xml:space="preserve"> 59, </w:t>
       </w:r>
       <w:proofErr w:type="spellStart"/>
       <w:r>
+        <w:rPr>
+          <w:rFonts w:ascii="Times New Roman" w:hAnsi="Times New Roman" w:cs="Times New Roman"/>
+        </w:rPr>
         <w:t>Đường</w:t>
       </w:r>
       <w:proofErr w:type="spellEnd"/>
       <w:r>
+        <w:rPr>
+          <w:rFonts w:ascii="Times New Roman" w:hAnsi="Times New Roman" w:cs="Times New Roman"/>
+        </w:rPr>
         <w:t xml:space="preserve"> ĐT 741, Khu </w:t>
       </w:r>
       <w:proofErr w:type="spellStart"/>
       <w:r>
+        <w:rPr>
+          <w:rFonts w:ascii="Times New Roman" w:hAnsi="Times New Roman" w:cs="Times New Roman"/>
+        </w:rPr>
         <w:t>Phố</w:t>
       </w:r>
       <w:proofErr w:type="spellEnd"/>
       <w:r>
+        <w:rPr>
+          <w:rFonts w:ascii="Times New Roman" w:hAnsi="Times New Roman" w:cs="Times New Roman"/>
+        </w:rPr>
         <w:t xml:space="preserve"> 1, </w:t>
       </w:r>
       <w:proofErr w:type="spellStart"/>
       <w:r>
+        <w:rPr>
+          <w:rFonts w:ascii="Times New Roman" w:hAnsi="Times New Roman" w:cs="Times New Roman"/>
+        </w:rPr>
         <w:t>Phường</w:t>
       </w:r>
       <w:proofErr w:type="spellEnd"/>
       <w:r>
-        <w:t xml:space="preserve"> </w:t>
-      </w:r>
-      <w:proofErr w:type="spellStart"/>
-      <w:r>
+        <w:rPr>
+          <w:rFonts w:ascii="Times New Roman" w:hAnsi="Times New Roman" w:cs="Times New Roman"/>
+        </w:rPr>
+        <w:t xml:space="preserve"> </w:t>
+      </w:r>
+      <w:proofErr w:type="spellStart"/>
+      <w:r>
+        <w:rPr>
+          <w:rFonts w:ascii="Times New Roman" w:hAnsi="Times New Roman" w:cs="Times New Roman"/>
+        </w:rPr>
         <w:t>Vĩnh</w:t>
       </w:r>
       <w:proofErr w:type="spellEnd"/>
       <w:r>
+        <w:rPr>
+          <w:rFonts w:ascii="Times New Roman" w:hAnsi="Times New Roman" w:cs="Times New Roman"/>
+        </w:rPr>
         <w:t xml:space="preserve"> Tân, Thành </w:t>
       </w:r>
       <w:proofErr w:type="spellStart"/>
       <w:r>
+        <w:rPr>
+          <w:rFonts w:ascii="Times New Roman" w:hAnsi="Times New Roman" w:cs="Times New Roman"/>
+        </w:rPr>
         <w:t>phố</w:t>
       </w:r>
       <w:proofErr w:type="spellEnd"/>
       <w:r>
-        <w:t xml:space="preserve"> </w:t>
-      </w:r>
-      <w:proofErr w:type="spellStart"/>
-      <w:r>
+        <w:rPr>
+          <w:rFonts w:ascii="Times New Roman" w:hAnsi="Times New Roman" w:cs="Times New Roman"/>
+        </w:rPr>
+        <w:t xml:space="preserve"> </w:t>
+      </w:r>
+      <w:proofErr w:type="spellStart"/>
+      <w:r>
+        <w:rPr>
+          <w:rFonts w:ascii="Times New Roman" w:hAnsi="Times New Roman" w:cs="Times New Roman"/>
+        </w:rPr>
         <w:t>Hồ</w:t>
       </w:r>
       <w:proofErr w:type="spellEnd"/>
       <w:r>
+        <w:rPr>
+          <w:rFonts w:ascii="Times New Roman" w:hAnsi="Times New Roman" w:cs="Times New Roman"/>
+        </w:rPr>
         <w:t xml:space="preserve"> Chí Minh</w:t>
       </w:r>
       <w:r>
+        <w:rPr>
+          <w:rFonts w:ascii="Times New Roman" w:hAnsi="Times New Roman" w:cs="Times New Roman"/>
+        </w:rPr>
         <w:t xml:space="preserve">, Việt Nam </w:t>
       </w:r>
       <w:proofErr w:type="spellStart"/>
       <w:r>
+        <w:rPr>
+          <w:rFonts w:ascii="Times New Roman" w:hAnsi="Times New Roman" w:cs="Times New Roman"/>
+        </w:rPr>
         <w:t>Điện</w:t>
       </w:r>
       <w:proofErr w:type="spellEnd"/>
       <w:r>
-        <w:t xml:space="preserve"> </w:t>
-      </w:r>
-      <w:proofErr w:type="spellStart"/>
-      <w:r>
+        <w:rPr>
+          <w:rFonts w:ascii="Times New Roman" w:hAnsi="Times New Roman" w:cs="Times New Roman"/>
+        </w:rPr>
+        <w:t xml:space="preserve"> </w:t>
+      </w:r>
+      <w:proofErr w:type="spellStart"/>
+      <w:r>
+        <w:rPr>
+          <w:rFonts w:ascii="Times New Roman" w:hAnsi="Times New Roman" w:cs="Times New Roman"/>
+        </w:rPr>
         <w:t>thoại</w:t>
       </w:r>
       <w:proofErr w:type="spellEnd"/>
       <w:r>
+        <w:rPr>
+          <w:rFonts w:ascii="Times New Roman" w:hAnsi="Times New Roman" w:cs="Times New Roman"/>
+        </w:rPr>
         <w:t>: 0934125430 Fax: Email: Website:</w:t>
       </w:r>
     </w:p>
     <w:p>
-      <w:r>
-        <w:rPr>
+      <w:pPr>
+        <w:rPr>
+          <w:rFonts w:ascii="Times New Roman" w:hAnsi="Times New Roman" w:cs="Times New Roman"/>
+        </w:rPr>
+      </w:pPr>
+      <w:r>
+        <w:rPr>
+          <w:rFonts w:ascii="Times New Roman" w:hAnsi="Times New Roman" w:cs="Times New Roman"/>
           <w:b/>
           <w:bCs/>
         </w:rPr>
@@ -459,6 +725,7 @@
       <w:proofErr w:type="spellStart"/>
       <w:r>
         <w:rPr>
+          <w:rFonts w:ascii="Times New Roman" w:hAnsi="Times New Roman" w:cs="Times New Roman"/>
           <w:b/>
           <w:bCs/>
         </w:rPr>
@@ -467,6 +734,7 @@
       <w:proofErr w:type="spellEnd"/>
       <w:r>
         <w:rPr>
+          <w:rFonts w:ascii="Times New Roman" w:hAnsi="Times New Roman" w:cs="Times New Roman"/>
           <w:b/>
           <w:bCs/>
         </w:rPr>
@@ -475,6 +743,7 @@
       <w:proofErr w:type="spellStart"/>
       <w:r>
         <w:rPr>
+          <w:rFonts w:ascii="Times New Roman" w:hAnsi="Times New Roman" w:cs="Times New Roman"/>
           <w:b/>
           <w:bCs/>
         </w:rPr>
@@ -483,6 +752,7 @@
       <w:proofErr w:type="spellEnd"/>
       <w:r>
         <w:rPr>
+          <w:rFonts w:ascii="Times New Roman" w:hAnsi="Times New Roman" w:cs="Times New Roman"/>
           <w:b/>
           <w:bCs/>
         </w:rPr>
@@ -491,6 +761,7 @@
       <w:proofErr w:type="spellStart"/>
       <w:r>
         <w:rPr>
+          <w:rFonts w:ascii="Times New Roman" w:hAnsi="Times New Roman" w:cs="Times New Roman"/>
           <w:b/>
           <w:bCs/>
         </w:rPr>
@@ -499,6 +770,7 @@
       <w:proofErr w:type="spellEnd"/>
       <w:r>
         <w:rPr>
+          <w:rFonts w:ascii="Times New Roman" w:hAnsi="Times New Roman" w:cs="Times New Roman"/>
           <w:b/>
           <w:bCs/>
         </w:rPr>
@@ -507,6 +779,7 @@
       <w:proofErr w:type="spellStart"/>
       <w:r>
         <w:rPr>
+          <w:rFonts w:ascii="Times New Roman" w:hAnsi="Times New Roman" w:cs="Times New Roman"/>
           <w:b/>
           <w:bCs/>
         </w:rPr>
@@ -515,17 +788,22 @@
       <w:proofErr w:type="spellEnd"/>
       <w:r>
         <w:rPr>
+          <w:rFonts w:ascii="Times New Roman" w:hAnsi="Times New Roman" w:cs="Times New Roman"/>
           <w:b/>
           <w:bCs/>
         </w:rPr>
         <w:t>.</w:t>
       </w:r>
       <w:r>
-        <w:t xml:space="preserve"> </w:t>
-      </w:r>
-      <w:proofErr w:type="spellStart"/>
-      <w:r>
-        <w:rPr>
+        <w:rPr>
+          <w:rFonts w:ascii="Times New Roman" w:hAnsi="Times New Roman" w:cs="Times New Roman"/>
+        </w:rPr>
+        <w:t xml:space="preserve"> </w:t>
+      </w:r>
+      <w:proofErr w:type="spellStart"/>
+      <w:r>
+        <w:rPr>
+          <w:rFonts w:ascii="Times New Roman" w:hAnsi="Times New Roman" w:cs="Times New Roman"/>
           <w:i/>
           <w:iCs/>
         </w:rPr>
@@ -534,6 +812,7 @@
       <w:proofErr w:type="spellEnd"/>
       <w:r>
         <w:rPr>
+          <w:rFonts w:ascii="Times New Roman" w:hAnsi="Times New Roman" w:cs="Times New Roman"/>
           <w:i/>
           <w:iCs/>
         </w:rPr>
@@ -542,6 +821,7 @@
       <w:proofErr w:type="spellStart"/>
       <w:r>
         <w:rPr>
+          <w:rFonts w:ascii="Times New Roman" w:hAnsi="Times New Roman" w:cs="Times New Roman"/>
           <w:i/>
           <w:iCs/>
         </w:rPr>
@@ -550,6 +830,7 @@
       <w:proofErr w:type="spellEnd"/>
       <w:r>
         <w:rPr>
+          <w:rFonts w:ascii="Times New Roman" w:hAnsi="Times New Roman" w:cs="Times New Roman"/>
           <w:i/>
           <w:iCs/>
         </w:rPr>
@@ -558,6 +839,7 @@
       <w:proofErr w:type="spellStart"/>
       <w:r>
         <w:rPr>
+          <w:rFonts w:ascii="Times New Roman" w:hAnsi="Times New Roman" w:cs="Times New Roman"/>
           <w:i/>
           <w:iCs/>
         </w:rPr>
@@ -566,6 +848,7 @@
       <w:proofErr w:type="spellEnd"/>
       <w:r>
         <w:rPr>
+          <w:rFonts w:ascii="Times New Roman" w:hAnsi="Times New Roman" w:cs="Times New Roman"/>
           <w:i/>
           <w:iCs/>
         </w:rPr>
@@ -574,6 +857,7 @@
       <w:proofErr w:type="spellStart"/>
       <w:r>
         <w:rPr>
+          <w:rFonts w:ascii="Times New Roman" w:hAnsi="Times New Roman" w:cs="Times New Roman"/>
           <w:i/>
           <w:iCs/>
         </w:rPr>
@@ -582,8 +866,14 @@
       <w:proofErr w:type="spellEnd"/>
     </w:p>
     <w:p>
-      <w:r>
-        <w:rPr>
+      <w:pPr>
+        <w:rPr>
+          <w:rFonts w:ascii="Times New Roman" w:hAnsi="Times New Roman" w:cs="Times New Roman"/>
+        </w:rPr>
+      </w:pPr>
+      <w:r>
+        <w:rPr>
+          <w:rFonts w:ascii="Times New Roman" w:hAnsi="Times New Roman" w:cs="Times New Roman"/>
           <w:b/>
           <w:bCs/>
         </w:rPr>
@@ -592,6 +882,7 @@
       <w:proofErr w:type="spellStart"/>
       <w:r>
         <w:rPr>
+          <w:rFonts w:ascii="Times New Roman" w:hAnsi="Times New Roman" w:cs="Times New Roman"/>
           <w:b/>
           <w:bCs/>
         </w:rPr>
@@ -600,6 +891,7 @@
       <w:proofErr w:type="spellEnd"/>
       <w:r>
         <w:rPr>
+          <w:rFonts w:ascii="Times New Roman" w:hAnsi="Times New Roman" w:cs="Times New Roman"/>
           <w:b/>
           <w:bCs/>
         </w:rPr>
@@ -608,6 +900,7 @@
       <w:proofErr w:type="spellStart"/>
       <w:r>
         <w:rPr>
+          <w:rFonts w:ascii="Times New Roman" w:hAnsi="Times New Roman" w:cs="Times New Roman"/>
           <w:b/>
           <w:bCs/>
         </w:rPr>
@@ -616,6 +909,7 @@
       <w:proofErr w:type="spellEnd"/>
       <w:r>
         <w:rPr>
+          <w:rFonts w:ascii="Times New Roman" w:hAnsi="Times New Roman" w:cs="Times New Roman"/>
           <w:b/>
           <w:bCs/>
         </w:rPr>
@@ -624,6 +918,7 @@
       <w:proofErr w:type="spellStart"/>
       <w:r>
         <w:rPr>
+          <w:rFonts w:ascii="Times New Roman" w:hAnsi="Times New Roman" w:cs="Times New Roman"/>
           <w:b/>
           <w:bCs/>
         </w:rPr>
@@ -632,6 +927,7 @@
       <w:proofErr w:type="spellEnd"/>
       <w:r>
         <w:rPr>
+          <w:rFonts w:ascii="Times New Roman" w:hAnsi="Times New Roman" w:cs="Times New Roman"/>
           <w:b/>
           <w:bCs/>
         </w:rPr>
@@ -640,6 +936,7 @@
       <w:proofErr w:type="spellStart"/>
       <w:r>
         <w:rPr>
+          <w:rFonts w:ascii="Times New Roman" w:hAnsi="Times New Roman" w:cs="Times New Roman"/>
           <w:b/>
           <w:bCs/>
         </w:rPr>
@@ -647,579 +944,1010 @@
       </w:r>
       <w:proofErr w:type="spellEnd"/>
       <w:r>
-        <w:t xml:space="preserve"> </w:t>
-      </w:r>
-      <w:proofErr w:type="spellStart"/>
-      <w:r>
+        <w:rPr>
+          <w:rFonts w:ascii="Times New Roman" w:hAnsi="Times New Roman" w:cs="Times New Roman"/>
+        </w:rPr>
+        <w:t xml:space="preserve"> </w:t>
+      </w:r>
+      <w:proofErr w:type="spellStart"/>
+      <w:r>
+        <w:rPr>
+          <w:rFonts w:ascii="Times New Roman" w:hAnsi="Times New Roman" w:cs="Times New Roman"/>
+        </w:rPr>
         <w:t>Họ</w:t>
       </w:r>
       <w:proofErr w:type="spellEnd"/>
       <w:r>
-        <w:t xml:space="preserve"> </w:t>
-      </w:r>
-      <w:proofErr w:type="spellStart"/>
-      <w:r>
+        <w:rPr>
+          <w:rFonts w:ascii="Times New Roman" w:hAnsi="Times New Roman" w:cs="Times New Roman"/>
+        </w:rPr>
+        <w:t xml:space="preserve"> </w:t>
+      </w:r>
+      <w:proofErr w:type="spellStart"/>
+      <w:r>
+        <w:rPr>
+          <w:rFonts w:ascii="Times New Roman" w:hAnsi="Times New Roman" w:cs="Times New Roman"/>
+        </w:rPr>
         <w:t>và</w:t>
       </w:r>
       <w:proofErr w:type="spellEnd"/>
       <w:r>
-        <w:t xml:space="preserve"> </w:t>
-      </w:r>
-      <w:proofErr w:type="spellStart"/>
-      <w:r>
+        <w:rPr>
+          <w:rFonts w:ascii="Times New Roman" w:hAnsi="Times New Roman" w:cs="Times New Roman"/>
+        </w:rPr>
+        <w:t xml:space="preserve"> </w:t>
+      </w:r>
+      <w:proofErr w:type="spellStart"/>
+      <w:r>
+        <w:rPr>
+          <w:rFonts w:ascii="Times New Roman" w:hAnsi="Times New Roman" w:cs="Times New Roman"/>
+        </w:rPr>
         <w:t>tên</w:t>
       </w:r>
       <w:proofErr w:type="spellEnd"/>
       <w:r>
+        <w:rPr>
+          <w:rFonts w:ascii="Times New Roman" w:hAnsi="Times New Roman" w:cs="Times New Roman"/>
+        </w:rPr>
         <w:t xml:space="preserve">: </w:t>
       </w:r>
       <w:r>
         <w:rPr>
+          <w:rFonts w:ascii="Times New Roman" w:hAnsi="Times New Roman" w:cs="Times New Roman"/>
           <w:b/>
           <w:bCs/>
         </w:rPr>
         <w:t>NGUYỄN TRỌNG TRUNG</w:t>
       </w:r>
       <w:r>
-        <w:t xml:space="preserve"> </w:t>
-      </w:r>
-      <w:proofErr w:type="spellStart"/>
-      <w:r>
+        <w:rPr>
+          <w:rFonts w:ascii="Times New Roman" w:hAnsi="Times New Roman" w:cs="Times New Roman"/>
+        </w:rPr>
+        <w:t xml:space="preserve"> </w:t>
+      </w:r>
+      <w:proofErr w:type="spellStart"/>
+      <w:r>
+        <w:rPr>
+          <w:rFonts w:ascii="Times New Roman" w:hAnsi="Times New Roman" w:cs="Times New Roman"/>
+        </w:rPr>
         <w:t>Giới</w:t>
       </w:r>
       <w:proofErr w:type="spellEnd"/>
       <w:r>
-        <w:t xml:space="preserve"> </w:t>
-      </w:r>
-      <w:proofErr w:type="spellStart"/>
-      <w:r>
+        <w:rPr>
+          <w:rFonts w:ascii="Times New Roman" w:hAnsi="Times New Roman" w:cs="Times New Roman"/>
+        </w:rPr>
+        <w:t xml:space="preserve"> </w:t>
+      </w:r>
+      <w:proofErr w:type="spellStart"/>
+      <w:r>
+        <w:rPr>
+          <w:rFonts w:ascii="Times New Roman" w:hAnsi="Times New Roman" w:cs="Times New Roman"/>
+        </w:rPr>
         <w:t>tính</w:t>
       </w:r>
       <w:proofErr w:type="spellEnd"/>
       <w:r>
+        <w:rPr>
+          <w:rFonts w:ascii="Times New Roman" w:hAnsi="Times New Roman" w:cs="Times New Roman"/>
+        </w:rPr>
         <w:t xml:space="preserve">: Nam Sinh </w:t>
       </w:r>
       <w:proofErr w:type="spellStart"/>
       <w:r>
+        <w:rPr>
+          <w:rFonts w:ascii="Times New Roman" w:hAnsi="Times New Roman" w:cs="Times New Roman"/>
+        </w:rPr>
         <w:t>ngày</w:t>
       </w:r>
       <w:proofErr w:type="spellEnd"/>
       <w:r>
+        <w:rPr>
+          <w:rFonts w:ascii="Times New Roman" w:hAnsi="Times New Roman" w:cs="Times New Roman"/>
+        </w:rPr>
         <w:t xml:space="preserve">: 22/02/1989 </w:t>
       </w:r>
       <w:proofErr w:type="spellStart"/>
       <w:r>
+        <w:rPr>
+          <w:rFonts w:ascii="Times New Roman" w:hAnsi="Times New Roman" w:cs="Times New Roman"/>
+        </w:rPr>
         <w:t>Dân</w:t>
       </w:r>
       <w:proofErr w:type="spellEnd"/>
       <w:r>
-        <w:t xml:space="preserve"> </w:t>
-      </w:r>
-      <w:proofErr w:type="spellStart"/>
-      <w:r>
+        <w:rPr>
+          <w:rFonts w:ascii="Times New Roman" w:hAnsi="Times New Roman" w:cs="Times New Roman"/>
+        </w:rPr>
+        <w:t xml:space="preserve"> </w:t>
+      </w:r>
+      <w:proofErr w:type="spellStart"/>
+      <w:r>
+        <w:rPr>
+          <w:rFonts w:ascii="Times New Roman" w:hAnsi="Times New Roman" w:cs="Times New Roman"/>
+        </w:rPr>
         <w:t>tộc</w:t>
       </w:r>
       <w:proofErr w:type="spellEnd"/>
       <w:r>
+        <w:rPr>
+          <w:rFonts w:ascii="Times New Roman" w:hAnsi="Times New Roman" w:cs="Times New Roman"/>
+        </w:rPr>
         <w:t xml:space="preserve">: Kinh Quốc </w:t>
       </w:r>
       <w:proofErr w:type="spellStart"/>
       <w:r>
+        <w:rPr>
+          <w:rFonts w:ascii="Times New Roman" w:hAnsi="Times New Roman" w:cs="Times New Roman"/>
+        </w:rPr>
         <w:t>tịch</w:t>
       </w:r>
       <w:proofErr w:type="spellEnd"/>
       <w:r>
+        <w:rPr>
+          <w:rFonts w:ascii="Times New Roman" w:hAnsi="Times New Roman" w:cs="Times New Roman"/>
+        </w:rPr>
         <w:t xml:space="preserve">: Việt Nam </w:t>
       </w:r>
       <w:proofErr w:type="spellStart"/>
       <w:r>
+        <w:rPr>
+          <w:rFonts w:ascii="Times New Roman" w:hAnsi="Times New Roman" w:cs="Times New Roman"/>
+        </w:rPr>
         <w:t>Loại</w:t>
       </w:r>
       <w:proofErr w:type="spellEnd"/>
       <w:r>
-        <w:t xml:space="preserve"> </w:t>
-      </w:r>
-      <w:proofErr w:type="spellStart"/>
-      <w:r>
+        <w:rPr>
+          <w:rFonts w:ascii="Times New Roman" w:hAnsi="Times New Roman" w:cs="Times New Roman"/>
+        </w:rPr>
+        <w:t xml:space="preserve"> </w:t>
+      </w:r>
+      <w:proofErr w:type="spellStart"/>
+      <w:r>
+        <w:rPr>
+          <w:rFonts w:ascii="Times New Roman" w:hAnsi="Times New Roman" w:cs="Times New Roman"/>
+        </w:rPr>
         <w:t>giấy</w:t>
       </w:r>
       <w:proofErr w:type="spellEnd"/>
       <w:r>
-        <w:t xml:space="preserve"> </w:t>
-      </w:r>
-      <w:proofErr w:type="spellStart"/>
-      <w:r>
+        <w:rPr>
+          <w:rFonts w:ascii="Times New Roman" w:hAnsi="Times New Roman" w:cs="Times New Roman"/>
+        </w:rPr>
+        <w:t xml:space="preserve"> </w:t>
+      </w:r>
+      <w:proofErr w:type="spellStart"/>
+      <w:r>
+        <w:rPr>
+          <w:rFonts w:ascii="Times New Roman" w:hAnsi="Times New Roman" w:cs="Times New Roman"/>
+        </w:rPr>
         <w:t>tờ</w:t>
       </w:r>
       <w:proofErr w:type="spellEnd"/>
       <w:r>
-        <w:t xml:space="preserve"> </w:t>
-      </w:r>
-      <w:proofErr w:type="spellStart"/>
-      <w:r>
+        <w:rPr>
+          <w:rFonts w:ascii="Times New Roman" w:hAnsi="Times New Roman" w:cs="Times New Roman"/>
+        </w:rPr>
+        <w:t xml:space="preserve"> </w:t>
+      </w:r>
+      <w:proofErr w:type="spellStart"/>
+      <w:r>
+        <w:rPr>
+          <w:rFonts w:ascii="Times New Roman" w:hAnsi="Times New Roman" w:cs="Times New Roman"/>
+        </w:rPr>
         <w:t>pháp</w:t>
       </w:r>
       <w:proofErr w:type="spellEnd"/>
       <w:r>
-        <w:t xml:space="preserve"> </w:t>
-      </w:r>
-      <w:proofErr w:type="spellStart"/>
-      <w:r>
+        <w:rPr>
+          <w:rFonts w:ascii="Times New Roman" w:hAnsi="Times New Roman" w:cs="Times New Roman"/>
+        </w:rPr>
+        <w:t xml:space="preserve"> </w:t>
+      </w:r>
+      <w:proofErr w:type="spellStart"/>
+      <w:r>
+        <w:rPr>
+          <w:rFonts w:ascii="Times New Roman" w:hAnsi="Times New Roman" w:cs="Times New Roman"/>
+        </w:rPr>
         <w:t>lý</w:t>
       </w:r>
       <w:proofErr w:type="spellEnd"/>
       <w:r>
-        <w:t xml:space="preserve"> </w:t>
-      </w:r>
-      <w:proofErr w:type="spellStart"/>
-      <w:r>
+        <w:rPr>
+          <w:rFonts w:ascii="Times New Roman" w:hAnsi="Times New Roman" w:cs="Times New Roman"/>
+        </w:rPr>
+        <w:t xml:space="preserve"> </w:t>
+      </w:r>
+      <w:proofErr w:type="spellStart"/>
+      <w:r>
+        <w:rPr>
+          <w:rFonts w:ascii="Times New Roman" w:hAnsi="Times New Roman" w:cs="Times New Roman"/>
+        </w:rPr>
         <w:t>của</w:t>
       </w:r>
       <w:proofErr w:type="spellEnd"/>
       <w:r>
-        <w:t xml:space="preserve"> </w:t>
-      </w:r>
-      <w:proofErr w:type="spellStart"/>
-      <w:r>
+        <w:rPr>
+          <w:rFonts w:ascii="Times New Roman" w:hAnsi="Times New Roman" w:cs="Times New Roman"/>
+        </w:rPr>
+        <w:t xml:space="preserve"> </w:t>
+      </w:r>
+      <w:proofErr w:type="spellStart"/>
+      <w:r>
+        <w:rPr>
+          <w:rFonts w:ascii="Times New Roman" w:hAnsi="Times New Roman" w:cs="Times New Roman"/>
+        </w:rPr>
         <w:t>cá</w:t>
       </w:r>
       <w:proofErr w:type="spellEnd"/>
       <w:r>
-        <w:t xml:space="preserve"> </w:t>
-      </w:r>
-      <w:proofErr w:type="spellStart"/>
-      <w:r>
+        <w:rPr>
+          <w:rFonts w:ascii="Times New Roman" w:hAnsi="Times New Roman" w:cs="Times New Roman"/>
+        </w:rPr>
+        <w:t xml:space="preserve"> </w:t>
+      </w:r>
+      <w:proofErr w:type="spellStart"/>
+      <w:r>
+        <w:rPr>
+          <w:rFonts w:ascii="Times New Roman" w:hAnsi="Times New Roman" w:cs="Times New Roman"/>
+        </w:rPr>
         <w:t>nhân</w:t>
       </w:r>
       <w:proofErr w:type="spellEnd"/>
       <w:r>
+        <w:rPr>
+          <w:rFonts w:ascii="Times New Roman" w:hAnsi="Times New Roman" w:cs="Times New Roman"/>
+        </w:rPr>
         <w:t xml:space="preserve">: </w:t>
       </w:r>
       <w:proofErr w:type="spellStart"/>
       <w:r>
+        <w:rPr>
+          <w:rFonts w:ascii="Times New Roman" w:hAnsi="Times New Roman" w:cs="Times New Roman"/>
+        </w:rPr>
         <w:t>Thẻ</w:t>
       </w:r>
       <w:proofErr w:type="spellEnd"/>
       <w:r>
-        <w:t xml:space="preserve"> </w:t>
-      </w:r>
-      <w:proofErr w:type="spellStart"/>
-      <w:r>
+        <w:rPr>
+          <w:rFonts w:ascii="Times New Roman" w:hAnsi="Times New Roman" w:cs="Times New Roman"/>
+        </w:rPr>
+        <w:t xml:space="preserve"> </w:t>
+      </w:r>
+      <w:proofErr w:type="spellStart"/>
+      <w:r>
+        <w:rPr>
+          <w:rFonts w:ascii="Times New Roman" w:hAnsi="Times New Roman" w:cs="Times New Roman"/>
+        </w:rPr>
         <w:t>căn</w:t>
       </w:r>
       <w:proofErr w:type="spellEnd"/>
       <w:r>
-        <w:t xml:space="preserve"> </w:t>
-      </w:r>
-      <w:proofErr w:type="spellStart"/>
-      <w:r>
+        <w:rPr>
+          <w:rFonts w:ascii="Times New Roman" w:hAnsi="Times New Roman" w:cs="Times New Roman"/>
+        </w:rPr>
+        <w:t xml:space="preserve"> </w:t>
+      </w:r>
+      <w:proofErr w:type="spellStart"/>
+      <w:r>
+        <w:rPr>
+          <w:rFonts w:ascii="Times New Roman" w:hAnsi="Times New Roman" w:cs="Times New Roman"/>
+        </w:rPr>
         <w:t>cước</w:t>
       </w:r>
       <w:proofErr w:type="spellEnd"/>
       <w:r>
-        <w:t xml:space="preserve"> </w:t>
-      </w:r>
-      <w:proofErr w:type="spellStart"/>
-      <w:r>
+        <w:rPr>
+          <w:rFonts w:ascii="Times New Roman" w:hAnsi="Times New Roman" w:cs="Times New Roman"/>
+        </w:rPr>
+        <w:t xml:space="preserve"> </w:t>
+      </w:r>
+      <w:proofErr w:type="spellStart"/>
+      <w:r>
+        <w:rPr>
+          <w:rFonts w:ascii="Times New Roman" w:hAnsi="Times New Roman" w:cs="Times New Roman"/>
+        </w:rPr>
         <w:t>công</w:t>
       </w:r>
       <w:proofErr w:type="spellEnd"/>
       <w:r>
-        <w:t xml:space="preserve"> </w:t>
-      </w:r>
-      <w:proofErr w:type="spellStart"/>
-      <w:r>
+        <w:rPr>
+          <w:rFonts w:ascii="Times New Roman" w:hAnsi="Times New Roman" w:cs="Times New Roman"/>
+        </w:rPr>
+        <w:t xml:space="preserve"> </w:t>
+      </w:r>
+      <w:proofErr w:type="spellStart"/>
+      <w:r>
+        <w:rPr>
+          <w:rFonts w:ascii="Times New Roman" w:hAnsi="Times New Roman" w:cs="Times New Roman"/>
+        </w:rPr>
         <w:t>dân</w:t>
       </w:r>
       <w:proofErr w:type="spellEnd"/>
       <w:r>
-        <w:t xml:space="preserve"> </w:t>
-      </w:r>
-      <w:proofErr w:type="spellStart"/>
-      <w:r>
+        <w:rPr>
+          <w:rFonts w:ascii="Times New Roman" w:hAnsi="Times New Roman" w:cs="Times New Roman"/>
+        </w:rPr>
+        <w:t xml:space="preserve"> </w:t>
+      </w:r>
+      <w:proofErr w:type="spellStart"/>
+      <w:r>
+        <w:rPr>
+          <w:rFonts w:ascii="Times New Roman" w:hAnsi="Times New Roman" w:cs="Times New Roman"/>
+        </w:rPr>
         <w:t>Số</w:t>
       </w:r>
       <w:proofErr w:type="spellEnd"/>
       <w:r>
-        <w:t xml:space="preserve"> </w:t>
-      </w:r>
-      <w:proofErr w:type="spellStart"/>
-      <w:r>
+        <w:rPr>
+          <w:rFonts w:ascii="Times New Roman" w:hAnsi="Times New Roman" w:cs="Times New Roman"/>
+        </w:rPr>
+        <w:t xml:space="preserve"> </w:t>
+      </w:r>
+      <w:proofErr w:type="spellStart"/>
+      <w:r>
+        <w:rPr>
+          <w:rFonts w:ascii="Times New Roman" w:hAnsi="Times New Roman" w:cs="Times New Roman"/>
+        </w:rPr>
         <w:t>giấy</w:t>
       </w:r>
       <w:proofErr w:type="spellEnd"/>
       <w:r>
-        <w:t xml:space="preserve"> </w:t>
-      </w:r>
-      <w:proofErr w:type="spellStart"/>
-      <w:r>
+        <w:rPr>
+          <w:rFonts w:ascii="Times New Roman" w:hAnsi="Times New Roman" w:cs="Times New Roman"/>
+        </w:rPr>
+        <w:t xml:space="preserve"> </w:t>
+      </w:r>
+      <w:proofErr w:type="spellStart"/>
+      <w:r>
+        <w:rPr>
+          <w:rFonts w:ascii="Times New Roman" w:hAnsi="Times New Roman" w:cs="Times New Roman"/>
+        </w:rPr>
         <w:t>tờ</w:t>
       </w:r>
       <w:proofErr w:type="spellEnd"/>
       <w:r>
-        <w:t xml:space="preserve"> </w:t>
-      </w:r>
-      <w:proofErr w:type="spellStart"/>
-      <w:r>
+        <w:rPr>
+          <w:rFonts w:ascii="Times New Roman" w:hAnsi="Times New Roman" w:cs="Times New Roman"/>
+        </w:rPr>
+        <w:t xml:space="preserve"> </w:t>
+      </w:r>
+      <w:proofErr w:type="spellStart"/>
+      <w:r>
+        <w:rPr>
+          <w:rFonts w:ascii="Times New Roman" w:hAnsi="Times New Roman" w:cs="Times New Roman"/>
+        </w:rPr>
         <w:t>pháp</w:t>
       </w:r>
       <w:proofErr w:type="spellEnd"/>
       <w:r>
-        <w:t xml:space="preserve"> </w:t>
-      </w:r>
-      <w:proofErr w:type="spellStart"/>
-      <w:r>
+        <w:rPr>
+          <w:rFonts w:ascii="Times New Roman" w:hAnsi="Times New Roman" w:cs="Times New Roman"/>
+        </w:rPr>
+        <w:t xml:space="preserve"> </w:t>
+      </w:r>
+      <w:proofErr w:type="spellStart"/>
+      <w:r>
+        <w:rPr>
+          <w:rFonts w:ascii="Times New Roman" w:hAnsi="Times New Roman" w:cs="Times New Roman"/>
+        </w:rPr>
         <w:t>lý</w:t>
       </w:r>
       <w:proofErr w:type="spellEnd"/>
       <w:r>
-        <w:t xml:space="preserve"> </w:t>
-      </w:r>
-      <w:proofErr w:type="spellStart"/>
-      <w:r>
+        <w:rPr>
+          <w:rFonts w:ascii="Times New Roman" w:hAnsi="Times New Roman" w:cs="Times New Roman"/>
+        </w:rPr>
+        <w:t xml:space="preserve"> </w:t>
+      </w:r>
+      <w:proofErr w:type="spellStart"/>
+      <w:r>
+        <w:rPr>
+          <w:rFonts w:ascii="Times New Roman" w:hAnsi="Times New Roman" w:cs="Times New Roman"/>
+        </w:rPr>
         <w:t>của</w:t>
       </w:r>
       <w:proofErr w:type="spellEnd"/>
       <w:r>
-        <w:t xml:space="preserve"> </w:t>
-      </w:r>
-      <w:proofErr w:type="spellStart"/>
-      <w:r>
+        <w:rPr>
+          <w:rFonts w:ascii="Times New Roman" w:hAnsi="Times New Roman" w:cs="Times New Roman"/>
+        </w:rPr>
+        <w:t xml:space="preserve"> </w:t>
+      </w:r>
+      <w:proofErr w:type="spellStart"/>
+      <w:r>
+        <w:rPr>
+          <w:rFonts w:ascii="Times New Roman" w:hAnsi="Times New Roman" w:cs="Times New Roman"/>
+        </w:rPr>
         <w:t>cá</w:t>
       </w:r>
       <w:proofErr w:type="spellEnd"/>
       <w:r>
-        <w:t xml:space="preserve"> </w:t>
-      </w:r>
-      <w:proofErr w:type="spellStart"/>
-      <w:r>
+        <w:rPr>
+          <w:rFonts w:ascii="Times New Roman" w:hAnsi="Times New Roman" w:cs="Times New Roman"/>
+        </w:rPr>
+        <w:t xml:space="preserve"> </w:t>
+      </w:r>
+      <w:proofErr w:type="spellStart"/>
+      <w:r>
+        <w:rPr>
+          <w:rFonts w:ascii="Times New Roman" w:hAnsi="Times New Roman" w:cs="Times New Roman"/>
+        </w:rPr>
         <w:t>nhân</w:t>
       </w:r>
       <w:proofErr w:type="spellEnd"/>
       <w:r>
+        <w:rPr>
+          <w:rFonts w:ascii="Times New Roman" w:hAnsi="Times New Roman" w:cs="Times New Roman"/>
+        </w:rPr>
         <w:t xml:space="preserve">: 034089016494 </w:t>
       </w:r>
       <w:proofErr w:type="spellStart"/>
       <w:r>
+        <w:rPr>
+          <w:rFonts w:ascii="Times New Roman" w:hAnsi="Times New Roman" w:cs="Times New Roman"/>
+        </w:rPr>
         <w:t>Ngày</w:t>
       </w:r>
       <w:proofErr w:type="spellEnd"/>
       <w:r>
-        <w:t xml:space="preserve"> </w:t>
-      </w:r>
-      <w:proofErr w:type="spellStart"/>
-      <w:r>
+        <w:rPr>
+          <w:rFonts w:ascii="Times New Roman" w:hAnsi="Times New Roman" w:cs="Times New Roman"/>
+        </w:rPr>
+        <w:t xml:space="preserve"> </w:t>
+      </w:r>
+      <w:proofErr w:type="spellStart"/>
+      <w:r>
+        <w:rPr>
+          <w:rFonts w:ascii="Times New Roman" w:hAnsi="Times New Roman" w:cs="Times New Roman"/>
+        </w:rPr>
         <w:t>cấp</w:t>
       </w:r>
       <w:proofErr w:type="spellEnd"/>
       <w:r>
+        <w:rPr>
+          <w:rFonts w:ascii="Times New Roman" w:hAnsi="Times New Roman" w:cs="Times New Roman"/>
+        </w:rPr>
         <w:t xml:space="preserve">: 07/11/2022 </w:t>
       </w:r>
       <w:proofErr w:type="spellStart"/>
       <w:r>
+        <w:rPr>
+          <w:rFonts w:ascii="Times New Roman" w:hAnsi="Times New Roman" w:cs="Times New Roman"/>
+        </w:rPr>
         <w:t>Nơi</w:t>
       </w:r>
       <w:proofErr w:type="spellEnd"/>
       <w:r>
-        <w:t xml:space="preserve"> </w:t>
-      </w:r>
-      <w:proofErr w:type="spellStart"/>
-      <w:r>
+        <w:rPr>
+          <w:rFonts w:ascii="Times New Roman" w:hAnsi="Times New Roman" w:cs="Times New Roman"/>
+        </w:rPr>
+        <w:t xml:space="preserve"> </w:t>
+      </w:r>
+      <w:proofErr w:type="spellStart"/>
+      <w:r>
+        <w:rPr>
+          <w:rFonts w:ascii="Times New Roman" w:hAnsi="Times New Roman" w:cs="Times New Roman"/>
+        </w:rPr>
         <w:t>cấp</w:t>
       </w:r>
       <w:proofErr w:type="spellEnd"/>
       <w:r>
+        <w:rPr>
+          <w:rFonts w:ascii="Times New Roman" w:hAnsi="Times New Roman" w:cs="Times New Roman"/>
+        </w:rPr>
         <w:t xml:space="preserve">: </w:t>
       </w:r>
       <w:proofErr w:type="spellStart"/>
       <w:r>
+        <w:rPr>
+          <w:rFonts w:ascii="Times New Roman" w:hAnsi="Times New Roman" w:cs="Times New Roman"/>
+        </w:rPr>
         <w:t>Cục</w:t>
       </w:r>
       <w:proofErr w:type="spellEnd"/>
       <w:r>
-        <w:t xml:space="preserve"> </w:t>
-      </w:r>
-      <w:proofErr w:type="spellStart"/>
-      <w:r>
+        <w:rPr>
+          <w:rFonts w:ascii="Times New Roman" w:hAnsi="Times New Roman" w:cs="Times New Roman"/>
+        </w:rPr>
+        <w:t xml:space="preserve"> </w:t>
+      </w:r>
+      <w:proofErr w:type="spellStart"/>
+      <w:r>
+        <w:rPr>
+          <w:rFonts w:ascii="Times New Roman" w:hAnsi="Times New Roman" w:cs="Times New Roman"/>
+        </w:rPr>
         <w:t>cảnh</w:t>
       </w:r>
       <w:proofErr w:type="spellEnd"/>
       <w:r>
-        <w:t xml:space="preserve"> </w:t>
-      </w:r>
-      <w:proofErr w:type="spellStart"/>
-      <w:r>
+        <w:rPr>
+          <w:rFonts w:ascii="Times New Roman" w:hAnsi="Times New Roman" w:cs="Times New Roman"/>
+        </w:rPr>
+        <w:t xml:space="preserve"> </w:t>
+      </w:r>
+      <w:proofErr w:type="spellStart"/>
+      <w:r>
+        <w:rPr>
+          <w:rFonts w:ascii="Times New Roman" w:hAnsi="Times New Roman" w:cs="Times New Roman"/>
+        </w:rPr>
         <w:t>sát</w:t>
       </w:r>
       <w:proofErr w:type="spellEnd"/>
       <w:r>
-        <w:t xml:space="preserve"> </w:t>
-      </w:r>
-      <w:proofErr w:type="spellStart"/>
-      <w:r>
+        <w:rPr>
+          <w:rFonts w:ascii="Times New Roman" w:hAnsi="Times New Roman" w:cs="Times New Roman"/>
+        </w:rPr>
+        <w:t xml:space="preserve"> </w:t>
+      </w:r>
+      <w:proofErr w:type="spellStart"/>
+      <w:r>
+        <w:rPr>
+          <w:rFonts w:ascii="Times New Roman" w:hAnsi="Times New Roman" w:cs="Times New Roman"/>
+        </w:rPr>
         <w:t>quản</w:t>
       </w:r>
       <w:proofErr w:type="spellEnd"/>
       <w:r>
-        <w:t xml:space="preserve"> </w:t>
-      </w:r>
-      <w:proofErr w:type="spellStart"/>
-      <w:r>
+        <w:rPr>
+          <w:rFonts w:ascii="Times New Roman" w:hAnsi="Times New Roman" w:cs="Times New Roman"/>
+        </w:rPr>
+        <w:t xml:space="preserve"> </w:t>
+      </w:r>
+      <w:proofErr w:type="spellStart"/>
+      <w:r>
+        <w:rPr>
+          <w:rFonts w:ascii="Times New Roman" w:hAnsi="Times New Roman" w:cs="Times New Roman"/>
+        </w:rPr>
         <w:t>lý</w:t>
       </w:r>
       <w:proofErr w:type="spellEnd"/>
       <w:r>
-        <w:t xml:space="preserve"> </w:t>
-      </w:r>
-      <w:proofErr w:type="spellStart"/>
-      <w:r>
+        <w:rPr>
+          <w:rFonts w:ascii="Times New Roman" w:hAnsi="Times New Roman" w:cs="Times New Roman"/>
+        </w:rPr>
+        <w:t xml:space="preserve"> </w:t>
+      </w:r>
+      <w:proofErr w:type="spellStart"/>
+      <w:r>
+        <w:rPr>
+          <w:rFonts w:ascii="Times New Roman" w:hAnsi="Times New Roman" w:cs="Times New Roman"/>
+        </w:rPr>
         <w:t>hành</w:t>
       </w:r>
       <w:proofErr w:type="spellEnd"/>
       <w:r>
-        <w:t xml:space="preserve"> </w:t>
-      </w:r>
-      <w:proofErr w:type="spellStart"/>
-      <w:r>
+        <w:rPr>
+          <w:rFonts w:ascii="Times New Roman" w:hAnsi="Times New Roman" w:cs="Times New Roman"/>
+        </w:rPr>
+        <w:t xml:space="preserve"> </w:t>
+      </w:r>
+      <w:proofErr w:type="spellStart"/>
+      <w:r>
+        <w:rPr>
+          <w:rFonts w:ascii="Times New Roman" w:hAnsi="Times New Roman" w:cs="Times New Roman"/>
+        </w:rPr>
         <w:t>chính</w:t>
       </w:r>
       <w:proofErr w:type="spellEnd"/>
       <w:r>
-        <w:t xml:space="preserve"> </w:t>
-      </w:r>
-      <w:proofErr w:type="spellStart"/>
-      <w:r>
+        <w:rPr>
+          <w:rFonts w:ascii="Times New Roman" w:hAnsi="Times New Roman" w:cs="Times New Roman"/>
+        </w:rPr>
+        <w:t xml:space="preserve"> </w:t>
+      </w:r>
+      <w:proofErr w:type="spellStart"/>
+      <w:r>
+        <w:rPr>
+          <w:rFonts w:ascii="Times New Roman" w:hAnsi="Times New Roman" w:cs="Times New Roman"/>
+        </w:rPr>
         <w:t>và</w:t>
       </w:r>
       <w:proofErr w:type="spellEnd"/>
       <w:r>
-        <w:t xml:space="preserve"> </w:t>
-      </w:r>
-      <w:proofErr w:type="spellStart"/>
-      <w:r>
+        <w:rPr>
+          <w:rFonts w:ascii="Times New Roman" w:hAnsi="Times New Roman" w:cs="Times New Roman"/>
+        </w:rPr>
+        <w:t xml:space="preserve"> </w:t>
+      </w:r>
+      <w:proofErr w:type="spellStart"/>
+      <w:r>
+        <w:rPr>
+          <w:rFonts w:ascii="Times New Roman" w:hAnsi="Times New Roman" w:cs="Times New Roman"/>
+        </w:rPr>
         <w:t>trật</w:t>
       </w:r>
       <w:proofErr w:type="spellEnd"/>
       <w:r>
-        <w:t xml:space="preserve"> </w:t>
-      </w:r>
-      <w:proofErr w:type="spellStart"/>
-      <w:r>
+        <w:rPr>
+          <w:rFonts w:ascii="Times New Roman" w:hAnsi="Times New Roman" w:cs="Times New Roman"/>
+        </w:rPr>
+        <w:t xml:space="preserve"> </w:t>
+      </w:r>
+      <w:proofErr w:type="spellStart"/>
+      <w:r>
+        <w:rPr>
+          <w:rFonts w:ascii="Times New Roman" w:hAnsi="Times New Roman" w:cs="Times New Roman"/>
+        </w:rPr>
         <w:t>tự</w:t>
       </w:r>
       <w:proofErr w:type="spellEnd"/>
       <w:r>
-        <w:t xml:space="preserve"> </w:t>
-      </w:r>
-      <w:proofErr w:type="spellStart"/>
-      <w:r>
+        <w:rPr>
+          <w:rFonts w:ascii="Times New Roman" w:hAnsi="Times New Roman" w:cs="Times New Roman"/>
+        </w:rPr>
+        <w:t xml:space="preserve"> </w:t>
+      </w:r>
+      <w:proofErr w:type="spellStart"/>
+      <w:r>
+        <w:rPr>
+          <w:rFonts w:ascii="Times New Roman" w:hAnsi="Times New Roman" w:cs="Times New Roman"/>
+        </w:rPr>
         <w:t>xã</w:t>
       </w:r>
       <w:proofErr w:type="spellEnd"/>
       <w:r>
-        <w:t xml:space="preserve"> </w:t>
-      </w:r>
-      <w:proofErr w:type="spellStart"/>
-      <w:r>
+        <w:rPr>
+          <w:rFonts w:ascii="Times New Roman" w:hAnsi="Times New Roman" w:cs="Times New Roman"/>
+        </w:rPr>
+        <w:t xml:space="preserve"> </w:t>
+      </w:r>
+      <w:proofErr w:type="spellStart"/>
+      <w:r>
+        <w:rPr>
+          <w:rFonts w:ascii="Times New Roman" w:hAnsi="Times New Roman" w:cs="Times New Roman"/>
+        </w:rPr>
         <w:t>hội</w:t>
       </w:r>
       <w:proofErr w:type="spellEnd"/>
     </w:p>
     <w:p>
-      <w:proofErr w:type="spellStart"/>
-      <w:r>
+      <w:pPr>
+        <w:rPr>
+          <w:rFonts w:ascii="Times New Roman" w:hAnsi="Times New Roman" w:cs="Times New Roman"/>
+        </w:rPr>
+      </w:pPr>
+      <w:proofErr w:type="spellStart"/>
+      <w:r>
+        <w:rPr>
+          <w:rFonts w:ascii="Times New Roman" w:hAnsi="Times New Roman" w:cs="Times New Roman"/>
+        </w:rPr>
         <w:t>Địa</w:t>
       </w:r>
       <w:proofErr w:type="spellEnd"/>
       <w:r>
-        <w:t xml:space="preserve"> </w:t>
-      </w:r>
-      <w:proofErr w:type="spellStart"/>
-      <w:r>
+        <w:rPr>
+          <w:rFonts w:ascii="Times New Roman" w:hAnsi="Times New Roman" w:cs="Times New Roman"/>
+        </w:rPr>
+        <w:t xml:space="preserve"> </w:t>
+      </w:r>
+      <w:proofErr w:type="spellStart"/>
+      <w:r>
+        <w:rPr>
+          <w:rFonts w:ascii="Times New Roman" w:hAnsi="Times New Roman" w:cs="Times New Roman"/>
+        </w:rPr>
         <w:t>chỉ</w:t>
       </w:r>
       <w:proofErr w:type="spellEnd"/>
       <w:r>
-        <w:t xml:space="preserve"> </w:t>
-      </w:r>
-      <w:proofErr w:type="spellStart"/>
-      <w:r>
+        <w:rPr>
+          <w:rFonts w:ascii="Times New Roman" w:hAnsi="Times New Roman" w:cs="Times New Roman"/>
+        </w:rPr>
+        <w:t xml:space="preserve"> </w:t>
+      </w:r>
+      <w:proofErr w:type="spellStart"/>
+      <w:r>
+        <w:rPr>
+          <w:rFonts w:ascii="Times New Roman" w:hAnsi="Times New Roman" w:cs="Times New Roman"/>
+        </w:rPr>
         <w:t>thường</w:t>
       </w:r>
       <w:proofErr w:type="spellEnd"/>
       <w:r>
-        <w:t xml:space="preserve"> </w:t>
-      </w:r>
-      <w:proofErr w:type="spellStart"/>
-      <w:r>
+        <w:rPr>
+          <w:rFonts w:ascii="Times New Roman" w:hAnsi="Times New Roman" w:cs="Times New Roman"/>
+        </w:rPr>
+        <w:t xml:space="preserve"> </w:t>
+      </w:r>
+      <w:proofErr w:type="spellStart"/>
+      <w:r>
+        <w:rPr>
+          <w:rFonts w:ascii="Times New Roman" w:hAnsi="Times New Roman" w:cs="Times New Roman"/>
+        </w:rPr>
         <w:t>trú</w:t>
       </w:r>
       <w:proofErr w:type="spellEnd"/>
       <w:r>
+        <w:rPr>
+          <w:rFonts w:ascii="Times New Roman" w:hAnsi="Times New Roman" w:cs="Times New Roman"/>
+        </w:rPr>
         <w:t xml:space="preserve">: </w:t>
       </w:r>
       <w:proofErr w:type="spellStart"/>
       <w:r>
+        <w:rPr>
+          <w:rFonts w:ascii="Times New Roman" w:hAnsi="Times New Roman" w:cs="Times New Roman"/>
+        </w:rPr>
         <w:t>Thôn</w:t>
       </w:r>
       <w:proofErr w:type="spellEnd"/>
       <w:r>
+        <w:rPr>
+          <w:rFonts w:ascii="Times New Roman" w:hAnsi="Times New Roman" w:cs="Times New Roman"/>
+        </w:rPr>
         <w:t xml:space="preserve"> Bình An, </w:t>
       </w:r>
       <w:proofErr w:type="spellStart"/>
       <w:r>
+        <w:rPr>
+          <w:rFonts w:ascii="Times New Roman" w:hAnsi="Times New Roman" w:cs="Times New Roman"/>
+        </w:rPr>
         <w:t>Xã</w:t>
       </w:r>
       <w:proofErr w:type="spellEnd"/>
       <w:r>
-        <w:t xml:space="preserve"> </w:t>
-      </w:r>
-      <w:proofErr w:type="spellStart"/>
-      <w:r>
+        <w:rPr>
+          <w:rFonts w:ascii="Times New Roman" w:hAnsi="Times New Roman" w:cs="Times New Roman"/>
+        </w:rPr>
+        <w:t xml:space="preserve"> </w:t>
+      </w:r>
+      <w:proofErr w:type="spellStart"/>
+      <w:r>
+        <w:rPr>
+          <w:rFonts w:ascii="Times New Roman" w:hAnsi="Times New Roman" w:cs="Times New Roman"/>
+        </w:rPr>
         <w:t>Thụy</w:t>
       </w:r>
       <w:proofErr w:type="spellEnd"/>
       <w:r>
+        <w:rPr>
+          <w:rFonts w:ascii="Times New Roman" w:hAnsi="Times New Roman" w:cs="Times New Roman"/>
+        </w:rPr>
         <w:t xml:space="preserve"> Xuân, </w:t>
       </w:r>
       <w:proofErr w:type="spellStart"/>
       <w:r>
+        <w:rPr>
+          <w:rFonts w:ascii="Times New Roman" w:hAnsi="Times New Roman" w:cs="Times New Roman"/>
+        </w:rPr>
         <w:t>Huyện</w:t>
       </w:r>
       <w:proofErr w:type="spellEnd"/>
       <w:r>
+        <w:rPr>
+          <w:rFonts w:ascii="Times New Roman" w:hAnsi="Times New Roman" w:cs="Times New Roman"/>
+        </w:rPr>
         <w:t xml:space="preserve"> Thái Thụy, </w:t>
       </w:r>
       <w:proofErr w:type="spellStart"/>
       <w:r>
+        <w:rPr>
+          <w:rFonts w:ascii="Times New Roman" w:hAnsi="Times New Roman" w:cs="Times New Roman"/>
+        </w:rPr>
         <w:t>Tỉnh</w:t>
       </w:r>
       <w:proofErr w:type="spellEnd"/>
       <w:r>
+        <w:rPr>
+          <w:rFonts w:ascii="Times New Roman" w:hAnsi="Times New Roman" w:cs="Times New Roman"/>
+        </w:rPr>
         <w:t xml:space="preserve"> Thái Bình, Việt Nam </w:t>
       </w:r>
       <w:proofErr w:type="spellStart"/>
       <w:r>
+        <w:rPr>
+          <w:rFonts w:ascii="Times New Roman" w:hAnsi="Times New Roman" w:cs="Times New Roman"/>
+        </w:rPr>
         <w:t>Địa</w:t>
       </w:r>
       <w:proofErr w:type="spellEnd"/>
       <w:r>
-        <w:t xml:space="preserve"> </w:t>
-      </w:r>
-      <w:proofErr w:type="spellStart"/>
-      <w:r>
+        <w:rPr>
+          <w:rFonts w:ascii="Times New Roman" w:hAnsi="Times New Roman" w:cs="Times New Roman"/>
+        </w:rPr>
+        <w:t xml:space="preserve"> </w:t>
+      </w:r>
+      <w:proofErr w:type="spellStart"/>
+      <w:r>
+        <w:rPr>
+          <w:rFonts w:ascii="Times New Roman" w:hAnsi="Times New Roman" w:cs="Times New Roman"/>
+        </w:rPr>
         <w:t>chỉ</w:t>
       </w:r>
       <w:proofErr w:type="spellEnd"/>
       <w:r>
-        <w:t xml:space="preserve"> </w:t>
-      </w:r>
-      <w:proofErr w:type="spellStart"/>
-      <w:r>
+        <w:rPr>
+          <w:rFonts w:ascii="Times New Roman" w:hAnsi="Times New Roman" w:cs="Times New Roman"/>
+        </w:rPr>
+        <w:t xml:space="preserve"> </w:t>
+      </w:r>
+      <w:proofErr w:type="spellStart"/>
+      <w:r>
+        <w:rPr>
+          <w:rFonts w:ascii="Times New Roman" w:hAnsi="Times New Roman" w:cs="Times New Roman"/>
+        </w:rPr>
         <w:t>liên</w:t>
       </w:r>
       <w:proofErr w:type="spellEnd"/>
       <w:r>
-        <w:t xml:space="preserve"> </w:t>
-      </w:r>
-      <w:proofErr w:type="spellStart"/>
-      <w:r>
+        <w:rPr>
+          <w:rFonts w:ascii="Times New Roman" w:hAnsi="Times New Roman" w:cs="Times New Roman"/>
+        </w:rPr>
+        <w:t xml:space="preserve"> </w:t>
+      </w:r>
+      <w:proofErr w:type="spellStart"/>
+      <w:r>
+        <w:rPr>
+          <w:rFonts w:ascii="Times New Roman" w:hAnsi="Times New Roman" w:cs="Times New Roman"/>
+        </w:rPr>
         <w:t>lạc</w:t>
       </w:r>
       <w:proofErr w:type="spellEnd"/>
       <w:r>
+        <w:rPr>
+          <w:rFonts w:ascii="Times New Roman" w:hAnsi="Times New Roman" w:cs="Times New Roman"/>
+        </w:rPr>
         <w:t xml:space="preserve">: </w:t>
       </w:r>
       <w:proofErr w:type="spellStart"/>
       <w:r>
+        <w:rPr>
+          <w:rFonts w:ascii="Times New Roman" w:hAnsi="Times New Roman" w:cs="Times New Roman"/>
+        </w:rPr>
         <w:t>Số</w:t>
       </w:r>
       <w:proofErr w:type="spellEnd"/>
       <w:r>
+        <w:rPr>
+          <w:rFonts w:ascii="Times New Roman" w:hAnsi="Times New Roman" w:cs="Times New Roman"/>
+        </w:rPr>
         <w:t xml:space="preserve"> 59, </w:t>
       </w:r>
       <w:proofErr w:type="spellStart"/>
       <w:r>
+        <w:rPr>
+          <w:rFonts w:ascii="Times New Roman" w:hAnsi="Times New Roman" w:cs="Times New Roman"/>
+        </w:rPr>
         <w:t>Đường</w:t>
       </w:r>
       <w:proofErr w:type="spellEnd"/>
       <w:r>
+        <w:rPr>
+          <w:rFonts w:ascii="Times New Roman" w:hAnsi="Times New Roman" w:cs="Times New Roman"/>
+        </w:rPr>
         <w:t xml:space="preserve"> ĐT 741, Khu </w:t>
       </w:r>
       <w:proofErr w:type="spellStart"/>
       <w:r>
+        <w:rPr>
+          <w:rFonts w:ascii="Times New Roman" w:hAnsi="Times New Roman" w:cs="Times New Roman"/>
+        </w:rPr>
         <w:t>Phố</w:t>
       </w:r>
       <w:proofErr w:type="spellEnd"/>
       <w:r>
+        <w:rPr>
+          <w:rFonts w:ascii="Times New Roman" w:hAnsi="Times New Roman" w:cs="Times New Roman"/>
+        </w:rPr>
         <w:t xml:space="preserve"> 1, </w:t>
       </w:r>
       <w:proofErr w:type="spellStart"/>
       <w:r>
+        <w:rPr>
+          <w:rFonts w:ascii="Times New Roman" w:hAnsi="Times New Roman" w:cs="Times New Roman"/>
+        </w:rPr>
         <w:t>Phường</w:t>
       </w:r>
       <w:proofErr w:type="spellEnd"/>
       <w:r>
-        <w:t xml:space="preserve"> </w:t>
-      </w:r>
-      <w:proofErr w:type="spellStart"/>
-      <w:r>
+        <w:rPr>
+          <w:rFonts w:ascii="Times New Roman" w:hAnsi="Times New Roman" w:cs="Times New Roman"/>
+        </w:rPr>
+        <w:t xml:space="preserve"> </w:t>
+      </w:r>
+      <w:proofErr w:type="spellStart"/>
+      <w:r>
+        <w:rPr>
+          <w:rFonts w:ascii="Times New Roman" w:hAnsi="Times New Roman" w:cs="Times New Roman"/>
+        </w:rPr>
         <w:t>Vĩnh</w:t>
       </w:r>
       <w:proofErr w:type="spellEnd"/>
       <w:r>
+        <w:rPr>
+          <w:rFonts w:ascii="Times New Roman" w:hAnsi="Times New Roman" w:cs="Times New Roman"/>
+        </w:rPr>
         <w:t xml:space="preserve"> Tân, Thành </w:t>
       </w:r>
       <w:proofErr w:type="spellStart"/>
       <w:r>
+        <w:rPr>
+          <w:rFonts w:ascii="Times New Roman" w:hAnsi="Times New Roman" w:cs="Times New Roman"/>
+        </w:rPr>
         <w:t>phố</w:t>
       </w:r>
       <w:proofErr w:type="spellEnd"/>
       <w:r>
-        <w:t xml:space="preserve"> </w:t>
-      </w:r>
-      <w:proofErr w:type="spellStart"/>
-      <w:r>
+        <w:rPr>
+          <w:rFonts w:ascii="Times New Roman" w:hAnsi="Times New Roman" w:cs="Times New Roman"/>
+        </w:rPr>
+        <w:t xml:space="preserve"> </w:t>
+      </w:r>
+      <w:proofErr w:type="spellStart"/>
+      <w:r>
+        <w:rPr>
+          <w:rFonts w:ascii="Times New Roman" w:hAnsi="Times New Roman" w:cs="Times New Roman"/>
+        </w:rPr>
         <w:t>Hồ</w:t>
       </w:r>
       <w:proofErr w:type="spellEnd"/>
       <w:r>
-        <w:t xml:space="preserve"> Chí Minh</w:t>
-      </w:r>
-      <w:r>
-        <w:t>, Việt Nam</w:t>
+        <w:rPr>
+          <w:rFonts w:ascii="Times New Roman" w:hAnsi="Times New Roman" w:cs="Times New Roman"/>
+        </w:rPr>
+        <w:t xml:space="preserve"> Chí Minh, Việt Nam</w:t>
       </w:r>
     </w:p>
     <w:p>
-      <w:r>
+      <w:pPr>
+        <w:rPr>
+          <w:rFonts w:ascii="Times New Roman" w:hAnsi="Times New Roman" w:cs="Times New Roman"/>
+        </w:rPr>
+      </w:pPr>
+      <w:r>
+        <w:rPr>
+          <w:rFonts w:ascii="Times New Roman" w:hAnsi="Times New Roman" w:cs="Times New Roman"/>
+        </w:rPr>
         <w:t xml:space="preserve">5. </w:t>
       </w:r>
       <w:proofErr w:type="spellStart"/>
       <w:r>
+        <w:rPr>
+          <w:rFonts w:ascii="Times New Roman" w:hAnsi="Times New Roman" w:cs="Times New Roman"/>
+        </w:rPr>
         <w:t>Đại</w:t>
       </w:r>
       <w:proofErr w:type="spellEnd"/>
       <w:r>
-        <w:t xml:space="preserve"> </w:t>
-      </w:r>
-      <w:proofErr w:type="spellStart"/>
-      <w:r>
+        <w:rPr>
+          <w:rFonts w:ascii="Times New Roman" w:hAnsi="Times New Roman" w:cs="Times New Roman"/>
+        </w:rPr>
+        <w:t xml:space="preserve"> </w:t>
+      </w:r>
+      <w:proofErr w:type="spellStart"/>
+      <w:r>
+        <w:rPr>
+          <w:rFonts w:ascii="Times New Roman" w:hAnsi="Times New Roman" w:cs="Times New Roman"/>
+        </w:rPr>
         <w:t>diện</w:t>
       </w:r>
       <w:proofErr w:type="spellEnd"/>
       <w:r>
-        <w:t xml:space="preserve"> </w:t>
-      </w:r>
-      <w:proofErr w:type="spellStart"/>
-      <w:r>
+        <w:rPr>
+          <w:rFonts w:ascii="Times New Roman" w:hAnsi="Times New Roman" w:cs="Times New Roman"/>
+        </w:rPr>
+        <w:t xml:space="preserve"> </w:t>
+      </w:r>
+      <w:proofErr w:type="spellStart"/>
+      <w:r>
+        <w:rPr>
+          <w:rFonts w:ascii="Times New Roman" w:hAnsi="Times New Roman" w:cs="Times New Roman"/>
+        </w:rPr>
         <w:t>pháp</w:t>
       </w:r>
       <w:proofErr w:type="spellEnd"/>
       <w:r>
-        <w:t xml:space="preserve"> </w:t>
-      </w:r>
-      <w:proofErr w:type="spellStart"/>
-      <w:r>
+        <w:rPr>
+          <w:rFonts w:ascii="Times New Roman" w:hAnsi="Times New Roman" w:cs="Times New Roman"/>
+        </w:rPr>
+        <w:t xml:space="preserve"> </w:t>
+      </w:r>
+      <w:proofErr w:type="spellStart"/>
+      <w:r>
+        <w:rPr>
+          <w:rFonts w:ascii="Times New Roman" w:hAnsi="Times New Roman" w:cs="Times New Roman"/>
+        </w:rPr>
         <w:t>luật</w:t>
       </w:r>
       <w:proofErr w:type="spellEnd"/>
@@ -1229,8 +1957,14 @@
         <w:tabs>
           <w:tab w:val="left" w:pos="4164"/>
         </w:tabs>
+        <w:rPr>
+          <w:rFonts w:ascii="Times New Roman" w:hAnsi="Times New Roman" w:cs="Times New Roman"/>
+        </w:rPr>
       </w:pPr>
       <w:r>
+        <w:rPr>
+          <w:rFonts w:ascii="Times New Roman" w:hAnsi="Times New Roman" w:cs="Times New Roman"/>
+        </w:rPr>
         <w:tab/>
       </w:r>
     </w:p>
@@ -1243,433 +1977,757 @@
         <w:tabs>
           <w:tab w:val="left" w:pos="4164"/>
         </w:tabs>
+        <w:rPr>
+          <w:rFonts w:ascii="Times New Roman" w:hAnsi="Times New Roman" w:cs="Times New Roman"/>
+        </w:rPr>
       </w:pPr>
       <w:proofErr w:type="spellStart"/>
       <w:r>
+        <w:rPr>
+          <w:rFonts w:ascii="Times New Roman" w:hAnsi="Times New Roman" w:cs="Times New Roman"/>
+        </w:rPr>
         <w:t>Họ</w:t>
       </w:r>
       <w:proofErr w:type="spellEnd"/>
       <w:r>
-        <w:t xml:space="preserve"> </w:t>
-      </w:r>
-      <w:proofErr w:type="spellStart"/>
-      <w:r>
+        <w:rPr>
+          <w:rFonts w:ascii="Times New Roman" w:hAnsi="Times New Roman" w:cs="Times New Roman"/>
+        </w:rPr>
+        <w:t xml:space="preserve"> </w:t>
+      </w:r>
+      <w:proofErr w:type="spellStart"/>
+      <w:r>
+        <w:rPr>
+          <w:rFonts w:ascii="Times New Roman" w:hAnsi="Times New Roman" w:cs="Times New Roman"/>
+        </w:rPr>
         <w:t>và</w:t>
       </w:r>
       <w:proofErr w:type="spellEnd"/>
       <w:r>
-        <w:t xml:space="preserve"> </w:t>
-      </w:r>
-      <w:proofErr w:type="spellStart"/>
-      <w:r>
+        <w:rPr>
+          <w:rFonts w:ascii="Times New Roman" w:hAnsi="Times New Roman" w:cs="Times New Roman"/>
+        </w:rPr>
+        <w:t xml:space="preserve"> </w:t>
+      </w:r>
+      <w:proofErr w:type="spellStart"/>
+      <w:r>
+        <w:rPr>
+          <w:rFonts w:ascii="Times New Roman" w:hAnsi="Times New Roman" w:cs="Times New Roman"/>
+        </w:rPr>
         <w:t>tên</w:t>
       </w:r>
       <w:proofErr w:type="spellEnd"/>
       <w:r>
+        <w:rPr>
+          <w:rFonts w:ascii="Times New Roman" w:hAnsi="Times New Roman" w:cs="Times New Roman"/>
+        </w:rPr>
         <w:t xml:space="preserve">: NGUYỄN TRỌNG TRUNG </w:t>
       </w:r>
       <w:proofErr w:type="spellStart"/>
       <w:r>
+        <w:rPr>
+          <w:rFonts w:ascii="Times New Roman" w:hAnsi="Times New Roman" w:cs="Times New Roman"/>
+        </w:rPr>
         <w:t>Giới</w:t>
       </w:r>
       <w:proofErr w:type="spellEnd"/>
       <w:r>
-        <w:t xml:space="preserve"> </w:t>
-      </w:r>
-      <w:proofErr w:type="spellStart"/>
-      <w:r>
+        <w:rPr>
+          <w:rFonts w:ascii="Times New Roman" w:hAnsi="Times New Roman" w:cs="Times New Roman"/>
+        </w:rPr>
+        <w:t xml:space="preserve"> </w:t>
+      </w:r>
+      <w:proofErr w:type="spellStart"/>
+      <w:r>
+        <w:rPr>
+          <w:rFonts w:ascii="Times New Roman" w:hAnsi="Times New Roman" w:cs="Times New Roman"/>
+        </w:rPr>
         <w:t>tính</w:t>
       </w:r>
       <w:proofErr w:type="spellEnd"/>
       <w:r>
+        <w:rPr>
+          <w:rFonts w:ascii="Times New Roman" w:hAnsi="Times New Roman" w:cs="Times New Roman"/>
+        </w:rPr>
         <w:t xml:space="preserve">: Nam </w:t>
       </w:r>
       <w:proofErr w:type="spellStart"/>
       <w:r>
+        <w:rPr>
+          <w:rFonts w:ascii="Times New Roman" w:hAnsi="Times New Roman" w:cs="Times New Roman"/>
+        </w:rPr>
         <w:t>Chức</w:t>
       </w:r>
       <w:proofErr w:type="spellEnd"/>
       <w:r>
-        <w:t xml:space="preserve"> </w:t>
-      </w:r>
-      <w:proofErr w:type="spellStart"/>
-      <w:r>
+        <w:rPr>
+          <w:rFonts w:ascii="Times New Roman" w:hAnsi="Times New Roman" w:cs="Times New Roman"/>
+        </w:rPr>
+        <w:t xml:space="preserve"> </w:t>
+      </w:r>
+      <w:proofErr w:type="spellStart"/>
+      <w:r>
+        <w:rPr>
+          <w:rFonts w:ascii="Times New Roman" w:hAnsi="Times New Roman" w:cs="Times New Roman"/>
+        </w:rPr>
         <w:t>danh</w:t>
       </w:r>
       <w:proofErr w:type="spellEnd"/>
       <w:r>
+        <w:rPr>
+          <w:rFonts w:ascii="Times New Roman" w:hAnsi="Times New Roman" w:cs="Times New Roman"/>
+        </w:rPr>
         <w:t xml:space="preserve">: </w:t>
       </w:r>
       <w:proofErr w:type="spellStart"/>
       <w:r>
+        <w:rPr>
+          <w:rFonts w:ascii="Times New Roman" w:hAnsi="Times New Roman" w:cs="Times New Roman"/>
+        </w:rPr>
         <w:t>Chủ</w:t>
       </w:r>
       <w:proofErr w:type="spellEnd"/>
       <w:r>
-        <w:t xml:space="preserve"> </w:t>
-      </w:r>
-      <w:proofErr w:type="spellStart"/>
-      <w:r>
+        <w:rPr>
+          <w:rFonts w:ascii="Times New Roman" w:hAnsi="Times New Roman" w:cs="Times New Roman"/>
+        </w:rPr>
+        <w:t xml:space="preserve"> </w:t>
+      </w:r>
+      <w:proofErr w:type="spellStart"/>
+      <w:r>
+        <w:rPr>
+          <w:rFonts w:ascii="Times New Roman" w:hAnsi="Times New Roman" w:cs="Times New Roman"/>
+        </w:rPr>
         <w:t>tịch</w:t>
       </w:r>
       <w:proofErr w:type="spellEnd"/>
       <w:r>
-        <w:t xml:space="preserve"> </w:t>
-      </w:r>
-      <w:proofErr w:type="spellStart"/>
-      <w:r>
+        <w:rPr>
+          <w:rFonts w:ascii="Times New Roman" w:hAnsi="Times New Roman" w:cs="Times New Roman"/>
+        </w:rPr>
+        <w:t xml:space="preserve"> </w:t>
+      </w:r>
+      <w:proofErr w:type="spellStart"/>
+      <w:r>
+        <w:rPr>
+          <w:rFonts w:ascii="Times New Roman" w:hAnsi="Times New Roman" w:cs="Times New Roman"/>
+        </w:rPr>
         <w:t>công</w:t>
       </w:r>
       <w:proofErr w:type="spellEnd"/>
       <w:r>
+        <w:rPr>
+          <w:rFonts w:ascii="Times New Roman" w:hAnsi="Times New Roman" w:cs="Times New Roman"/>
+        </w:rPr>
         <w:t xml:space="preserve"> ty </w:t>
       </w:r>
       <w:proofErr w:type="spellStart"/>
       <w:r>
+        <w:rPr>
+          <w:rFonts w:ascii="Times New Roman" w:hAnsi="Times New Roman" w:cs="Times New Roman"/>
+        </w:rPr>
         <w:t>kiêm</w:t>
       </w:r>
       <w:proofErr w:type="spellEnd"/>
       <w:r>
-        <w:t xml:space="preserve"> </w:t>
-      </w:r>
-      <w:proofErr w:type="spellStart"/>
-      <w:r>
+        <w:rPr>
+          <w:rFonts w:ascii="Times New Roman" w:hAnsi="Times New Roman" w:cs="Times New Roman"/>
+        </w:rPr>
+        <w:t xml:space="preserve"> </w:t>
+      </w:r>
+      <w:proofErr w:type="spellStart"/>
+      <w:r>
+        <w:rPr>
+          <w:rFonts w:ascii="Times New Roman" w:hAnsi="Times New Roman" w:cs="Times New Roman"/>
+        </w:rPr>
         <w:t>giám</w:t>
       </w:r>
       <w:proofErr w:type="spellEnd"/>
       <w:r>
-        <w:t xml:space="preserve"> </w:t>
-      </w:r>
-      <w:proofErr w:type="spellStart"/>
-      <w:r>
+        <w:rPr>
+          <w:rFonts w:ascii="Times New Roman" w:hAnsi="Times New Roman" w:cs="Times New Roman"/>
+        </w:rPr>
+        <w:t xml:space="preserve"> </w:t>
+      </w:r>
+      <w:proofErr w:type="spellStart"/>
+      <w:r>
+        <w:rPr>
+          <w:rFonts w:ascii="Times New Roman" w:hAnsi="Times New Roman" w:cs="Times New Roman"/>
+        </w:rPr>
         <w:t>đốc</w:t>
       </w:r>
       <w:proofErr w:type="spellEnd"/>
       <w:r>
+        <w:rPr>
+          <w:rFonts w:ascii="Times New Roman" w:hAnsi="Times New Roman" w:cs="Times New Roman"/>
+        </w:rPr>
         <w:t xml:space="preserve"> Sinh </w:t>
       </w:r>
       <w:proofErr w:type="spellStart"/>
       <w:r>
+        <w:rPr>
+          <w:rFonts w:ascii="Times New Roman" w:hAnsi="Times New Roman" w:cs="Times New Roman"/>
+        </w:rPr>
         <w:t>ngày</w:t>
       </w:r>
       <w:proofErr w:type="spellEnd"/>
       <w:r>
+        <w:rPr>
+          <w:rFonts w:ascii="Times New Roman" w:hAnsi="Times New Roman" w:cs="Times New Roman"/>
+        </w:rPr>
         <w:t xml:space="preserve">: 22/02/1989 </w:t>
       </w:r>
       <w:proofErr w:type="spellStart"/>
       <w:r>
+        <w:rPr>
+          <w:rFonts w:ascii="Times New Roman" w:hAnsi="Times New Roman" w:cs="Times New Roman"/>
+        </w:rPr>
         <w:t>Dân</w:t>
       </w:r>
       <w:proofErr w:type="spellEnd"/>
       <w:r>
-        <w:t xml:space="preserve"> </w:t>
-      </w:r>
-      <w:proofErr w:type="spellStart"/>
-      <w:r>
+        <w:rPr>
+          <w:rFonts w:ascii="Times New Roman" w:hAnsi="Times New Roman" w:cs="Times New Roman"/>
+        </w:rPr>
+        <w:t xml:space="preserve"> </w:t>
+      </w:r>
+      <w:proofErr w:type="spellStart"/>
+      <w:r>
+        <w:rPr>
+          <w:rFonts w:ascii="Times New Roman" w:hAnsi="Times New Roman" w:cs="Times New Roman"/>
+        </w:rPr>
         <w:t>tộc</w:t>
       </w:r>
       <w:proofErr w:type="spellEnd"/>
       <w:r>
+        <w:rPr>
+          <w:rFonts w:ascii="Times New Roman" w:hAnsi="Times New Roman" w:cs="Times New Roman"/>
+        </w:rPr>
         <w:t xml:space="preserve">: Kinh Quốc </w:t>
       </w:r>
       <w:proofErr w:type="spellStart"/>
       <w:r>
+        <w:rPr>
+          <w:rFonts w:ascii="Times New Roman" w:hAnsi="Times New Roman" w:cs="Times New Roman"/>
+        </w:rPr>
         <w:t>tịch</w:t>
       </w:r>
       <w:proofErr w:type="spellEnd"/>
       <w:r>
+        <w:rPr>
+          <w:rFonts w:ascii="Times New Roman" w:hAnsi="Times New Roman" w:cs="Times New Roman"/>
+        </w:rPr>
         <w:t xml:space="preserve">: Việt Nam </w:t>
       </w:r>
       <w:proofErr w:type="spellStart"/>
       <w:r>
+        <w:rPr>
+          <w:rFonts w:ascii="Times New Roman" w:hAnsi="Times New Roman" w:cs="Times New Roman"/>
+        </w:rPr>
         <w:t>Loại</w:t>
       </w:r>
       <w:proofErr w:type="spellEnd"/>
       <w:r>
-        <w:t xml:space="preserve"> </w:t>
-      </w:r>
-      <w:proofErr w:type="spellStart"/>
-      <w:r>
+        <w:rPr>
+          <w:rFonts w:ascii="Times New Roman" w:hAnsi="Times New Roman" w:cs="Times New Roman"/>
+        </w:rPr>
+        <w:t xml:space="preserve"> </w:t>
+      </w:r>
+      <w:proofErr w:type="spellStart"/>
+      <w:r>
+        <w:rPr>
+          <w:rFonts w:ascii="Times New Roman" w:hAnsi="Times New Roman" w:cs="Times New Roman"/>
+        </w:rPr>
         <w:t>giấy</w:t>
       </w:r>
       <w:proofErr w:type="spellEnd"/>
       <w:r>
-        <w:t xml:space="preserve"> </w:t>
-      </w:r>
-      <w:proofErr w:type="spellStart"/>
-      <w:r>
+        <w:rPr>
+          <w:rFonts w:ascii="Times New Roman" w:hAnsi="Times New Roman" w:cs="Times New Roman"/>
+        </w:rPr>
+        <w:t xml:space="preserve"> </w:t>
+      </w:r>
+      <w:proofErr w:type="spellStart"/>
+      <w:r>
+        <w:rPr>
+          <w:rFonts w:ascii="Times New Roman" w:hAnsi="Times New Roman" w:cs="Times New Roman"/>
+        </w:rPr>
         <w:t>tờ</w:t>
       </w:r>
       <w:proofErr w:type="spellEnd"/>
       <w:r>
-        <w:t xml:space="preserve"> </w:t>
-      </w:r>
-      <w:proofErr w:type="spellStart"/>
-      <w:r>
+        <w:rPr>
+          <w:rFonts w:ascii="Times New Roman" w:hAnsi="Times New Roman" w:cs="Times New Roman"/>
+        </w:rPr>
+        <w:t xml:space="preserve"> </w:t>
+      </w:r>
+      <w:proofErr w:type="spellStart"/>
+      <w:r>
+        <w:rPr>
+          <w:rFonts w:ascii="Times New Roman" w:hAnsi="Times New Roman" w:cs="Times New Roman"/>
+        </w:rPr>
         <w:t>pháp</w:t>
       </w:r>
       <w:proofErr w:type="spellEnd"/>
       <w:r>
-        <w:t xml:space="preserve"> </w:t>
-      </w:r>
-      <w:proofErr w:type="spellStart"/>
-      <w:r>
+        <w:rPr>
+          <w:rFonts w:ascii="Times New Roman" w:hAnsi="Times New Roman" w:cs="Times New Roman"/>
+        </w:rPr>
+        <w:t xml:space="preserve"> </w:t>
+      </w:r>
+      <w:proofErr w:type="spellStart"/>
+      <w:r>
+        <w:rPr>
+          <w:rFonts w:ascii="Times New Roman" w:hAnsi="Times New Roman" w:cs="Times New Roman"/>
+        </w:rPr>
         <w:t>lý</w:t>
       </w:r>
       <w:proofErr w:type="spellEnd"/>
       <w:r>
-        <w:t xml:space="preserve"> </w:t>
-      </w:r>
-      <w:proofErr w:type="spellStart"/>
-      <w:r>
+        <w:rPr>
+          <w:rFonts w:ascii="Times New Roman" w:hAnsi="Times New Roman" w:cs="Times New Roman"/>
+        </w:rPr>
+        <w:t xml:space="preserve"> </w:t>
+      </w:r>
+      <w:proofErr w:type="spellStart"/>
+      <w:r>
+        <w:rPr>
+          <w:rFonts w:ascii="Times New Roman" w:hAnsi="Times New Roman" w:cs="Times New Roman"/>
+        </w:rPr>
         <w:t>của</w:t>
       </w:r>
       <w:proofErr w:type="spellEnd"/>
       <w:r>
-        <w:t xml:space="preserve"> </w:t>
-      </w:r>
-      <w:proofErr w:type="spellStart"/>
-      <w:r>
+        <w:rPr>
+          <w:rFonts w:ascii="Times New Roman" w:hAnsi="Times New Roman" w:cs="Times New Roman"/>
+        </w:rPr>
+        <w:t xml:space="preserve"> </w:t>
+      </w:r>
+      <w:proofErr w:type="spellStart"/>
+      <w:r>
+        <w:rPr>
+          <w:rFonts w:ascii="Times New Roman" w:hAnsi="Times New Roman" w:cs="Times New Roman"/>
+        </w:rPr>
         <w:t>cá</w:t>
       </w:r>
       <w:proofErr w:type="spellEnd"/>
       <w:r>
-        <w:t xml:space="preserve"> </w:t>
-      </w:r>
-      <w:proofErr w:type="spellStart"/>
-      <w:r>
+        <w:rPr>
+          <w:rFonts w:ascii="Times New Roman" w:hAnsi="Times New Roman" w:cs="Times New Roman"/>
+        </w:rPr>
+        <w:t xml:space="preserve"> </w:t>
+      </w:r>
+      <w:proofErr w:type="spellStart"/>
+      <w:r>
+        <w:rPr>
+          <w:rFonts w:ascii="Times New Roman" w:hAnsi="Times New Roman" w:cs="Times New Roman"/>
+        </w:rPr>
         <w:t>nhân</w:t>
       </w:r>
       <w:proofErr w:type="spellEnd"/>
       <w:r>
+        <w:rPr>
+          <w:rFonts w:ascii="Times New Roman" w:hAnsi="Times New Roman" w:cs="Times New Roman"/>
+        </w:rPr>
         <w:t xml:space="preserve">: </w:t>
       </w:r>
       <w:proofErr w:type="spellStart"/>
       <w:r>
+        <w:rPr>
+          <w:rFonts w:ascii="Times New Roman" w:hAnsi="Times New Roman" w:cs="Times New Roman"/>
+        </w:rPr>
         <w:t>Thẻ</w:t>
       </w:r>
       <w:proofErr w:type="spellEnd"/>
       <w:r>
-        <w:t xml:space="preserve"> </w:t>
-      </w:r>
-      <w:proofErr w:type="spellStart"/>
-      <w:r>
+        <w:rPr>
+          <w:rFonts w:ascii="Times New Roman" w:hAnsi="Times New Roman" w:cs="Times New Roman"/>
+        </w:rPr>
+        <w:t xml:space="preserve"> </w:t>
+      </w:r>
+      <w:proofErr w:type="spellStart"/>
+      <w:r>
+        <w:rPr>
+          <w:rFonts w:ascii="Times New Roman" w:hAnsi="Times New Roman" w:cs="Times New Roman"/>
+        </w:rPr>
         <w:t>căn</w:t>
       </w:r>
       <w:proofErr w:type="spellEnd"/>
       <w:r>
-        <w:t xml:space="preserve"> </w:t>
-      </w:r>
-      <w:proofErr w:type="spellStart"/>
-      <w:r>
+        <w:rPr>
+          <w:rFonts w:ascii="Times New Roman" w:hAnsi="Times New Roman" w:cs="Times New Roman"/>
+        </w:rPr>
+        <w:t xml:space="preserve"> </w:t>
+      </w:r>
+      <w:proofErr w:type="spellStart"/>
+      <w:r>
+        <w:rPr>
+          <w:rFonts w:ascii="Times New Roman" w:hAnsi="Times New Roman" w:cs="Times New Roman"/>
+        </w:rPr>
         <w:t>cước</w:t>
       </w:r>
       <w:proofErr w:type="spellEnd"/>
       <w:r>
-        <w:t xml:space="preserve"> </w:t>
-      </w:r>
-      <w:proofErr w:type="spellStart"/>
-      <w:r>
+        <w:rPr>
+          <w:rFonts w:ascii="Times New Roman" w:hAnsi="Times New Roman" w:cs="Times New Roman"/>
+        </w:rPr>
+        <w:t xml:space="preserve"> </w:t>
+      </w:r>
+      <w:proofErr w:type="spellStart"/>
+      <w:r>
+        <w:rPr>
+          <w:rFonts w:ascii="Times New Roman" w:hAnsi="Times New Roman" w:cs="Times New Roman"/>
+        </w:rPr>
         <w:t>công</w:t>
       </w:r>
       <w:proofErr w:type="spellEnd"/>
       <w:r>
-        <w:t xml:space="preserve"> </w:t>
-      </w:r>
-      <w:proofErr w:type="spellStart"/>
-      <w:r>
+        <w:rPr>
+          <w:rFonts w:ascii="Times New Roman" w:hAnsi="Times New Roman" w:cs="Times New Roman"/>
+        </w:rPr>
+        <w:t xml:space="preserve"> </w:t>
+      </w:r>
+      <w:proofErr w:type="spellStart"/>
+      <w:r>
+        <w:rPr>
+          <w:rFonts w:ascii="Times New Roman" w:hAnsi="Times New Roman" w:cs="Times New Roman"/>
+        </w:rPr>
         <w:t>dân</w:t>
       </w:r>
       <w:proofErr w:type="spellEnd"/>
       <w:r>
-        <w:t xml:space="preserve"> </w:t>
-      </w:r>
-      <w:proofErr w:type="spellStart"/>
-      <w:r>
+        <w:rPr>
+          <w:rFonts w:ascii="Times New Roman" w:hAnsi="Times New Roman" w:cs="Times New Roman"/>
+        </w:rPr>
+        <w:t xml:space="preserve"> </w:t>
+      </w:r>
+      <w:proofErr w:type="spellStart"/>
+      <w:r>
+        <w:rPr>
+          <w:rFonts w:ascii="Times New Roman" w:hAnsi="Times New Roman" w:cs="Times New Roman"/>
+        </w:rPr>
         <w:t>Số</w:t>
       </w:r>
       <w:proofErr w:type="spellEnd"/>
       <w:r>
-        <w:t xml:space="preserve"> </w:t>
-      </w:r>
-      <w:proofErr w:type="spellStart"/>
-      <w:r>
+        <w:rPr>
+          <w:rFonts w:ascii="Times New Roman" w:hAnsi="Times New Roman" w:cs="Times New Roman"/>
+        </w:rPr>
+        <w:t xml:space="preserve"> </w:t>
+      </w:r>
+      <w:proofErr w:type="spellStart"/>
+      <w:r>
+        <w:rPr>
+          <w:rFonts w:ascii="Times New Roman" w:hAnsi="Times New Roman" w:cs="Times New Roman"/>
+        </w:rPr>
         <w:t>giấy</w:t>
       </w:r>
       <w:proofErr w:type="spellEnd"/>
       <w:r>
-        <w:t xml:space="preserve"> </w:t>
-      </w:r>
-      <w:proofErr w:type="spellStart"/>
-      <w:r>
+        <w:rPr>
+          <w:rFonts w:ascii="Times New Roman" w:hAnsi="Times New Roman" w:cs="Times New Roman"/>
+        </w:rPr>
+        <w:t xml:space="preserve"> </w:t>
+      </w:r>
+      <w:proofErr w:type="spellStart"/>
+      <w:r>
+        <w:rPr>
+          <w:rFonts w:ascii="Times New Roman" w:hAnsi="Times New Roman" w:cs="Times New Roman"/>
+        </w:rPr>
         <w:t>tờ</w:t>
       </w:r>
       <w:proofErr w:type="spellEnd"/>
       <w:r>
-        <w:t xml:space="preserve"> </w:t>
-      </w:r>
-      <w:proofErr w:type="spellStart"/>
-      <w:r>
+        <w:rPr>
+          <w:rFonts w:ascii="Times New Roman" w:hAnsi="Times New Roman" w:cs="Times New Roman"/>
+        </w:rPr>
+        <w:t xml:space="preserve"> </w:t>
+      </w:r>
+      <w:proofErr w:type="spellStart"/>
+      <w:r>
+        <w:rPr>
+          <w:rFonts w:ascii="Times New Roman" w:hAnsi="Times New Roman" w:cs="Times New Roman"/>
+        </w:rPr>
         <w:t>pháp</w:t>
       </w:r>
       <w:proofErr w:type="spellEnd"/>
       <w:r>
-        <w:t xml:space="preserve"> </w:t>
-      </w:r>
-      <w:proofErr w:type="spellStart"/>
-      <w:r>
+        <w:rPr>
+          <w:rFonts w:ascii="Times New Roman" w:hAnsi="Times New Roman" w:cs="Times New Roman"/>
+        </w:rPr>
+        <w:t xml:space="preserve"> </w:t>
+      </w:r>
+      <w:proofErr w:type="spellStart"/>
+      <w:r>
+        <w:rPr>
+          <w:rFonts w:ascii="Times New Roman" w:hAnsi="Times New Roman" w:cs="Times New Roman"/>
+        </w:rPr>
         <w:t>lý</w:t>
       </w:r>
       <w:proofErr w:type="spellEnd"/>
       <w:r>
-        <w:t xml:space="preserve"> </w:t>
-      </w:r>
-      <w:proofErr w:type="spellStart"/>
-      <w:r>
+        <w:rPr>
+          <w:rFonts w:ascii="Times New Roman" w:hAnsi="Times New Roman" w:cs="Times New Roman"/>
+        </w:rPr>
+        <w:t xml:space="preserve"> </w:t>
+      </w:r>
+      <w:proofErr w:type="spellStart"/>
+      <w:r>
+        <w:rPr>
+          <w:rFonts w:ascii="Times New Roman" w:hAnsi="Times New Roman" w:cs="Times New Roman"/>
+        </w:rPr>
         <w:t>của</w:t>
       </w:r>
       <w:proofErr w:type="spellEnd"/>
       <w:r>
-        <w:t xml:space="preserve"> </w:t>
-      </w:r>
-      <w:proofErr w:type="spellStart"/>
-      <w:r>
+        <w:rPr>
+          <w:rFonts w:ascii="Times New Roman" w:hAnsi="Times New Roman" w:cs="Times New Roman"/>
+        </w:rPr>
+        <w:t xml:space="preserve"> </w:t>
+      </w:r>
+      <w:proofErr w:type="spellStart"/>
+      <w:r>
+        <w:rPr>
+          <w:rFonts w:ascii="Times New Roman" w:hAnsi="Times New Roman" w:cs="Times New Roman"/>
+        </w:rPr>
         <w:t>cá</w:t>
       </w:r>
       <w:proofErr w:type="spellEnd"/>
       <w:r>
-        <w:t xml:space="preserve"> </w:t>
-      </w:r>
-      <w:proofErr w:type="spellStart"/>
-      <w:r>
+        <w:rPr>
+          <w:rFonts w:ascii="Times New Roman" w:hAnsi="Times New Roman" w:cs="Times New Roman"/>
+        </w:rPr>
+        <w:t xml:space="preserve"> </w:t>
+      </w:r>
+      <w:proofErr w:type="spellStart"/>
+      <w:r>
+        <w:rPr>
+          <w:rFonts w:ascii="Times New Roman" w:hAnsi="Times New Roman" w:cs="Times New Roman"/>
+        </w:rPr>
         <w:t>nhân</w:t>
       </w:r>
       <w:proofErr w:type="spellEnd"/>
       <w:r>
+        <w:rPr>
+          <w:rFonts w:ascii="Times New Roman" w:hAnsi="Times New Roman" w:cs="Times New Roman"/>
+        </w:rPr>
         <w:t xml:space="preserve">: 034089016494 </w:t>
       </w:r>
       <w:proofErr w:type="spellStart"/>
       <w:r>
+        <w:rPr>
+          <w:rFonts w:ascii="Times New Roman" w:hAnsi="Times New Roman" w:cs="Times New Roman"/>
+        </w:rPr>
         <w:t>Ngày</w:t>
       </w:r>
       <w:proofErr w:type="spellEnd"/>
       <w:r>
-        <w:t xml:space="preserve"> </w:t>
-      </w:r>
-      <w:proofErr w:type="spellStart"/>
-      <w:r>
+        <w:rPr>
+          <w:rFonts w:ascii="Times New Roman" w:hAnsi="Times New Roman" w:cs="Times New Roman"/>
+        </w:rPr>
+        <w:t xml:space="preserve"> </w:t>
+      </w:r>
+      <w:proofErr w:type="spellStart"/>
+      <w:r>
+        <w:rPr>
+          <w:rFonts w:ascii="Times New Roman" w:hAnsi="Times New Roman" w:cs="Times New Roman"/>
+        </w:rPr>
         <w:t>cấp</w:t>
       </w:r>
       <w:proofErr w:type="spellEnd"/>
       <w:r>
+        <w:rPr>
+          <w:rFonts w:ascii="Times New Roman" w:hAnsi="Times New Roman" w:cs="Times New Roman"/>
+        </w:rPr>
         <w:t xml:space="preserve">: 07/11/2022 </w:t>
       </w:r>
       <w:proofErr w:type="spellStart"/>
       <w:r>
+        <w:rPr>
+          <w:rFonts w:ascii="Times New Roman" w:hAnsi="Times New Roman" w:cs="Times New Roman"/>
+        </w:rPr>
         <w:t>Nơi</w:t>
       </w:r>
       <w:proofErr w:type="spellEnd"/>
       <w:r>
-        <w:t xml:space="preserve"> </w:t>
-      </w:r>
-      <w:proofErr w:type="spellStart"/>
-      <w:r>
+        <w:rPr>
+          <w:rFonts w:ascii="Times New Roman" w:hAnsi="Times New Roman" w:cs="Times New Roman"/>
+        </w:rPr>
+        <w:t xml:space="preserve"> </w:t>
+      </w:r>
+      <w:proofErr w:type="spellStart"/>
+      <w:r>
+        <w:rPr>
+          <w:rFonts w:ascii="Times New Roman" w:hAnsi="Times New Roman" w:cs="Times New Roman"/>
+        </w:rPr>
         <w:t>cấp</w:t>
       </w:r>
       <w:proofErr w:type="spellEnd"/>
       <w:r>
+        <w:rPr>
+          <w:rFonts w:ascii="Times New Roman" w:hAnsi="Times New Roman" w:cs="Times New Roman"/>
+        </w:rPr>
         <w:t xml:space="preserve">: </w:t>
       </w:r>
       <w:proofErr w:type="spellStart"/>
       <w:r>
+        <w:rPr>
+          <w:rFonts w:ascii="Times New Roman" w:hAnsi="Times New Roman" w:cs="Times New Roman"/>
+        </w:rPr>
         <w:t>Cục</w:t>
       </w:r>
       <w:proofErr w:type="spellEnd"/>
       <w:r>
-        <w:t xml:space="preserve"> </w:t>
-      </w:r>
-      <w:proofErr w:type="spellStart"/>
-      <w:r>
+        <w:rPr>
+          <w:rFonts w:ascii="Times New Roman" w:hAnsi="Times New Roman" w:cs="Times New Roman"/>
+        </w:rPr>
+        <w:t xml:space="preserve"> </w:t>
+      </w:r>
+      <w:proofErr w:type="spellStart"/>
+      <w:r>
+        <w:rPr>
+          <w:rFonts w:ascii="Times New Roman" w:hAnsi="Times New Roman" w:cs="Times New Roman"/>
+        </w:rPr>
         <w:t>cảnh</w:t>
       </w:r>
       <w:proofErr w:type="spellEnd"/>
       <w:r>
-        <w:t xml:space="preserve"> </w:t>
-      </w:r>
-      <w:proofErr w:type="spellStart"/>
-      <w:r>
+        <w:rPr>
+          <w:rFonts w:ascii="Times New Roman" w:hAnsi="Times New Roman" w:cs="Times New Roman"/>
+        </w:rPr>
+        <w:t xml:space="preserve"> </w:t>
+      </w:r>
+      <w:proofErr w:type="spellStart"/>
+      <w:r>
+        <w:rPr>
+          <w:rFonts w:ascii="Times New Roman" w:hAnsi="Times New Roman" w:cs="Times New Roman"/>
+        </w:rPr>
         <w:t>sát</w:t>
       </w:r>
       <w:proofErr w:type="spellEnd"/>
       <w:r>
-        <w:t xml:space="preserve"> </w:t>
-      </w:r>
-      <w:proofErr w:type="spellStart"/>
-      <w:r>
+        <w:rPr>
+          <w:rFonts w:ascii="Times New Roman" w:hAnsi="Times New Roman" w:cs="Times New Roman"/>
+        </w:rPr>
+        <w:t xml:space="preserve"> </w:t>
+      </w:r>
+      <w:proofErr w:type="spellStart"/>
+      <w:r>
+        <w:rPr>
+          <w:rFonts w:ascii="Times New Roman" w:hAnsi="Times New Roman" w:cs="Times New Roman"/>
+        </w:rPr>
         <w:t>quản</w:t>
       </w:r>
       <w:proofErr w:type="spellEnd"/>
       <w:r>
-        <w:t xml:space="preserve"> </w:t>
-      </w:r>
-      <w:proofErr w:type="spellStart"/>
-      <w:r>
+        <w:rPr>
+          <w:rFonts w:ascii="Times New Roman" w:hAnsi="Times New Roman" w:cs="Times New Roman"/>
+        </w:rPr>
+        <w:t xml:space="preserve"> </w:t>
+      </w:r>
+      <w:proofErr w:type="spellStart"/>
+      <w:r>
+        <w:rPr>
+          <w:rFonts w:ascii="Times New Roman" w:hAnsi="Times New Roman" w:cs="Times New Roman"/>
+        </w:rPr>
         <w:t>lý</w:t>
       </w:r>
       <w:proofErr w:type="spellEnd"/>
       <w:r>
-        <w:t xml:space="preserve"> </w:t>
-      </w:r>
-      <w:proofErr w:type="spellStart"/>
-      <w:r>
+        <w:rPr>
+          <w:rFonts w:ascii="Times New Roman" w:hAnsi="Times New Roman" w:cs="Times New Roman"/>
+        </w:rPr>
+        <w:t xml:space="preserve"> </w:t>
+      </w:r>
+      <w:proofErr w:type="spellStart"/>
+      <w:r>
+        <w:rPr>
+          <w:rFonts w:ascii="Times New Roman" w:hAnsi="Times New Roman" w:cs="Times New Roman"/>
+        </w:rPr>
         <w:t>hành</w:t>
       </w:r>
       <w:proofErr w:type="spellEnd"/>
       <w:r>
-        <w:t xml:space="preserve"> </w:t>
-      </w:r>
-      <w:proofErr w:type="spellStart"/>
-      <w:r>
+        <w:rPr>
+          <w:rFonts w:ascii="Times New Roman" w:hAnsi="Times New Roman" w:cs="Times New Roman"/>
+        </w:rPr>
+        <w:t xml:space="preserve"> </w:t>
+      </w:r>
+      <w:proofErr w:type="spellStart"/>
+      <w:r>
+        <w:rPr>
+          <w:rFonts w:ascii="Times New Roman" w:hAnsi="Times New Roman" w:cs="Times New Roman"/>
+        </w:rPr>
         <w:t>chính</w:t>
       </w:r>
       <w:proofErr w:type="spellEnd"/>
       <w:r>
-        <w:t xml:space="preserve"> </w:t>
-      </w:r>
-      <w:proofErr w:type="spellStart"/>
-      <w:r>
+        <w:rPr>
+          <w:rFonts w:ascii="Times New Roman" w:hAnsi="Times New Roman" w:cs="Times New Roman"/>
+        </w:rPr>
+        <w:t xml:space="preserve"> </w:t>
+      </w:r>
+      <w:proofErr w:type="spellStart"/>
+      <w:r>
+        <w:rPr>
+          <w:rFonts w:ascii="Times New Roman" w:hAnsi="Times New Roman" w:cs="Times New Roman"/>
+        </w:rPr>
         <w:t>và</w:t>
       </w:r>
       <w:proofErr w:type="spellEnd"/>
       <w:r>
-        <w:t xml:space="preserve"> </w:t>
-      </w:r>
-      <w:proofErr w:type="spellStart"/>
-      <w:r>
+        <w:rPr>
+          <w:rFonts w:ascii="Times New Roman" w:hAnsi="Times New Roman" w:cs="Times New Roman"/>
+        </w:rPr>
+        <w:t xml:space="preserve"> </w:t>
+      </w:r>
+      <w:proofErr w:type="spellStart"/>
+      <w:r>
+        <w:rPr>
+          <w:rFonts w:ascii="Times New Roman" w:hAnsi="Times New Roman" w:cs="Times New Roman"/>
+        </w:rPr>
         <w:t>trật</w:t>
       </w:r>
       <w:proofErr w:type="spellEnd"/>
       <w:r>
-        <w:t xml:space="preserve"> </w:t>
-      </w:r>
-      <w:proofErr w:type="spellStart"/>
-      <w:r>
+        <w:rPr>
+          <w:rFonts w:ascii="Times New Roman" w:hAnsi="Times New Roman" w:cs="Times New Roman"/>
+        </w:rPr>
+        <w:t xml:space="preserve"> </w:t>
+      </w:r>
+      <w:proofErr w:type="spellStart"/>
+      <w:r>
+        <w:rPr>
+          <w:rFonts w:ascii="Times New Roman" w:hAnsi="Times New Roman" w:cs="Times New Roman"/>
+        </w:rPr>
         <w:t>tự</w:t>
       </w:r>
       <w:proofErr w:type="spellEnd"/>
       <w:r>
-        <w:t xml:space="preserve"> </w:t>
-      </w:r>
-      <w:proofErr w:type="spellStart"/>
-      <w:r>
+        <w:rPr>
+          <w:rFonts w:ascii="Times New Roman" w:hAnsi="Times New Roman" w:cs="Times New Roman"/>
+        </w:rPr>
+        <w:t xml:space="preserve"> </w:t>
+      </w:r>
+      <w:proofErr w:type="spellStart"/>
+      <w:r>
+        <w:rPr>
+          <w:rFonts w:ascii="Times New Roman" w:hAnsi="Times New Roman" w:cs="Times New Roman"/>
+        </w:rPr>
         <w:t>xã</w:t>
       </w:r>
       <w:proofErr w:type="spellEnd"/>
       <w:r>
-        <w:t xml:space="preserve"> </w:t>
-      </w:r>
-      <w:proofErr w:type="spellStart"/>
-      <w:r>
+        <w:rPr>
+          <w:rFonts w:ascii="Times New Roman" w:hAnsi="Times New Roman" w:cs="Times New Roman"/>
+        </w:rPr>
+        <w:t xml:space="preserve"> </w:t>
+      </w:r>
+      <w:proofErr w:type="spellStart"/>
+      <w:r>
+        <w:rPr>
+          <w:rFonts w:ascii="Times New Roman" w:hAnsi="Times New Roman" w:cs="Times New Roman"/>
+        </w:rPr>
         <w:t>hội</w:t>
       </w:r>
       <w:proofErr w:type="spellEnd"/>
@@ -1679,169 +2737,289 @@
         <w:tabs>
           <w:tab w:val="left" w:pos="4164"/>
         </w:tabs>
+        <w:rPr>
+          <w:rFonts w:ascii="Times New Roman" w:hAnsi="Times New Roman" w:cs="Times New Roman"/>
+        </w:rPr>
       </w:pPr>
       <w:proofErr w:type="spellStart"/>
       <w:r>
+        <w:rPr>
+          <w:rFonts w:ascii="Times New Roman" w:hAnsi="Times New Roman" w:cs="Times New Roman"/>
+        </w:rPr>
         <w:t>Địa</w:t>
       </w:r>
       <w:proofErr w:type="spellEnd"/>
       <w:r>
-        <w:t xml:space="preserve"> </w:t>
-      </w:r>
-      <w:proofErr w:type="spellStart"/>
-      <w:r>
+        <w:rPr>
+          <w:rFonts w:ascii="Times New Roman" w:hAnsi="Times New Roman" w:cs="Times New Roman"/>
+        </w:rPr>
+        <w:t xml:space="preserve"> </w:t>
+      </w:r>
+      <w:proofErr w:type="spellStart"/>
+      <w:r>
+        <w:rPr>
+          <w:rFonts w:ascii="Times New Roman" w:hAnsi="Times New Roman" w:cs="Times New Roman"/>
+        </w:rPr>
         <w:t>chỉ</w:t>
       </w:r>
       <w:proofErr w:type="spellEnd"/>
       <w:r>
-        <w:t xml:space="preserve"> </w:t>
-      </w:r>
-      <w:proofErr w:type="spellStart"/>
-      <w:r>
+        <w:rPr>
+          <w:rFonts w:ascii="Times New Roman" w:hAnsi="Times New Roman" w:cs="Times New Roman"/>
+        </w:rPr>
+        <w:t xml:space="preserve"> </w:t>
+      </w:r>
+      <w:proofErr w:type="spellStart"/>
+      <w:r>
+        <w:rPr>
+          <w:rFonts w:ascii="Times New Roman" w:hAnsi="Times New Roman" w:cs="Times New Roman"/>
+        </w:rPr>
         <w:t>thường</w:t>
       </w:r>
       <w:proofErr w:type="spellEnd"/>
       <w:r>
-        <w:t xml:space="preserve"> </w:t>
-      </w:r>
-      <w:proofErr w:type="spellStart"/>
-      <w:r>
+        <w:rPr>
+          <w:rFonts w:ascii="Times New Roman" w:hAnsi="Times New Roman" w:cs="Times New Roman"/>
+        </w:rPr>
+        <w:t xml:space="preserve"> </w:t>
+      </w:r>
+      <w:proofErr w:type="spellStart"/>
+      <w:r>
+        <w:rPr>
+          <w:rFonts w:ascii="Times New Roman" w:hAnsi="Times New Roman" w:cs="Times New Roman"/>
+        </w:rPr>
         <w:t>trú</w:t>
       </w:r>
       <w:proofErr w:type="spellEnd"/>
       <w:r>
+        <w:rPr>
+          <w:rFonts w:ascii="Times New Roman" w:hAnsi="Times New Roman" w:cs="Times New Roman"/>
+        </w:rPr>
         <w:t xml:space="preserve">: </w:t>
       </w:r>
       <w:proofErr w:type="spellStart"/>
       <w:r>
+        <w:rPr>
+          <w:rFonts w:ascii="Times New Roman" w:hAnsi="Times New Roman" w:cs="Times New Roman"/>
+        </w:rPr>
         <w:t>Thôn</w:t>
       </w:r>
       <w:proofErr w:type="spellEnd"/>
       <w:r>
+        <w:rPr>
+          <w:rFonts w:ascii="Times New Roman" w:hAnsi="Times New Roman" w:cs="Times New Roman"/>
+        </w:rPr>
         <w:t xml:space="preserve"> Bình An, </w:t>
       </w:r>
       <w:proofErr w:type="spellStart"/>
       <w:r>
+        <w:rPr>
+          <w:rFonts w:ascii="Times New Roman" w:hAnsi="Times New Roman" w:cs="Times New Roman"/>
+        </w:rPr>
         <w:t>Xã</w:t>
       </w:r>
       <w:proofErr w:type="spellEnd"/>
       <w:r>
-        <w:t xml:space="preserve"> </w:t>
-      </w:r>
-      <w:proofErr w:type="spellStart"/>
-      <w:r>
+        <w:rPr>
+          <w:rFonts w:ascii="Times New Roman" w:hAnsi="Times New Roman" w:cs="Times New Roman"/>
+        </w:rPr>
+        <w:t xml:space="preserve"> </w:t>
+      </w:r>
+      <w:proofErr w:type="spellStart"/>
+      <w:r>
+        <w:rPr>
+          <w:rFonts w:ascii="Times New Roman" w:hAnsi="Times New Roman" w:cs="Times New Roman"/>
+        </w:rPr>
         <w:t>Thụy</w:t>
       </w:r>
       <w:proofErr w:type="spellEnd"/>
       <w:r>
+        <w:rPr>
+          <w:rFonts w:ascii="Times New Roman" w:hAnsi="Times New Roman" w:cs="Times New Roman"/>
+        </w:rPr>
         <w:t xml:space="preserve"> Xuân, </w:t>
       </w:r>
       <w:proofErr w:type="spellStart"/>
       <w:r>
+        <w:rPr>
+          <w:rFonts w:ascii="Times New Roman" w:hAnsi="Times New Roman" w:cs="Times New Roman"/>
+        </w:rPr>
         <w:t>Huyện</w:t>
       </w:r>
       <w:proofErr w:type="spellEnd"/>
       <w:r>
+        <w:rPr>
+          <w:rFonts w:ascii="Times New Roman" w:hAnsi="Times New Roman" w:cs="Times New Roman"/>
+        </w:rPr>
         <w:t xml:space="preserve"> Thái Thụy, </w:t>
       </w:r>
       <w:proofErr w:type="spellStart"/>
       <w:r>
+        <w:rPr>
+          <w:rFonts w:ascii="Times New Roman" w:hAnsi="Times New Roman" w:cs="Times New Roman"/>
+        </w:rPr>
         <w:t>Tỉnh</w:t>
       </w:r>
       <w:proofErr w:type="spellEnd"/>
       <w:r>
+        <w:rPr>
+          <w:rFonts w:ascii="Times New Roman" w:hAnsi="Times New Roman" w:cs="Times New Roman"/>
+        </w:rPr>
         <w:t xml:space="preserve"> Thái Bình, Việt Nam </w:t>
       </w:r>
       <w:proofErr w:type="spellStart"/>
       <w:r>
+        <w:rPr>
+          <w:rFonts w:ascii="Times New Roman" w:hAnsi="Times New Roman" w:cs="Times New Roman"/>
+        </w:rPr>
         <w:t>Địa</w:t>
       </w:r>
       <w:proofErr w:type="spellEnd"/>
       <w:r>
-        <w:t xml:space="preserve"> </w:t>
-      </w:r>
-      <w:proofErr w:type="spellStart"/>
-      <w:r>
+        <w:rPr>
+          <w:rFonts w:ascii="Times New Roman" w:hAnsi="Times New Roman" w:cs="Times New Roman"/>
+        </w:rPr>
+        <w:t xml:space="preserve"> </w:t>
+      </w:r>
+      <w:proofErr w:type="spellStart"/>
+      <w:r>
+        <w:rPr>
+          <w:rFonts w:ascii="Times New Roman" w:hAnsi="Times New Roman" w:cs="Times New Roman"/>
+        </w:rPr>
         <w:t>chỉ</w:t>
       </w:r>
       <w:proofErr w:type="spellEnd"/>
       <w:r>
-        <w:t xml:space="preserve"> </w:t>
-      </w:r>
-      <w:proofErr w:type="spellStart"/>
-      <w:r>
+        <w:rPr>
+          <w:rFonts w:ascii="Times New Roman" w:hAnsi="Times New Roman" w:cs="Times New Roman"/>
+        </w:rPr>
+        <w:t xml:space="preserve"> </w:t>
+      </w:r>
+      <w:proofErr w:type="spellStart"/>
+      <w:r>
+        <w:rPr>
+          <w:rFonts w:ascii="Times New Roman" w:hAnsi="Times New Roman" w:cs="Times New Roman"/>
+        </w:rPr>
         <w:t>liên</w:t>
       </w:r>
       <w:proofErr w:type="spellEnd"/>
       <w:r>
-        <w:t xml:space="preserve"> </w:t>
-      </w:r>
-      <w:proofErr w:type="spellStart"/>
-      <w:r>
+        <w:rPr>
+          <w:rFonts w:ascii="Times New Roman" w:hAnsi="Times New Roman" w:cs="Times New Roman"/>
+        </w:rPr>
+        <w:t xml:space="preserve"> </w:t>
+      </w:r>
+      <w:proofErr w:type="spellStart"/>
+      <w:r>
+        <w:rPr>
+          <w:rFonts w:ascii="Times New Roman" w:hAnsi="Times New Roman" w:cs="Times New Roman"/>
+        </w:rPr>
         <w:t>lạc</w:t>
       </w:r>
       <w:proofErr w:type="spellEnd"/>
       <w:r>
+        <w:rPr>
+          <w:rFonts w:ascii="Times New Roman" w:hAnsi="Times New Roman" w:cs="Times New Roman"/>
+        </w:rPr>
         <w:t xml:space="preserve">: </w:t>
       </w:r>
       <w:proofErr w:type="spellStart"/>
       <w:r>
+        <w:rPr>
+          <w:rFonts w:ascii="Times New Roman" w:hAnsi="Times New Roman" w:cs="Times New Roman"/>
+        </w:rPr>
         <w:t>Số</w:t>
       </w:r>
       <w:proofErr w:type="spellEnd"/>
       <w:r>
+        <w:rPr>
+          <w:rFonts w:ascii="Times New Roman" w:hAnsi="Times New Roman" w:cs="Times New Roman"/>
+        </w:rPr>
         <w:t xml:space="preserve"> 59, </w:t>
       </w:r>
       <w:proofErr w:type="spellStart"/>
       <w:r>
+        <w:rPr>
+          <w:rFonts w:ascii="Times New Roman" w:hAnsi="Times New Roman" w:cs="Times New Roman"/>
+        </w:rPr>
         <w:t>Đường</w:t>
       </w:r>
       <w:proofErr w:type="spellEnd"/>
       <w:r>
+        <w:rPr>
+          <w:rFonts w:ascii="Times New Roman" w:hAnsi="Times New Roman" w:cs="Times New Roman"/>
+        </w:rPr>
         <w:t xml:space="preserve"> ĐT 741, Khu </w:t>
       </w:r>
       <w:proofErr w:type="spellStart"/>
       <w:r>
+        <w:rPr>
+          <w:rFonts w:ascii="Times New Roman" w:hAnsi="Times New Roman" w:cs="Times New Roman"/>
+        </w:rPr>
         <w:t>Phố</w:t>
       </w:r>
       <w:proofErr w:type="spellEnd"/>
       <w:r>
+        <w:rPr>
+          <w:rFonts w:ascii="Times New Roman" w:hAnsi="Times New Roman" w:cs="Times New Roman"/>
+        </w:rPr>
         <w:t xml:space="preserve"> 1, </w:t>
       </w:r>
       <w:proofErr w:type="spellStart"/>
       <w:r>
+        <w:rPr>
+          <w:rFonts w:ascii="Times New Roman" w:hAnsi="Times New Roman" w:cs="Times New Roman"/>
+        </w:rPr>
         <w:t>Phường</w:t>
       </w:r>
       <w:proofErr w:type="spellEnd"/>
       <w:r>
-        <w:t xml:space="preserve"> </w:t>
-      </w:r>
-      <w:proofErr w:type="spellStart"/>
-      <w:r>
+        <w:rPr>
+          <w:rFonts w:ascii="Times New Roman" w:hAnsi="Times New Roman" w:cs="Times New Roman"/>
+        </w:rPr>
+        <w:t xml:space="preserve"> </w:t>
+      </w:r>
+      <w:proofErr w:type="spellStart"/>
+      <w:r>
+        <w:rPr>
+          <w:rFonts w:ascii="Times New Roman" w:hAnsi="Times New Roman" w:cs="Times New Roman"/>
+        </w:rPr>
         <w:t>Vĩnh</w:t>
       </w:r>
       <w:proofErr w:type="spellEnd"/>
       <w:r>
+        <w:rPr>
+          <w:rFonts w:ascii="Times New Roman" w:hAnsi="Times New Roman" w:cs="Times New Roman"/>
+        </w:rPr>
         <w:t xml:space="preserve"> Tân, Thành </w:t>
       </w:r>
       <w:proofErr w:type="spellStart"/>
       <w:r>
+        <w:rPr>
+          <w:rFonts w:ascii="Times New Roman" w:hAnsi="Times New Roman" w:cs="Times New Roman"/>
+        </w:rPr>
         <w:t>phố</w:t>
       </w:r>
       <w:proofErr w:type="spellEnd"/>
       <w:r>
-        <w:t xml:space="preserve"> </w:t>
-      </w:r>
-      <w:proofErr w:type="spellStart"/>
-      <w:r>
+        <w:rPr>
+          <w:rFonts w:ascii="Times New Roman" w:hAnsi="Times New Roman" w:cs="Times New Roman"/>
+        </w:rPr>
+        <w:t xml:space="preserve"> </w:t>
+      </w:r>
+      <w:proofErr w:type="spellStart"/>
+      <w:r>
+        <w:rPr>
+          <w:rFonts w:ascii="Times New Roman" w:hAnsi="Times New Roman" w:cs="Times New Roman"/>
+        </w:rPr>
         <w:t>Hồ</w:t>
       </w:r>
       <w:proofErr w:type="spellEnd"/>
       <w:r>
-        <w:t xml:space="preserve"> Chí Minh</w:t>
-      </w:r>
-      <w:r>
-        <w:t>, Việt Nam</w:t>
+        <w:rPr>
+          <w:rFonts w:ascii="Times New Roman" w:hAnsi="Times New Roman" w:cs="Times New Roman"/>
+        </w:rPr>
+        <w:t xml:space="preserve"> Chí Minh, Việt Nam</w:t>
       </w:r>
     </w:p>
     <w:p>
@@ -1849,61 +3027,106 @@
         <w:tabs>
           <w:tab w:val="left" w:pos="4164"/>
         </w:tabs>
+        <w:rPr>
+          <w:rFonts w:ascii="Times New Roman" w:hAnsi="Times New Roman" w:cs="Times New Roman"/>
+        </w:rPr>
       </w:pPr>
       <w:proofErr w:type="spellStart"/>
       <w:r>
+        <w:rPr>
+          <w:rFonts w:ascii="Times New Roman" w:hAnsi="Times New Roman" w:cs="Times New Roman"/>
+        </w:rPr>
         <w:t>Đại</w:t>
       </w:r>
       <w:proofErr w:type="spellEnd"/>
       <w:r>
-        <w:t xml:space="preserve"> </w:t>
-      </w:r>
-      <w:proofErr w:type="spellStart"/>
-      <w:r>
+        <w:rPr>
+          <w:rFonts w:ascii="Times New Roman" w:hAnsi="Times New Roman" w:cs="Times New Roman"/>
+        </w:rPr>
+        <w:t xml:space="preserve"> </w:t>
+      </w:r>
+      <w:proofErr w:type="spellStart"/>
+      <w:r>
+        <w:rPr>
+          <w:rFonts w:ascii="Times New Roman" w:hAnsi="Times New Roman" w:cs="Times New Roman"/>
+        </w:rPr>
         <w:t>diện</w:t>
       </w:r>
       <w:proofErr w:type="spellEnd"/>
       <w:r>
-        <w:t xml:space="preserve"> </w:t>
-      </w:r>
-      <w:proofErr w:type="spellStart"/>
-      <w:r>
+        <w:rPr>
+          <w:rFonts w:ascii="Times New Roman" w:hAnsi="Times New Roman" w:cs="Times New Roman"/>
+        </w:rPr>
+        <w:t xml:space="preserve"> </w:t>
+      </w:r>
+      <w:proofErr w:type="spellStart"/>
+      <w:r>
+        <w:rPr>
+          <w:rFonts w:ascii="Times New Roman" w:hAnsi="Times New Roman" w:cs="Times New Roman"/>
+        </w:rPr>
         <w:t>pháp</w:t>
       </w:r>
       <w:proofErr w:type="spellEnd"/>
       <w:r>
-        <w:t xml:space="preserve"> </w:t>
-      </w:r>
-      <w:proofErr w:type="spellStart"/>
-      <w:r>
+        <w:rPr>
+          <w:rFonts w:ascii="Times New Roman" w:hAnsi="Times New Roman" w:cs="Times New Roman"/>
+        </w:rPr>
+        <w:t xml:space="preserve"> </w:t>
+      </w:r>
+      <w:proofErr w:type="spellStart"/>
+      <w:r>
+        <w:rPr>
+          <w:rFonts w:ascii="Times New Roman" w:hAnsi="Times New Roman" w:cs="Times New Roman"/>
+        </w:rPr>
         <w:t>luật</w:t>
       </w:r>
       <w:proofErr w:type="spellEnd"/>
       <w:r>
-        <w:t xml:space="preserve"> </w:t>
-      </w:r>
-      <w:proofErr w:type="spellStart"/>
-      <w:r>
+        <w:rPr>
+          <w:rFonts w:ascii="Times New Roman" w:hAnsi="Times New Roman" w:cs="Times New Roman"/>
+        </w:rPr>
+        <w:t xml:space="preserve"> </w:t>
+      </w:r>
+      <w:proofErr w:type="spellStart"/>
+      <w:r>
+        <w:rPr>
+          <w:rFonts w:ascii="Times New Roman" w:hAnsi="Times New Roman" w:cs="Times New Roman"/>
+        </w:rPr>
         <w:t>sau</w:t>
       </w:r>
       <w:proofErr w:type="spellEnd"/>
       <w:r>
-        <w:t xml:space="preserve"> </w:t>
-      </w:r>
-      <w:proofErr w:type="spellStart"/>
-      <w:r>
+        <w:rPr>
+          <w:rFonts w:ascii="Times New Roman" w:hAnsi="Times New Roman" w:cs="Times New Roman"/>
+        </w:rPr>
+        <w:t xml:space="preserve"> </w:t>
+      </w:r>
+      <w:proofErr w:type="spellStart"/>
+      <w:r>
+        <w:rPr>
+          <w:rFonts w:ascii="Times New Roman" w:hAnsi="Times New Roman" w:cs="Times New Roman"/>
+        </w:rPr>
         <w:t>thay</w:t>
       </w:r>
       <w:proofErr w:type="spellEnd"/>
       <w:r>
-        <w:t xml:space="preserve"> </w:t>
-      </w:r>
-      <w:proofErr w:type="spellStart"/>
-      <w:r>
+        <w:rPr>
+          <w:rFonts w:ascii="Times New Roman" w:hAnsi="Times New Roman" w:cs="Times New Roman"/>
+        </w:rPr>
+        <w:t xml:space="preserve"> </w:t>
+      </w:r>
+      <w:proofErr w:type="spellStart"/>
+      <w:r>
+        <w:rPr>
+          <w:rFonts w:ascii="Times New Roman" w:hAnsi="Times New Roman" w:cs="Times New Roman"/>
+        </w:rPr>
         <w:t>đổi</w:t>
       </w:r>
       <w:proofErr w:type="spellEnd"/>
       <w:r>
+        <w:rPr>
+          <w:rFonts w:ascii="Times New Roman" w:hAnsi="Times New Roman" w:cs="Times New Roman"/>
+        </w:rPr>
         <w:t>:</w:t>
       </w:r>
     </w:p>
@@ -1912,195 +3135,305 @@
         <w:tabs>
           <w:tab w:val="left" w:pos="4164"/>
         </w:tabs>
+        <w:rPr>
+          <w:rFonts w:ascii="Times New Roman" w:hAnsi="Times New Roman" w:cs="Times New Roman"/>
+        </w:rPr>
       </w:pPr>
       <w:proofErr w:type="spellStart"/>
       <w:r>
+        <w:rPr>
+          <w:rFonts w:ascii="Times New Roman" w:hAnsi="Times New Roman" w:cs="Times New Roman"/>
+        </w:rPr>
         <w:t>Số</w:t>
       </w:r>
       <w:proofErr w:type="spellEnd"/>
       <w:r>
-        <w:t xml:space="preserve"> </w:t>
-      </w:r>
-      <w:proofErr w:type="spellStart"/>
-      <w:r>
+        <w:rPr>
+          <w:rFonts w:ascii="Times New Roman" w:hAnsi="Times New Roman" w:cs="Times New Roman"/>
+        </w:rPr>
+        <w:t xml:space="preserve"> </w:t>
+      </w:r>
+      <w:proofErr w:type="spellStart"/>
+      <w:r>
+        <w:rPr>
+          <w:rFonts w:ascii="Times New Roman" w:hAnsi="Times New Roman" w:cs="Times New Roman"/>
+        </w:rPr>
         <w:t>định</w:t>
       </w:r>
       <w:proofErr w:type="spellEnd"/>
       <w:r>
-        <w:t xml:space="preserve"> </w:t>
-      </w:r>
-      <w:proofErr w:type="spellStart"/>
-      <w:r>
+        <w:rPr>
+          <w:rFonts w:ascii="Times New Roman" w:hAnsi="Times New Roman" w:cs="Times New Roman"/>
+        </w:rPr>
+        <w:t xml:space="preserve"> </w:t>
+      </w:r>
+      <w:proofErr w:type="spellStart"/>
+      <w:r>
+        <w:rPr>
+          <w:rFonts w:ascii="Times New Roman" w:hAnsi="Times New Roman" w:cs="Times New Roman"/>
+        </w:rPr>
         <w:t>danh</w:t>
       </w:r>
       <w:proofErr w:type="spellEnd"/>
       <w:r>
-        <w:t xml:space="preserve"> </w:t>
-      </w:r>
-      <w:proofErr w:type="spellStart"/>
-      <w:r>
+        <w:rPr>
+          <w:rFonts w:ascii="Times New Roman" w:hAnsi="Times New Roman" w:cs="Times New Roman"/>
+        </w:rPr>
+        <w:t xml:space="preserve"> </w:t>
+      </w:r>
+      <w:proofErr w:type="spellStart"/>
+      <w:r>
+        <w:rPr>
+          <w:rFonts w:ascii="Times New Roman" w:hAnsi="Times New Roman" w:cs="Times New Roman"/>
+        </w:rPr>
         <w:t>cá</w:t>
       </w:r>
       <w:proofErr w:type="spellEnd"/>
       <w:r>
-        <w:t xml:space="preserve"> </w:t>
-      </w:r>
-      <w:proofErr w:type="spellStart"/>
-      <w:r>
+        <w:rPr>
+          <w:rFonts w:ascii="Times New Roman" w:hAnsi="Times New Roman" w:cs="Times New Roman"/>
+        </w:rPr>
+        <w:t xml:space="preserve"> </w:t>
+      </w:r>
+      <w:proofErr w:type="spellStart"/>
+      <w:r>
+        <w:rPr>
+          <w:rFonts w:ascii="Times New Roman" w:hAnsi="Times New Roman" w:cs="Times New Roman"/>
+        </w:rPr>
         <w:t>nhân</w:t>
       </w:r>
       <w:proofErr w:type="spellEnd"/>
       <w:r>
-        <w:t xml:space="preserve"> / </w:t>
-      </w:r>
-      <w:r>
-        <w:rPr>
-          <w:i/>
-          <w:iCs/>
-        </w:rPr>
-        <w:t>Personal identification number:</w:t>
-      </w:r>
-      <w:r>
-        <w:t xml:space="preserve"> </w:t>
-      </w:r>
-      <w:r>
-        <w:rPr>
+        <w:rPr>
+          <w:rFonts w:ascii="Times New Roman" w:hAnsi="Times New Roman" w:cs="Times New Roman"/>
+        </w:rPr>
+        <w:t xml:space="preserve"> </w:t>
+      </w:r>
+      <w:r>
+        <w:rPr>
+          <w:rFonts w:ascii="Times New Roman" w:hAnsi="Times New Roman" w:cs="Times New Roman"/>
+        </w:rPr>
+        <w:t xml:space="preserve">: </w:t>
+      </w:r>
+      <w:r>
+        <w:rPr>
+          <w:rFonts w:ascii="Times New Roman" w:hAnsi="Times New Roman" w:cs="Times New Roman"/>
+        </w:rPr>
+        <w:t xml:space="preserve"> </w:t>
+      </w:r>
+      <w:bookmarkStart w:id="0" w:name="_Hlk233484361"/>
+      <w:r>
+        <w:rPr>
+          <w:rFonts w:ascii="Times New Roman" w:hAnsi="Times New Roman" w:cs="Times New Roman"/>
           <w:b/>
           <w:bCs/>
         </w:rPr>
         <w:t>066099018089</w:t>
       </w:r>
+      <w:bookmarkEnd w:id="0"/>
     </w:p>
     <w:p>
       <w:pPr>
         <w:tabs>
           <w:tab w:val="left" w:pos="4164"/>
         </w:tabs>
+        <w:rPr>
+          <w:rFonts w:ascii="Times New Roman" w:hAnsi="Times New Roman" w:cs="Times New Roman"/>
+        </w:rPr>
       </w:pPr>
       <w:proofErr w:type="spellStart"/>
       <w:r>
+        <w:rPr>
+          <w:rFonts w:ascii="Times New Roman" w:hAnsi="Times New Roman" w:cs="Times New Roman"/>
+        </w:rPr>
         <w:t>Họ</w:t>
       </w:r>
       <w:proofErr w:type="spellEnd"/>
       <w:r>
+        <w:rPr>
+          <w:rFonts w:ascii="Times New Roman" w:hAnsi="Times New Roman" w:cs="Times New Roman"/>
+        </w:rPr>
         <w:t xml:space="preserve">, </w:t>
       </w:r>
       <w:proofErr w:type="spellStart"/>
       <w:r>
+        <w:rPr>
+          <w:rFonts w:ascii="Times New Roman" w:hAnsi="Times New Roman" w:cs="Times New Roman"/>
+        </w:rPr>
         <w:t>chữ</w:t>
       </w:r>
       <w:proofErr w:type="spellEnd"/>
       <w:r>
-        <w:t xml:space="preserve"> </w:t>
-      </w:r>
-      <w:proofErr w:type="spellStart"/>
-      <w:r>
+        <w:rPr>
+          <w:rFonts w:ascii="Times New Roman" w:hAnsi="Times New Roman" w:cs="Times New Roman"/>
+        </w:rPr>
+        <w:t xml:space="preserve"> </w:t>
+      </w:r>
+      <w:proofErr w:type="spellStart"/>
+      <w:r>
+        <w:rPr>
+          <w:rFonts w:ascii="Times New Roman" w:hAnsi="Times New Roman" w:cs="Times New Roman"/>
+        </w:rPr>
         <w:t>đệm</w:t>
       </w:r>
       <w:proofErr w:type="spellEnd"/>
       <w:r>
-        <w:t xml:space="preserve"> </w:t>
-      </w:r>
-      <w:proofErr w:type="spellStart"/>
-      <w:r>
+        <w:rPr>
+          <w:rFonts w:ascii="Times New Roman" w:hAnsi="Times New Roman" w:cs="Times New Roman"/>
+        </w:rPr>
+        <w:t xml:space="preserve"> </w:t>
+      </w:r>
+      <w:proofErr w:type="spellStart"/>
+      <w:r>
+        <w:rPr>
+          <w:rFonts w:ascii="Times New Roman" w:hAnsi="Times New Roman" w:cs="Times New Roman"/>
+        </w:rPr>
         <w:t>và</w:t>
       </w:r>
       <w:proofErr w:type="spellEnd"/>
       <w:r>
-        <w:t xml:space="preserve"> </w:t>
-      </w:r>
-      <w:proofErr w:type="spellStart"/>
-      <w:r>
+        <w:rPr>
+          <w:rFonts w:ascii="Times New Roman" w:hAnsi="Times New Roman" w:cs="Times New Roman"/>
+        </w:rPr>
+        <w:t xml:space="preserve"> </w:t>
+      </w:r>
+      <w:proofErr w:type="spellStart"/>
+      <w:r>
+        <w:rPr>
+          <w:rFonts w:ascii="Times New Roman" w:hAnsi="Times New Roman" w:cs="Times New Roman"/>
+        </w:rPr>
         <w:t>tên</w:t>
       </w:r>
       <w:proofErr w:type="spellEnd"/>
       <w:r>
-        <w:t xml:space="preserve"> </w:t>
-      </w:r>
-      <w:proofErr w:type="spellStart"/>
-      <w:r>
+        <w:rPr>
+          <w:rFonts w:ascii="Times New Roman" w:hAnsi="Times New Roman" w:cs="Times New Roman"/>
+        </w:rPr>
+        <w:t xml:space="preserve"> </w:t>
+      </w:r>
+      <w:proofErr w:type="spellStart"/>
+      <w:r>
+        <w:rPr>
+          <w:rFonts w:ascii="Times New Roman" w:hAnsi="Times New Roman" w:cs="Times New Roman"/>
+        </w:rPr>
         <w:t>khai</w:t>
       </w:r>
       <w:proofErr w:type="spellEnd"/>
       <w:r>
-        <w:t xml:space="preserve"> </w:t>
-      </w:r>
-      <w:proofErr w:type="spellStart"/>
-      <w:r>
+        <w:rPr>
+          <w:rFonts w:ascii="Times New Roman" w:hAnsi="Times New Roman" w:cs="Times New Roman"/>
+        </w:rPr>
+        <w:t xml:space="preserve"> </w:t>
+      </w:r>
+      <w:proofErr w:type="spellStart"/>
+      <w:r>
+        <w:rPr>
+          <w:rFonts w:ascii="Times New Roman" w:hAnsi="Times New Roman" w:cs="Times New Roman"/>
+        </w:rPr>
         <w:t>sinh</w:t>
       </w:r>
       <w:proofErr w:type="spellEnd"/>
       <w:r>
-        <w:t xml:space="preserve"> / </w:t>
-      </w:r>
-      <w:r>
-        <w:rPr>
+        <w:rPr>
+          <w:rFonts w:ascii="Times New Roman" w:hAnsi="Times New Roman" w:cs="Times New Roman"/>
           <w:i/>
           <w:iCs/>
         </w:rPr>
-        <w:t>Full name:</w:t>
-      </w:r>
-      <w:r>
-        <w:t xml:space="preserve"> </w:t>
-      </w:r>
-      <w:r>
-        <w:rPr>
+        <w:t>:</w:t>
+      </w:r>
+      <w:r>
+        <w:rPr>
+          <w:rFonts w:ascii="Times New Roman" w:hAnsi="Times New Roman" w:cs="Times New Roman"/>
+        </w:rPr>
+        <w:t xml:space="preserve"> </w:t>
+      </w:r>
+      <w:bookmarkStart w:id="1" w:name="_Hlk233484371"/>
+      <w:r>
+        <w:rPr>
+          <w:rFonts w:ascii="Times New Roman" w:hAnsi="Times New Roman" w:cs="Times New Roman"/>
           <w:b/>
           <w:bCs/>
         </w:rPr>
         <w:t>VŨ VĂN NINH</w:t>
       </w:r>
+      <w:bookmarkEnd w:id="1"/>
     </w:p>
     <w:p>
       <w:pPr>
         <w:tabs>
           <w:tab w:val="left" w:pos="4164"/>
         </w:tabs>
+        <w:rPr>
+          <w:rFonts w:ascii="Times New Roman" w:hAnsi="Times New Roman" w:cs="Times New Roman"/>
+        </w:rPr>
       </w:pPr>
       <w:proofErr w:type="spellStart"/>
       <w:r>
+        <w:rPr>
+          <w:rFonts w:ascii="Times New Roman" w:hAnsi="Times New Roman" w:cs="Times New Roman"/>
+        </w:rPr>
         <w:t>Ngày</w:t>
       </w:r>
       <w:proofErr w:type="spellEnd"/>
       <w:r>
+        <w:rPr>
+          <w:rFonts w:ascii="Times New Roman" w:hAnsi="Times New Roman" w:cs="Times New Roman"/>
+        </w:rPr>
         <w:t xml:space="preserve">, </w:t>
       </w:r>
       <w:proofErr w:type="spellStart"/>
       <w:r>
+        <w:rPr>
+          <w:rFonts w:ascii="Times New Roman" w:hAnsi="Times New Roman" w:cs="Times New Roman"/>
+        </w:rPr>
         <w:t>tháng</w:t>
       </w:r>
       <w:proofErr w:type="spellEnd"/>
       <w:r>
+        <w:rPr>
+          <w:rFonts w:ascii="Times New Roman" w:hAnsi="Times New Roman" w:cs="Times New Roman"/>
+        </w:rPr>
         <w:t xml:space="preserve">, </w:t>
       </w:r>
       <w:proofErr w:type="spellStart"/>
       <w:r>
+        <w:rPr>
+          <w:rFonts w:ascii="Times New Roman" w:hAnsi="Times New Roman" w:cs="Times New Roman"/>
+        </w:rPr>
         <w:t>năm</w:t>
       </w:r>
       <w:proofErr w:type="spellEnd"/>
       <w:r>
-        <w:t xml:space="preserve"> </w:t>
-      </w:r>
-      <w:proofErr w:type="spellStart"/>
-      <w:r>
+        <w:rPr>
+          <w:rFonts w:ascii="Times New Roman" w:hAnsi="Times New Roman" w:cs="Times New Roman"/>
+        </w:rPr>
+        <w:t xml:space="preserve"> </w:t>
+      </w:r>
+      <w:proofErr w:type="spellStart"/>
+      <w:r>
+        <w:rPr>
+          <w:rFonts w:ascii="Times New Roman" w:hAnsi="Times New Roman" w:cs="Times New Roman"/>
+        </w:rPr>
         <w:t>sinh</w:t>
       </w:r>
       <w:proofErr w:type="spellEnd"/>
       <w:r>
-        <w:t xml:space="preserve"> / </w:t>
-      </w:r>
-      <w:r>
-        <w:rPr>
+        <w:rPr>
+          <w:rFonts w:ascii="Times New Roman" w:hAnsi="Times New Roman" w:cs="Times New Roman"/>
           <w:i/>
           <w:iCs/>
         </w:rPr>
-        <w:t>Date of birth:</w:t>
-      </w:r>
-      <w:r>
-        <w:t xml:space="preserve"> </w:t>
-      </w:r>
-      <w:r>
-        <w:rPr>
+        <w:t>:</w:t>
+      </w:r>
+      <w:r>
+        <w:rPr>
+          <w:rFonts w:ascii="Times New Roman" w:hAnsi="Times New Roman" w:cs="Times New Roman"/>
+        </w:rPr>
+        <w:t xml:space="preserve"> </w:t>
+      </w:r>
+      <w:r>
+        <w:rPr>
+          <w:rFonts w:ascii="Times New Roman" w:hAnsi="Times New Roman" w:cs="Times New Roman"/>
           <w:b/>
           <w:bCs/>
         </w:rPr>
@@ -2113,38 +3446,56 @@
           <w:tab w:val="left" w:pos="4164"/>
         </w:tabs>
         <w:rPr>
+          <w:rFonts w:ascii="Times New Roman" w:hAnsi="Times New Roman" w:cs="Times New Roman"/>
           <w:b/>
           <w:bCs/>
         </w:rPr>
       </w:pPr>
       <w:proofErr w:type="spellStart"/>
       <w:r>
+        <w:rPr>
+          <w:rFonts w:ascii="Times New Roman" w:hAnsi="Times New Roman" w:cs="Times New Roman"/>
+        </w:rPr>
         <w:t>Giới</w:t>
       </w:r>
       <w:proofErr w:type="spellEnd"/>
       <w:r>
-        <w:t xml:space="preserve"> </w:t>
-      </w:r>
-      <w:proofErr w:type="spellStart"/>
-      <w:r>
+        <w:rPr>
+          <w:rFonts w:ascii="Times New Roman" w:hAnsi="Times New Roman" w:cs="Times New Roman"/>
+        </w:rPr>
+        <w:t xml:space="preserve"> </w:t>
+      </w:r>
+      <w:proofErr w:type="spellStart"/>
+      <w:r>
+        <w:rPr>
+          <w:rFonts w:ascii="Times New Roman" w:hAnsi="Times New Roman" w:cs="Times New Roman"/>
+        </w:rPr>
         <w:t>tính</w:t>
       </w:r>
       <w:proofErr w:type="spellEnd"/>
       <w:r>
+        <w:rPr>
+          <w:rFonts w:ascii="Times New Roman" w:hAnsi="Times New Roman" w:cs="Times New Roman"/>
+        </w:rPr>
         <w:t xml:space="preserve"> / </w:t>
       </w:r>
       <w:r>
         <w:rPr>
+          <w:rFonts w:ascii="Times New Roman" w:hAnsi="Times New Roman" w:cs="Times New Roman"/>
           <w:i/>
           <w:iCs/>
         </w:rPr>
         <w:t>Sex:</w:t>
       </w:r>
       <w:r>
-        <w:t xml:space="preserve"> </w:t>
-      </w:r>
-      <w:r>
-        <w:rPr>
+        <w:rPr>
+          <w:rFonts w:ascii="Times New Roman" w:hAnsi="Times New Roman" w:cs="Times New Roman"/>
+        </w:rPr>
+        <w:t xml:space="preserve"> </w:t>
+      </w:r>
+      <w:r>
+        <w:rPr>
+          <w:rFonts w:ascii="Times New Roman" w:hAnsi="Times New Roman" w:cs="Times New Roman"/>
           <w:b/>
           <w:bCs/>
         </w:rPr>
@@ -2156,10 +3507,14 @@
         <w:tabs>
           <w:tab w:val="left" w:pos="4164"/>
         </w:tabs>
+        <w:rPr>
+          <w:rFonts w:ascii="Times New Roman" w:hAnsi="Times New Roman" w:cs="Times New Roman"/>
+        </w:rPr>
       </w:pPr>
       <w:proofErr w:type="spellStart"/>
       <w:r>
         <w:rPr>
+          <w:rFonts w:ascii="Times New Roman" w:hAnsi="Times New Roman" w:cs="Times New Roman"/>
           <w:b/>
           <w:bCs/>
         </w:rPr>
@@ -2169,6 +3524,7 @@
       <w:proofErr w:type="spellEnd"/>
       <w:r>
         <w:rPr>
+          <w:rFonts w:ascii="Times New Roman" w:hAnsi="Times New Roman" w:cs="Times New Roman"/>
           <w:b/>
           <w:bCs/>
         </w:rPr>
@@ -2177,6 +3533,7 @@
       <w:proofErr w:type="spellStart"/>
       <w:r>
         <w:rPr>
+          <w:rFonts w:ascii="Times New Roman" w:hAnsi="Times New Roman" w:cs="Times New Roman"/>
           <w:b/>
           <w:bCs/>
         </w:rPr>
@@ -2185,6 +3542,7 @@
       <w:proofErr w:type="spellEnd"/>
       <w:r>
         <w:rPr>
+          <w:rFonts w:ascii="Times New Roman" w:hAnsi="Times New Roman" w:cs="Times New Roman"/>
           <w:b/>
           <w:bCs/>
         </w:rPr>
@@ -2193,6 +3551,7 @@
       <w:proofErr w:type="spellStart"/>
       <w:r>
         <w:rPr>
+          <w:rFonts w:ascii="Times New Roman" w:hAnsi="Times New Roman" w:cs="Times New Roman"/>
           <w:b/>
           <w:bCs/>
         </w:rPr>
@@ -2201,6 +3560,7 @@
       <w:proofErr w:type="spellEnd"/>
       <w:r>
         <w:rPr>
+          <w:rFonts w:ascii="Times New Roman" w:hAnsi="Times New Roman" w:cs="Times New Roman"/>
           <w:b/>
           <w:bCs/>
         </w:rPr>
@@ -2209,6 +3569,7 @@
       <w:proofErr w:type="spellStart"/>
       <w:r>
         <w:rPr>
+          <w:rFonts w:ascii="Times New Roman" w:hAnsi="Times New Roman" w:cs="Times New Roman"/>
           <w:b/>
           <w:bCs/>
         </w:rPr>
@@ -2217,6 +3578,7 @@
       <w:proofErr w:type="spellEnd"/>
       <w:r>
         <w:rPr>
+          <w:rFonts w:ascii="Times New Roman" w:hAnsi="Times New Roman" w:cs="Times New Roman"/>
           <w:b/>
           <w:bCs/>
         </w:rPr>
@@ -2224,62 +3586,101 @@
       </w:r>
       <w:proofErr w:type="spellStart"/>
       <w:r>
+        <w:rPr>
+          <w:rFonts w:ascii="Times New Roman" w:hAnsi="Times New Roman" w:cs="Times New Roman"/>
+        </w:rPr>
         <w:t>Số</w:t>
       </w:r>
       <w:proofErr w:type="spellEnd"/>
       <w:r>
+        <w:rPr>
+          <w:rFonts w:ascii="Times New Roman" w:hAnsi="Times New Roman" w:cs="Times New Roman"/>
+        </w:rPr>
         <w:t xml:space="preserve"> 59, </w:t>
       </w:r>
       <w:proofErr w:type="spellStart"/>
       <w:r>
+        <w:rPr>
+          <w:rFonts w:ascii="Times New Roman" w:hAnsi="Times New Roman" w:cs="Times New Roman"/>
+        </w:rPr>
         <w:t>Đường</w:t>
       </w:r>
       <w:proofErr w:type="spellEnd"/>
       <w:r>
+        <w:rPr>
+          <w:rFonts w:ascii="Times New Roman" w:hAnsi="Times New Roman" w:cs="Times New Roman"/>
+        </w:rPr>
         <w:t xml:space="preserve"> ĐT 741, Khu </w:t>
       </w:r>
       <w:proofErr w:type="spellStart"/>
       <w:r>
+        <w:rPr>
+          <w:rFonts w:ascii="Times New Roman" w:hAnsi="Times New Roman" w:cs="Times New Roman"/>
+        </w:rPr>
         <w:t>Phố</w:t>
       </w:r>
       <w:proofErr w:type="spellEnd"/>
       <w:r>
+        <w:rPr>
+          <w:rFonts w:ascii="Times New Roman" w:hAnsi="Times New Roman" w:cs="Times New Roman"/>
+        </w:rPr>
         <w:t xml:space="preserve"> 1, </w:t>
       </w:r>
       <w:proofErr w:type="spellStart"/>
       <w:r>
+        <w:rPr>
+          <w:rFonts w:ascii="Times New Roman" w:hAnsi="Times New Roman" w:cs="Times New Roman"/>
+        </w:rPr>
         <w:t>Phường</w:t>
       </w:r>
       <w:proofErr w:type="spellEnd"/>
       <w:r>
-        <w:t xml:space="preserve"> </w:t>
-      </w:r>
-      <w:proofErr w:type="spellStart"/>
-      <w:r>
+        <w:rPr>
+          <w:rFonts w:ascii="Times New Roman" w:hAnsi="Times New Roman" w:cs="Times New Roman"/>
+        </w:rPr>
+        <w:t xml:space="preserve"> </w:t>
+      </w:r>
+      <w:proofErr w:type="spellStart"/>
+      <w:r>
+        <w:rPr>
+          <w:rFonts w:ascii="Times New Roman" w:hAnsi="Times New Roman" w:cs="Times New Roman"/>
+        </w:rPr>
         <w:t>Vĩnh</w:t>
       </w:r>
       <w:proofErr w:type="spellEnd"/>
       <w:r>
+        <w:rPr>
+          <w:rFonts w:ascii="Times New Roman" w:hAnsi="Times New Roman" w:cs="Times New Roman"/>
+        </w:rPr>
         <w:t xml:space="preserve"> Tân, Thành </w:t>
       </w:r>
       <w:proofErr w:type="spellStart"/>
       <w:r>
+        <w:rPr>
+          <w:rFonts w:ascii="Times New Roman" w:hAnsi="Times New Roman" w:cs="Times New Roman"/>
+        </w:rPr>
         <w:t>phố</w:t>
       </w:r>
       <w:proofErr w:type="spellEnd"/>
       <w:r>
-        <w:t xml:space="preserve"> </w:t>
-      </w:r>
-      <w:proofErr w:type="spellStart"/>
-      <w:r>
+        <w:rPr>
+          <w:rFonts w:ascii="Times New Roman" w:hAnsi="Times New Roman" w:cs="Times New Roman"/>
+        </w:rPr>
+        <w:t xml:space="preserve"> </w:t>
+      </w:r>
+      <w:proofErr w:type="spellStart"/>
+      <w:r>
+        <w:rPr>
+          <w:rFonts w:ascii="Times New Roman" w:hAnsi="Times New Roman" w:cs="Times New Roman"/>
+        </w:rPr>
         <w:t>Hồ</w:t>
       </w:r>
       <w:proofErr w:type="spellEnd"/>
       <w:r>
-        <w:t xml:space="preserve"> Chí Minh</w:t>
-      </w:r>
-      <w:r>
-        <w:t>, Việt Nam</w:t>
+        <w:rPr>
+          <w:rFonts w:ascii="Times New Roman" w:hAnsi="Times New Roman" w:cs="Times New Roman"/>
+        </w:rPr>
+        <w:t xml:space="preserve"> Chí Minh, Việt Nam</w:t>
       </w:r>
     </w:p>
     <w:p>
@@ -2287,190 +3688,334 @@
         <w:tabs>
           <w:tab w:val="left" w:pos="4164"/>
         </w:tabs>
+        <w:rPr>
+          <w:rFonts w:ascii="Times New Roman" w:hAnsi="Times New Roman" w:cs="Times New Roman"/>
+        </w:rPr>
       </w:pPr>
       <w:r>
+        <w:rPr>
+          <w:rFonts w:ascii="Times New Roman" w:hAnsi="Times New Roman" w:cs="Times New Roman"/>
+        </w:rPr>
         <w:t xml:space="preserve">Thay </w:t>
       </w:r>
       <w:proofErr w:type="spellStart"/>
       <w:r>
+        <w:rPr>
+          <w:rFonts w:ascii="Times New Roman" w:hAnsi="Times New Roman" w:cs="Times New Roman"/>
+        </w:rPr>
         <w:t>đổi</w:t>
       </w:r>
       <w:proofErr w:type="spellEnd"/>
       <w:r>
+        <w:rPr>
+          <w:rFonts w:ascii="Times New Roman" w:hAnsi="Times New Roman" w:cs="Times New Roman"/>
+        </w:rPr>
         <w:t>:</w:t>
       </w:r>
       <w:r>
+        <w:rPr>
+          <w:rFonts w:ascii="Times New Roman" w:hAnsi="Times New Roman" w:cs="Times New Roman"/>
+        </w:rPr>
         <w:br/>
         <w:t xml:space="preserve">Thay </w:t>
       </w:r>
       <w:proofErr w:type="spellStart"/>
       <w:r>
+        <w:rPr>
+          <w:rFonts w:ascii="Times New Roman" w:hAnsi="Times New Roman" w:cs="Times New Roman"/>
+        </w:rPr>
         <w:t>đổi</w:t>
       </w:r>
       <w:proofErr w:type="spellEnd"/>
       <w:r>
-        <w:t xml:space="preserve"> </w:t>
-      </w:r>
-      <w:proofErr w:type="spellStart"/>
-      <w:r>
+        <w:rPr>
+          <w:rFonts w:ascii="Times New Roman" w:hAnsi="Times New Roman" w:cs="Times New Roman"/>
+        </w:rPr>
+        <w:t xml:space="preserve"> </w:t>
+      </w:r>
+      <w:proofErr w:type="spellStart"/>
+      <w:r>
+        <w:rPr>
+          <w:rFonts w:ascii="Times New Roman" w:hAnsi="Times New Roman" w:cs="Times New Roman"/>
+        </w:rPr>
         <w:t>đại</w:t>
       </w:r>
       <w:proofErr w:type="spellEnd"/>
       <w:r>
-        <w:t xml:space="preserve"> </w:t>
-      </w:r>
-      <w:proofErr w:type="spellStart"/>
-      <w:r>
+        <w:rPr>
+          <w:rFonts w:ascii="Times New Roman" w:hAnsi="Times New Roman" w:cs="Times New Roman"/>
+        </w:rPr>
+        <w:t xml:space="preserve"> </w:t>
+      </w:r>
+      <w:proofErr w:type="spellStart"/>
+      <w:r>
+        <w:rPr>
+          <w:rFonts w:ascii="Times New Roman" w:hAnsi="Times New Roman" w:cs="Times New Roman"/>
+        </w:rPr>
         <w:t>diện</w:t>
       </w:r>
       <w:proofErr w:type="spellEnd"/>
       <w:r>
-        <w:t xml:space="preserve"> </w:t>
-      </w:r>
-      <w:proofErr w:type="spellStart"/>
-      <w:r>
+        <w:rPr>
+          <w:rFonts w:ascii="Times New Roman" w:hAnsi="Times New Roman" w:cs="Times New Roman"/>
+        </w:rPr>
+        <w:t xml:space="preserve"> </w:t>
+      </w:r>
+      <w:proofErr w:type="spellStart"/>
+      <w:r>
+        <w:rPr>
+          <w:rFonts w:ascii="Times New Roman" w:hAnsi="Times New Roman" w:cs="Times New Roman"/>
+        </w:rPr>
         <w:t>pháp</w:t>
       </w:r>
       <w:proofErr w:type="spellEnd"/>
       <w:r>
-        <w:t xml:space="preserve"> </w:t>
-      </w:r>
-      <w:proofErr w:type="spellStart"/>
-      <w:r>
+        <w:rPr>
+          <w:rFonts w:ascii="Times New Roman" w:hAnsi="Times New Roman" w:cs="Times New Roman"/>
+        </w:rPr>
+        <w:t xml:space="preserve"> </w:t>
+      </w:r>
+      <w:proofErr w:type="spellStart"/>
+      <w:r>
+        <w:rPr>
+          <w:rFonts w:ascii="Times New Roman" w:hAnsi="Times New Roman" w:cs="Times New Roman"/>
+        </w:rPr>
         <w:t>luật</w:t>
       </w:r>
       <w:proofErr w:type="spellEnd"/>
       <w:r>
-        <w:t xml:space="preserve"> </w:t>
-      </w:r>
-      <w:proofErr w:type="spellStart"/>
-      <w:r>
+        <w:rPr>
+          <w:rFonts w:ascii="Times New Roman" w:hAnsi="Times New Roman" w:cs="Times New Roman"/>
+        </w:rPr>
+        <w:t xml:space="preserve"> </w:t>
+      </w:r>
+      <w:proofErr w:type="spellStart"/>
+      <w:r>
+        <w:rPr>
+          <w:rFonts w:ascii="Times New Roman" w:hAnsi="Times New Roman" w:cs="Times New Roman"/>
+        </w:rPr>
         <w:t>từ</w:t>
       </w:r>
       <w:proofErr w:type="spellEnd"/>
       <w:r>
-        <w:t xml:space="preserve"> </w:t>
-      </w:r>
-      <w:proofErr w:type="spellStart"/>
-      <w:r>
+        <w:rPr>
+          <w:rFonts w:ascii="Times New Roman" w:hAnsi="Times New Roman" w:cs="Times New Roman"/>
+        </w:rPr>
+        <w:t xml:space="preserve"> </w:t>
+      </w:r>
+      <w:proofErr w:type="spellStart"/>
+      <w:r>
+        <w:rPr>
+          <w:rFonts w:ascii="Times New Roman" w:hAnsi="Times New Roman" w:cs="Times New Roman"/>
+        </w:rPr>
         <w:t>ông</w:t>
       </w:r>
       <w:proofErr w:type="spellEnd"/>
       <w:r>
+        <w:rPr>
+          <w:rFonts w:ascii="Times New Roman" w:hAnsi="Times New Roman" w:cs="Times New Roman"/>
+        </w:rPr>
         <w:t xml:space="preserve"> Trung </w:t>
       </w:r>
       <w:proofErr w:type="spellStart"/>
       <w:r>
+        <w:rPr>
+          <w:rFonts w:ascii="Times New Roman" w:hAnsi="Times New Roman" w:cs="Times New Roman"/>
+        </w:rPr>
         <w:t>chức</w:t>
       </w:r>
       <w:proofErr w:type="spellEnd"/>
       <w:r>
-        <w:t xml:space="preserve"> </w:t>
-      </w:r>
-      <w:proofErr w:type="spellStart"/>
-      <w:r>
+        <w:rPr>
+          <w:rFonts w:ascii="Times New Roman" w:hAnsi="Times New Roman" w:cs="Times New Roman"/>
+        </w:rPr>
+        <w:t xml:space="preserve"> </w:t>
+      </w:r>
+      <w:proofErr w:type="spellStart"/>
+      <w:r>
+        <w:rPr>
+          <w:rFonts w:ascii="Times New Roman" w:hAnsi="Times New Roman" w:cs="Times New Roman"/>
+        </w:rPr>
         <w:t>danh</w:t>
       </w:r>
       <w:proofErr w:type="spellEnd"/>
       <w:r>
-        <w:t xml:space="preserve"> </w:t>
-      </w:r>
-      <w:proofErr w:type="spellStart"/>
-      <w:r>
+        <w:rPr>
+          <w:rFonts w:ascii="Times New Roman" w:hAnsi="Times New Roman" w:cs="Times New Roman"/>
+        </w:rPr>
+        <w:t xml:space="preserve"> </w:t>
+      </w:r>
+      <w:proofErr w:type="spellStart"/>
+      <w:r>
+        <w:rPr>
+          <w:rFonts w:ascii="Times New Roman" w:hAnsi="Times New Roman" w:cs="Times New Roman"/>
+        </w:rPr>
         <w:t>Chủ</w:t>
       </w:r>
       <w:proofErr w:type="spellEnd"/>
       <w:r>
-        <w:t xml:space="preserve"> </w:t>
-      </w:r>
-      <w:proofErr w:type="spellStart"/>
-      <w:r>
+        <w:rPr>
+          <w:rFonts w:ascii="Times New Roman" w:hAnsi="Times New Roman" w:cs="Times New Roman"/>
+        </w:rPr>
+        <w:t xml:space="preserve"> </w:t>
+      </w:r>
+      <w:proofErr w:type="spellStart"/>
+      <w:r>
+        <w:rPr>
+          <w:rFonts w:ascii="Times New Roman" w:hAnsi="Times New Roman" w:cs="Times New Roman"/>
+        </w:rPr>
         <w:t>tịch</w:t>
       </w:r>
       <w:proofErr w:type="spellEnd"/>
       <w:r>
-        <w:t xml:space="preserve"> </w:t>
-      </w:r>
-      <w:proofErr w:type="spellStart"/>
-      <w:r>
+        <w:rPr>
+          <w:rFonts w:ascii="Times New Roman" w:hAnsi="Times New Roman" w:cs="Times New Roman"/>
+        </w:rPr>
+        <w:t xml:space="preserve"> </w:t>
+      </w:r>
+      <w:proofErr w:type="spellStart"/>
+      <w:r>
+        <w:rPr>
+          <w:rFonts w:ascii="Times New Roman" w:hAnsi="Times New Roman" w:cs="Times New Roman"/>
+        </w:rPr>
         <w:t>công</w:t>
       </w:r>
       <w:proofErr w:type="spellEnd"/>
       <w:r>
+        <w:rPr>
+          <w:rFonts w:ascii="Times New Roman" w:hAnsi="Times New Roman" w:cs="Times New Roman"/>
+        </w:rPr>
         <w:t xml:space="preserve"> ty </w:t>
       </w:r>
       <w:proofErr w:type="spellStart"/>
       <w:r>
+        <w:rPr>
+          <w:rFonts w:ascii="Times New Roman" w:hAnsi="Times New Roman" w:cs="Times New Roman"/>
+        </w:rPr>
         <w:t>kiêm</w:t>
       </w:r>
       <w:proofErr w:type="spellEnd"/>
       <w:r>
-        <w:t xml:space="preserve"> </w:t>
-      </w:r>
-      <w:proofErr w:type="spellStart"/>
-      <w:r>
+        <w:rPr>
+          <w:rFonts w:ascii="Times New Roman" w:hAnsi="Times New Roman" w:cs="Times New Roman"/>
+        </w:rPr>
+        <w:t xml:space="preserve"> </w:t>
+      </w:r>
+      <w:proofErr w:type="spellStart"/>
+      <w:r>
+        <w:rPr>
+          <w:rFonts w:ascii="Times New Roman" w:hAnsi="Times New Roman" w:cs="Times New Roman"/>
+        </w:rPr>
         <w:t>giám</w:t>
       </w:r>
       <w:proofErr w:type="spellEnd"/>
       <w:r>
-        <w:t xml:space="preserve"> </w:t>
-      </w:r>
-      <w:proofErr w:type="spellStart"/>
-      <w:r>
+        <w:rPr>
+          <w:rFonts w:ascii="Times New Roman" w:hAnsi="Times New Roman" w:cs="Times New Roman"/>
+        </w:rPr>
+        <w:t xml:space="preserve"> </w:t>
+      </w:r>
+      <w:proofErr w:type="spellStart"/>
+      <w:r>
+        <w:rPr>
+          <w:rFonts w:ascii="Times New Roman" w:hAnsi="Times New Roman" w:cs="Times New Roman"/>
+        </w:rPr>
         <w:t>đốc</w:t>
       </w:r>
       <w:proofErr w:type="spellEnd"/>
       <w:r>
-        <w:t xml:space="preserve"> </w:t>
-      </w:r>
-      <w:r>
+        <w:rPr>
+          <w:rFonts w:ascii="Times New Roman" w:hAnsi="Times New Roman" w:cs="Times New Roman"/>
+        </w:rPr>
+        <w:t xml:space="preserve"> </w:t>
+      </w:r>
+      <w:r>
+        <w:rPr>
+          <w:rFonts w:ascii="Times New Roman" w:hAnsi="Times New Roman" w:cs="Times New Roman"/>
+        </w:rPr>
         <w:t xml:space="preserve">sang </w:t>
       </w:r>
       <w:proofErr w:type="spellStart"/>
       <w:r>
+        <w:rPr>
+          <w:rFonts w:ascii="Times New Roman" w:hAnsi="Times New Roman" w:cs="Times New Roman"/>
+        </w:rPr>
         <w:t>ông</w:t>
       </w:r>
       <w:proofErr w:type="spellEnd"/>
       <w:r>
+        <w:rPr>
+          <w:rFonts w:ascii="Times New Roman" w:hAnsi="Times New Roman" w:cs="Times New Roman"/>
+        </w:rPr>
         <w:t xml:space="preserve"> Vũ </w:t>
       </w:r>
       <w:proofErr w:type="spellStart"/>
       <w:r>
+        <w:rPr>
+          <w:rFonts w:ascii="Times New Roman" w:hAnsi="Times New Roman" w:cs="Times New Roman"/>
+        </w:rPr>
         <w:t>văn</w:t>
       </w:r>
       <w:proofErr w:type="spellEnd"/>
       <w:r>
+        <w:rPr>
+          <w:rFonts w:ascii="Times New Roman" w:hAnsi="Times New Roman" w:cs="Times New Roman"/>
+        </w:rPr>
         <w:t xml:space="preserve"> Ninh</w:t>
       </w:r>
       <w:r>
-        <w:t xml:space="preserve"> </w:t>
-      </w:r>
-      <w:proofErr w:type="spellStart"/>
-      <w:r>
+        <w:rPr>
+          <w:rFonts w:ascii="Times New Roman" w:hAnsi="Times New Roman" w:cs="Times New Roman"/>
+        </w:rPr>
+        <w:t xml:space="preserve"> </w:t>
+      </w:r>
+      <w:proofErr w:type="spellStart"/>
+      <w:r>
+        <w:rPr>
+          <w:rFonts w:ascii="Times New Roman" w:hAnsi="Times New Roman" w:cs="Times New Roman"/>
+        </w:rPr>
         <w:t>chức</w:t>
       </w:r>
       <w:proofErr w:type="spellEnd"/>
       <w:r>
-        <w:t xml:space="preserve"> </w:t>
-      </w:r>
-      <w:proofErr w:type="spellStart"/>
-      <w:r>
+        <w:rPr>
+          <w:rFonts w:ascii="Times New Roman" w:hAnsi="Times New Roman" w:cs="Times New Roman"/>
+        </w:rPr>
+        <w:t xml:space="preserve"> </w:t>
+      </w:r>
+      <w:proofErr w:type="spellStart"/>
+      <w:r>
+        <w:rPr>
+          <w:rFonts w:ascii="Times New Roman" w:hAnsi="Times New Roman" w:cs="Times New Roman"/>
+        </w:rPr>
         <w:t>danh</w:t>
       </w:r>
       <w:proofErr w:type="spellEnd"/>
       <w:r>
-        <w:t xml:space="preserve"> </w:t>
-      </w:r>
-      <w:proofErr w:type="spellStart"/>
-      <w:r>
+        <w:rPr>
+          <w:rFonts w:ascii="Times New Roman" w:hAnsi="Times New Roman" w:cs="Times New Roman"/>
+        </w:rPr>
+        <w:t xml:space="preserve"> </w:t>
+      </w:r>
+      <w:proofErr w:type="spellStart"/>
+      <w:r>
+        <w:rPr>
+          <w:rFonts w:ascii="Times New Roman" w:hAnsi="Times New Roman" w:cs="Times New Roman"/>
+        </w:rPr>
         <w:t>Giám</w:t>
       </w:r>
       <w:proofErr w:type="spellEnd"/>
       <w:r>
-        <w:t xml:space="preserve"> </w:t>
-      </w:r>
-      <w:proofErr w:type="spellStart"/>
-      <w:r>
+        <w:rPr>
+          <w:rFonts w:ascii="Times New Roman" w:hAnsi="Times New Roman" w:cs="Times New Roman"/>
+        </w:rPr>
+        <w:t xml:space="preserve"> </w:t>
+      </w:r>
+      <w:proofErr w:type="spellStart"/>
+      <w:r>
+        <w:rPr>
+          <w:rFonts w:ascii="Times New Roman" w:hAnsi="Times New Roman" w:cs="Times New Roman"/>
+        </w:rPr>
         <w:t>đốc</w:t>
       </w:r>
       <w:proofErr w:type="spellEnd"/>
@@ -2480,76 +4025,133 @@
         <w:tabs>
           <w:tab w:val="left" w:pos="4164"/>
         </w:tabs>
+        <w:rPr>
+          <w:rFonts w:ascii="Times New Roman" w:hAnsi="Times New Roman" w:cs="Times New Roman"/>
+        </w:rPr>
       </w:pPr>
       <w:r>
+        <w:rPr>
+          <w:rFonts w:ascii="Times New Roman" w:hAnsi="Times New Roman" w:cs="Times New Roman"/>
+        </w:rPr>
         <w:t xml:space="preserve">Thay </w:t>
       </w:r>
       <w:proofErr w:type="spellStart"/>
       <w:r>
+        <w:rPr>
+          <w:rFonts w:ascii="Times New Roman" w:hAnsi="Times New Roman" w:cs="Times New Roman"/>
+        </w:rPr>
         <w:t>đổi</w:t>
       </w:r>
       <w:proofErr w:type="spellEnd"/>
       <w:r>
-        <w:t xml:space="preserve"> </w:t>
-      </w:r>
-      <w:proofErr w:type="spellStart"/>
-      <w:r>
+        <w:rPr>
+          <w:rFonts w:ascii="Times New Roman" w:hAnsi="Times New Roman" w:cs="Times New Roman"/>
+        </w:rPr>
+        <w:t xml:space="preserve"> </w:t>
+      </w:r>
+      <w:proofErr w:type="spellStart"/>
+      <w:r>
+        <w:rPr>
+          <w:rFonts w:ascii="Times New Roman" w:hAnsi="Times New Roman" w:cs="Times New Roman"/>
+        </w:rPr>
         <w:t>địa</w:t>
       </w:r>
       <w:proofErr w:type="spellEnd"/>
       <w:r>
-        <w:t xml:space="preserve"> </w:t>
-      </w:r>
-      <w:proofErr w:type="spellStart"/>
-      <w:r>
+        <w:rPr>
+          <w:rFonts w:ascii="Times New Roman" w:hAnsi="Times New Roman" w:cs="Times New Roman"/>
+        </w:rPr>
+        <w:t xml:space="preserve"> </w:t>
+      </w:r>
+      <w:proofErr w:type="spellStart"/>
+      <w:r>
+        <w:rPr>
+          <w:rFonts w:ascii="Times New Roman" w:hAnsi="Times New Roman" w:cs="Times New Roman"/>
+        </w:rPr>
         <w:t>chỉ</w:t>
       </w:r>
       <w:proofErr w:type="spellEnd"/>
       <w:r>
-        <w:t xml:space="preserve"> </w:t>
-      </w:r>
-      <w:proofErr w:type="spellStart"/>
-      <w:r>
+        <w:rPr>
+          <w:rFonts w:ascii="Times New Roman" w:hAnsi="Times New Roman" w:cs="Times New Roman"/>
+        </w:rPr>
+        <w:t xml:space="preserve"> </w:t>
+      </w:r>
+      <w:proofErr w:type="spellStart"/>
+      <w:r>
+        <w:rPr>
+          <w:rFonts w:ascii="Times New Roman" w:hAnsi="Times New Roman" w:cs="Times New Roman"/>
+        </w:rPr>
         <w:t>trụ</w:t>
       </w:r>
       <w:proofErr w:type="spellEnd"/>
       <w:r>
-        <w:t xml:space="preserve"> </w:t>
-      </w:r>
-      <w:proofErr w:type="spellStart"/>
-      <w:r>
+        <w:rPr>
+          <w:rFonts w:ascii="Times New Roman" w:hAnsi="Times New Roman" w:cs="Times New Roman"/>
+        </w:rPr>
+        <w:t xml:space="preserve"> </w:t>
+      </w:r>
+      <w:proofErr w:type="spellStart"/>
+      <w:r>
+        <w:rPr>
+          <w:rFonts w:ascii="Times New Roman" w:hAnsi="Times New Roman" w:cs="Times New Roman"/>
+        </w:rPr>
         <w:t>sở</w:t>
       </w:r>
       <w:proofErr w:type="spellEnd"/>
       <w:r>
+        <w:rPr>
+          <w:rFonts w:ascii="Times New Roman" w:hAnsi="Times New Roman" w:cs="Times New Roman"/>
+        </w:rPr>
         <w:t xml:space="preserve"> do </w:t>
       </w:r>
       <w:proofErr w:type="spellStart"/>
       <w:r>
+        <w:rPr>
+          <w:rFonts w:ascii="Times New Roman" w:hAnsi="Times New Roman" w:cs="Times New Roman"/>
+        </w:rPr>
         <w:t>sáp</w:t>
       </w:r>
       <w:proofErr w:type="spellEnd"/>
       <w:r>
-        <w:t xml:space="preserve"> </w:t>
-      </w:r>
-      <w:proofErr w:type="spellStart"/>
-      <w:r>
+        <w:rPr>
+          <w:rFonts w:ascii="Times New Roman" w:hAnsi="Times New Roman" w:cs="Times New Roman"/>
+        </w:rPr>
+        <w:t xml:space="preserve"> </w:t>
+      </w:r>
+      <w:proofErr w:type="spellStart"/>
+      <w:r>
+        <w:rPr>
+          <w:rFonts w:ascii="Times New Roman" w:hAnsi="Times New Roman" w:cs="Times New Roman"/>
+        </w:rPr>
         <w:t>nhập</w:t>
       </w:r>
       <w:proofErr w:type="spellEnd"/>
       <w:r>
-        <w:t xml:space="preserve"> </w:t>
-      </w:r>
-      <w:proofErr w:type="spellStart"/>
-      <w:r>
+        <w:rPr>
+          <w:rFonts w:ascii="Times New Roman" w:hAnsi="Times New Roman" w:cs="Times New Roman"/>
+        </w:rPr>
+        <w:t xml:space="preserve"> </w:t>
+      </w:r>
+      <w:proofErr w:type="spellStart"/>
+      <w:r>
+        <w:rPr>
+          <w:rFonts w:ascii="Times New Roman" w:hAnsi="Times New Roman" w:cs="Times New Roman"/>
+        </w:rPr>
         <w:t>tỉnh</w:t>
       </w:r>
       <w:proofErr w:type="spellEnd"/>
       <w:r>
-        <w:t xml:space="preserve"> </w:t>
-      </w:r>
-      <w:proofErr w:type="spellStart"/>
-      <w:r>
+        <w:rPr>
+          <w:rFonts w:ascii="Times New Roman" w:hAnsi="Times New Roman" w:cs="Times New Roman"/>
+        </w:rPr>
+        <w:t xml:space="preserve"> </w:t>
+      </w:r>
+      <w:proofErr w:type="spellStart"/>
+      <w:r>
+        <w:rPr>
+          <w:rFonts w:ascii="Times New Roman" w:hAnsi="Times New Roman" w:cs="Times New Roman"/>
+        </w:rPr>
         <w:t>thành</w:t>
       </w:r>
       <w:proofErr w:type="spellEnd"/>
@@ -2559,68 +4161,119 @@
         <w:tabs>
           <w:tab w:val="left" w:pos="4164"/>
         </w:tabs>
+        <w:rPr>
+          <w:rFonts w:ascii="Times New Roman" w:hAnsi="Times New Roman" w:cs="Times New Roman"/>
+        </w:rPr>
       </w:pPr>
       <w:r>
+        <w:rPr>
+          <w:rFonts w:ascii="Times New Roman" w:hAnsi="Times New Roman" w:cs="Times New Roman"/>
+        </w:rPr>
         <w:t xml:space="preserve">Thay </w:t>
       </w:r>
       <w:proofErr w:type="spellStart"/>
       <w:r>
+        <w:rPr>
+          <w:rFonts w:ascii="Times New Roman" w:hAnsi="Times New Roman" w:cs="Times New Roman"/>
+        </w:rPr>
         <w:t>đổi</w:t>
       </w:r>
       <w:proofErr w:type="spellEnd"/>
       <w:r>
-        <w:t xml:space="preserve"> </w:t>
-      </w:r>
-      <w:proofErr w:type="spellStart"/>
-      <w:r>
+        <w:rPr>
+          <w:rFonts w:ascii="Times New Roman" w:hAnsi="Times New Roman" w:cs="Times New Roman"/>
+        </w:rPr>
+        <w:t xml:space="preserve"> </w:t>
+      </w:r>
+      <w:proofErr w:type="spellStart"/>
+      <w:r>
+        <w:rPr>
+          <w:rFonts w:ascii="Times New Roman" w:hAnsi="Times New Roman" w:cs="Times New Roman"/>
+        </w:rPr>
         <w:t>địa</w:t>
       </w:r>
       <w:proofErr w:type="spellEnd"/>
       <w:r>
-        <w:t xml:space="preserve"> </w:t>
-      </w:r>
-      <w:proofErr w:type="spellStart"/>
-      <w:r>
+        <w:rPr>
+          <w:rFonts w:ascii="Times New Roman" w:hAnsi="Times New Roman" w:cs="Times New Roman"/>
+        </w:rPr>
+        <w:t xml:space="preserve"> </w:t>
+      </w:r>
+      <w:proofErr w:type="spellStart"/>
+      <w:r>
+        <w:rPr>
+          <w:rFonts w:ascii="Times New Roman" w:hAnsi="Times New Roman" w:cs="Times New Roman"/>
+        </w:rPr>
         <w:t>chỉ</w:t>
       </w:r>
       <w:proofErr w:type="spellEnd"/>
       <w:r>
-        <w:t xml:space="preserve"> </w:t>
-      </w:r>
-      <w:proofErr w:type="spellStart"/>
-      <w:r>
+        <w:rPr>
+          <w:rFonts w:ascii="Times New Roman" w:hAnsi="Times New Roman" w:cs="Times New Roman"/>
+        </w:rPr>
+        <w:t xml:space="preserve"> </w:t>
+      </w:r>
+      <w:proofErr w:type="spellStart"/>
+      <w:r>
+        <w:rPr>
+          <w:rFonts w:ascii="Times New Roman" w:hAnsi="Times New Roman" w:cs="Times New Roman"/>
+        </w:rPr>
         <w:t>ông</w:t>
       </w:r>
       <w:proofErr w:type="spellEnd"/>
       <w:r>
+        <w:rPr>
+          <w:rFonts w:ascii="Times New Roman" w:hAnsi="Times New Roman" w:cs="Times New Roman"/>
+        </w:rPr>
         <w:t xml:space="preserve"> Trung do </w:t>
       </w:r>
       <w:proofErr w:type="spellStart"/>
       <w:r>
+        <w:rPr>
+          <w:rFonts w:ascii="Times New Roman" w:hAnsi="Times New Roman" w:cs="Times New Roman"/>
+        </w:rPr>
         <w:t>sáp</w:t>
       </w:r>
       <w:proofErr w:type="spellEnd"/>
       <w:r>
-        <w:t xml:space="preserve"> </w:t>
-      </w:r>
-      <w:proofErr w:type="spellStart"/>
-      <w:r>
+        <w:rPr>
+          <w:rFonts w:ascii="Times New Roman" w:hAnsi="Times New Roman" w:cs="Times New Roman"/>
+        </w:rPr>
+        <w:t xml:space="preserve"> </w:t>
+      </w:r>
+      <w:proofErr w:type="spellStart"/>
+      <w:r>
+        <w:rPr>
+          <w:rFonts w:ascii="Times New Roman" w:hAnsi="Times New Roman" w:cs="Times New Roman"/>
+        </w:rPr>
         <w:t>nhập</w:t>
       </w:r>
       <w:proofErr w:type="spellEnd"/>
       <w:r>
-        <w:t xml:space="preserve"> </w:t>
-      </w:r>
-      <w:proofErr w:type="spellStart"/>
-      <w:r>
+        <w:rPr>
+          <w:rFonts w:ascii="Times New Roman" w:hAnsi="Times New Roman" w:cs="Times New Roman"/>
+        </w:rPr>
+        <w:t xml:space="preserve"> </w:t>
+      </w:r>
+      <w:proofErr w:type="spellStart"/>
+      <w:r>
+        <w:rPr>
+          <w:rFonts w:ascii="Times New Roman" w:hAnsi="Times New Roman" w:cs="Times New Roman"/>
+        </w:rPr>
         <w:t>tỉnh</w:t>
       </w:r>
       <w:proofErr w:type="spellEnd"/>
       <w:r>
-        <w:t xml:space="preserve"> </w:t>
-      </w:r>
-      <w:proofErr w:type="spellStart"/>
-      <w:r>
+        <w:rPr>
+          <w:rFonts w:ascii="Times New Roman" w:hAnsi="Times New Roman" w:cs="Times New Roman"/>
+        </w:rPr>
+        <w:t xml:space="preserve"> </w:t>
+      </w:r>
+      <w:proofErr w:type="spellStart"/>
+      <w:r>
+        <w:rPr>
+          <w:rFonts w:ascii="Times New Roman" w:hAnsi="Times New Roman" w:cs="Times New Roman"/>
+        </w:rPr>
         <w:t>thành</w:t>
       </w:r>
       <w:proofErr w:type="spellEnd"/>
@@ -2630,76 +4283,127 @@
         <w:tabs>
           <w:tab w:val="left" w:pos="4164"/>
         </w:tabs>
+        <w:rPr>
+          <w:rFonts w:ascii="Times New Roman" w:hAnsi="Times New Roman" w:cs="Times New Roman"/>
+        </w:rPr>
       </w:pPr>
       <w:r>
+        <w:rPr>
+          <w:rFonts w:ascii="Times New Roman" w:hAnsi="Times New Roman" w:cs="Times New Roman"/>
+        </w:rPr>
         <w:t xml:space="preserve">Thay </w:t>
       </w:r>
       <w:proofErr w:type="spellStart"/>
       <w:r>
+        <w:rPr>
+          <w:rFonts w:ascii="Times New Roman" w:hAnsi="Times New Roman" w:cs="Times New Roman"/>
+        </w:rPr>
         <w:t>đổi</w:t>
       </w:r>
       <w:proofErr w:type="spellEnd"/>
       <w:r>
-        <w:t xml:space="preserve"> </w:t>
-      </w:r>
-      <w:proofErr w:type="spellStart"/>
-      <w:r>
+        <w:rPr>
+          <w:rFonts w:ascii="Times New Roman" w:hAnsi="Times New Roman" w:cs="Times New Roman"/>
+        </w:rPr>
+        <w:t xml:space="preserve"> </w:t>
+      </w:r>
+      <w:proofErr w:type="spellStart"/>
+      <w:r>
+        <w:rPr>
+          <w:rFonts w:ascii="Times New Roman" w:hAnsi="Times New Roman" w:cs="Times New Roman"/>
+        </w:rPr>
         <w:t>số</w:t>
       </w:r>
       <w:proofErr w:type="spellEnd"/>
       <w:r>
-        <w:t xml:space="preserve"> </w:t>
-      </w:r>
-      <w:proofErr w:type="spellStart"/>
-      <w:r>
+        <w:rPr>
+          <w:rFonts w:ascii="Times New Roman" w:hAnsi="Times New Roman" w:cs="Times New Roman"/>
+        </w:rPr>
+        <w:t xml:space="preserve"> </w:t>
+      </w:r>
+      <w:proofErr w:type="spellStart"/>
+      <w:r>
+        <w:rPr>
+          <w:rFonts w:ascii="Times New Roman" w:hAnsi="Times New Roman" w:cs="Times New Roman"/>
+        </w:rPr>
         <w:t>điện</w:t>
       </w:r>
       <w:proofErr w:type="spellEnd"/>
       <w:r>
-        <w:t xml:space="preserve"> </w:t>
-      </w:r>
-      <w:proofErr w:type="spellStart"/>
-      <w:r>
+        <w:rPr>
+          <w:rFonts w:ascii="Times New Roman" w:hAnsi="Times New Roman" w:cs="Times New Roman"/>
+        </w:rPr>
+        <w:t xml:space="preserve"> </w:t>
+      </w:r>
+      <w:proofErr w:type="spellStart"/>
+      <w:r>
+        <w:rPr>
+          <w:rFonts w:ascii="Times New Roman" w:hAnsi="Times New Roman" w:cs="Times New Roman"/>
+        </w:rPr>
         <w:t>thoại</w:t>
       </w:r>
       <w:proofErr w:type="spellEnd"/>
       <w:r>
-        <w:t xml:space="preserve"> </w:t>
-      </w:r>
-      <w:proofErr w:type="spellStart"/>
-      <w:r>
+        <w:rPr>
+          <w:rFonts w:ascii="Times New Roman" w:hAnsi="Times New Roman" w:cs="Times New Roman"/>
+        </w:rPr>
+        <w:t xml:space="preserve"> </w:t>
+      </w:r>
+      <w:proofErr w:type="spellStart"/>
+      <w:r>
+        <w:rPr>
+          <w:rFonts w:ascii="Times New Roman" w:hAnsi="Times New Roman" w:cs="Times New Roman"/>
+        </w:rPr>
         <w:t>trong</w:t>
       </w:r>
       <w:proofErr w:type="spellEnd"/>
       <w:r>
-        <w:t xml:space="preserve"> </w:t>
-      </w:r>
-      <w:proofErr w:type="spellStart"/>
-      <w:r>
+        <w:rPr>
+          <w:rFonts w:ascii="Times New Roman" w:hAnsi="Times New Roman" w:cs="Times New Roman"/>
+        </w:rPr>
+        <w:t xml:space="preserve"> </w:t>
+      </w:r>
+      <w:proofErr w:type="spellStart"/>
+      <w:r>
+        <w:rPr>
+          <w:rFonts w:ascii="Times New Roman" w:hAnsi="Times New Roman" w:cs="Times New Roman"/>
+        </w:rPr>
         <w:t>phần</w:t>
       </w:r>
       <w:proofErr w:type="spellEnd"/>
       <w:r>
-        <w:t xml:space="preserve"> </w:t>
-      </w:r>
-      <w:proofErr w:type="spellStart"/>
-      <w:r>
+        <w:rPr>
+          <w:rFonts w:ascii="Times New Roman" w:hAnsi="Times New Roman" w:cs="Times New Roman"/>
+        </w:rPr>
+        <w:t xml:space="preserve"> </w:t>
+      </w:r>
+      <w:proofErr w:type="spellStart"/>
+      <w:r>
+        <w:rPr>
+          <w:rFonts w:ascii="Times New Roman" w:hAnsi="Times New Roman" w:cs="Times New Roman"/>
+        </w:rPr>
         <w:t>địa</w:t>
       </w:r>
       <w:proofErr w:type="spellEnd"/>
       <w:r>
-        <w:t xml:space="preserve"> </w:t>
-      </w:r>
-      <w:proofErr w:type="spellStart"/>
-      <w:r>
+        <w:rPr>
+          <w:rFonts w:ascii="Times New Roman" w:hAnsi="Times New Roman" w:cs="Times New Roman"/>
+        </w:rPr>
+        <w:t xml:space="preserve"> </w:t>
+      </w:r>
+      <w:proofErr w:type="spellStart"/>
+      <w:r>
+        <w:rPr>
+          <w:rFonts w:ascii="Times New Roman" w:hAnsi="Times New Roman" w:cs="Times New Roman"/>
+        </w:rPr>
         <w:t>chỉ</w:t>
       </w:r>
       <w:proofErr w:type="spellEnd"/>
       <w:r>
-        <w:t xml:space="preserve">: </w:t>
-      </w:r>
-      <w:r>
-        <w:t>0379918265</w:t>
+        <w:rPr>
+          <w:rFonts w:ascii="Times New Roman" w:hAnsi="Times New Roman" w:cs="Times New Roman"/>
+        </w:rPr>
+        <w:t>: 0379918265</w:t>
       </w:r>
     </w:p>
     <w:p>
@@ -2707,28 +4411,49 @@
         <w:tabs>
           <w:tab w:val="left" w:pos="4164"/>
         </w:tabs>
+        <w:rPr>
+          <w:rFonts w:ascii="Times New Roman" w:hAnsi="Times New Roman" w:cs="Times New Roman"/>
+        </w:rPr>
       </w:pPr>
       <w:r>
+        <w:rPr>
+          <w:rFonts w:ascii="Times New Roman" w:hAnsi="Times New Roman" w:cs="Times New Roman"/>
+        </w:rPr>
         <w:t xml:space="preserve">Thay </w:t>
       </w:r>
       <w:proofErr w:type="spellStart"/>
       <w:r>
+        <w:rPr>
+          <w:rFonts w:ascii="Times New Roman" w:hAnsi="Times New Roman" w:cs="Times New Roman"/>
+        </w:rPr>
         <w:t>đổi</w:t>
       </w:r>
       <w:proofErr w:type="spellEnd"/>
       <w:r>
-        <w:t xml:space="preserve"> </w:t>
-      </w:r>
-      <w:proofErr w:type="spellStart"/>
-      <w:r>
+        <w:rPr>
+          <w:rFonts w:ascii="Times New Roman" w:hAnsi="Times New Roman" w:cs="Times New Roman"/>
+        </w:rPr>
+        <w:t xml:space="preserve"> </w:t>
+      </w:r>
+      <w:proofErr w:type="spellStart"/>
+      <w:r>
+        <w:rPr>
+          <w:rFonts w:ascii="Times New Roman" w:hAnsi="Times New Roman" w:cs="Times New Roman"/>
+        </w:rPr>
         <w:t>ngành</w:t>
       </w:r>
       <w:proofErr w:type="spellEnd"/>
       <w:r>
-        <w:t xml:space="preserve"> </w:t>
-      </w:r>
-      <w:proofErr w:type="spellStart"/>
-      <w:r>
+        <w:rPr>
+          <w:rFonts w:ascii="Times New Roman" w:hAnsi="Times New Roman" w:cs="Times New Roman"/>
+        </w:rPr>
+        <w:t xml:space="preserve"> </w:t>
+      </w:r>
+      <w:proofErr w:type="spellStart"/>
+      <w:r>
+        <w:rPr>
+          <w:rFonts w:ascii="Times New Roman" w:hAnsi="Times New Roman" w:cs="Times New Roman"/>
+        </w:rPr>
         <w:t>nghề</w:t>
       </w:r>
       <w:proofErr w:type="spellEnd"/>
@@ -3503,6 +5228,7 @@
   <w:style w:type="character" w:default="1" w:styleId="DefaultParagraphFont">
     <w:name w:val="Default Paragraph Font"/>
     <w:uiPriority w:val="1"/>
+    <w:semiHidden/>
     <w:unhideWhenUsed/>
   </w:style>
   <w:style w:type="table" w:default="1" w:styleId="TableNormal">

--- a/CÔNG TY TNHH NPP HÒA PHÁT/Notes.docx
+++ b/CÔNG TY TNHH NPP HÒA PHÁT/Notes.docx
@@ -191,6 +191,138 @@
         </w:rPr>
         <w:t xml:space="preserve"> 2024</w:t>
       </w:r>
+      <w:r>
+        <w:rPr>
+          <w:rFonts w:ascii="Times New Roman" w:hAnsi="Times New Roman" w:cs="Times New Roman"/>
+        </w:rPr>
+        <w:t xml:space="preserve">, </w:t>
+      </w:r>
+      <w:proofErr w:type="spellStart"/>
+      <w:r>
+        <w:rPr>
+          <w:rFonts w:ascii="Times New Roman" w:hAnsi="Times New Roman" w:cs="Times New Roman"/>
+        </w:rPr>
+        <w:t>Đăng</w:t>
+      </w:r>
+      <w:proofErr w:type="spellEnd"/>
+      <w:r>
+        <w:rPr>
+          <w:rFonts w:ascii="Times New Roman" w:hAnsi="Times New Roman" w:cs="Times New Roman"/>
+        </w:rPr>
+        <w:t xml:space="preserve"> </w:t>
+      </w:r>
+      <w:proofErr w:type="spellStart"/>
+      <w:r>
+        <w:rPr>
+          <w:rFonts w:ascii="Times New Roman" w:hAnsi="Times New Roman" w:cs="Times New Roman"/>
+        </w:rPr>
+        <w:t>ký</w:t>
+      </w:r>
+      <w:proofErr w:type="spellEnd"/>
+      <w:r>
+        <w:rPr>
+          <w:rFonts w:ascii="Times New Roman" w:hAnsi="Times New Roman" w:cs="Times New Roman"/>
+        </w:rPr>
+        <w:t xml:space="preserve"> </w:t>
+      </w:r>
+      <w:proofErr w:type="spellStart"/>
+      <w:r>
+        <w:rPr>
+          <w:rFonts w:ascii="Times New Roman" w:hAnsi="Times New Roman" w:cs="Times New Roman"/>
+        </w:rPr>
+        <w:t>thay</w:t>
+      </w:r>
+      <w:proofErr w:type="spellEnd"/>
+      <w:r>
+        <w:rPr>
+          <w:rFonts w:ascii="Times New Roman" w:hAnsi="Times New Roman" w:cs="Times New Roman"/>
+        </w:rPr>
+        <w:t xml:space="preserve"> </w:t>
+      </w:r>
+      <w:proofErr w:type="spellStart"/>
+      <w:r>
+        <w:rPr>
+          <w:rFonts w:ascii="Times New Roman" w:hAnsi="Times New Roman" w:cs="Times New Roman"/>
+        </w:rPr>
+        <w:t>đổi</w:t>
+      </w:r>
+      <w:proofErr w:type="spellEnd"/>
+      <w:r>
+        <w:rPr>
+          <w:rFonts w:ascii="Times New Roman" w:hAnsi="Times New Roman" w:cs="Times New Roman"/>
+        </w:rPr>
+        <w:t xml:space="preserve"> </w:t>
+      </w:r>
+      <w:proofErr w:type="spellStart"/>
+      <w:r>
+        <w:rPr>
+          <w:rFonts w:ascii="Times New Roman" w:hAnsi="Times New Roman" w:cs="Times New Roman"/>
+        </w:rPr>
+        <w:t>lần</w:t>
+      </w:r>
+      <w:proofErr w:type="spellEnd"/>
+      <w:r>
+        <w:rPr>
+          <w:rFonts w:ascii="Times New Roman" w:hAnsi="Times New Roman" w:cs="Times New Roman"/>
+        </w:rPr>
+        <w:t xml:space="preserve"> </w:t>
+      </w:r>
+      <w:proofErr w:type="spellStart"/>
+      <w:r>
+        <w:rPr>
+          <w:rFonts w:ascii="Times New Roman" w:hAnsi="Times New Roman" w:cs="Times New Roman"/>
+        </w:rPr>
+        <w:t>thứ</w:t>
+      </w:r>
+      <w:proofErr w:type="spellEnd"/>
+      <w:r>
+        <w:rPr>
+          <w:rFonts w:ascii="Times New Roman" w:hAnsi="Times New Roman" w:cs="Times New Roman"/>
+        </w:rPr>
+        <w:t xml:space="preserve"> 1: </w:t>
+      </w:r>
+      <w:proofErr w:type="spellStart"/>
+      <w:r>
+        <w:rPr>
+          <w:rFonts w:ascii="Times New Roman" w:hAnsi="Times New Roman" w:cs="Times New Roman"/>
+        </w:rPr>
+        <w:t>ngày</w:t>
+      </w:r>
+      <w:proofErr w:type="spellEnd"/>
+      <w:r>
+        <w:rPr>
+          <w:rFonts w:ascii="Times New Roman" w:hAnsi="Times New Roman" w:cs="Times New Roman"/>
+        </w:rPr>
+        <w:t xml:space="preserve"> 15 </w:t>
+      </w:r>
+      <w:proofErr w:type="spellStart"/>
+      <w:r>
+        <w:rPr>
+          <w:rFonts w:ascii="Times New Roman" w:hAnsi="Times New Roman" w:cs="Times New Roman"/>
+        </w:rPr>
+        <w:t>tháng</w:t>
+      </w:r>
+      <w:proofErr w:type="spellEnd"/>
+      <w:r>
+        <w:rPr>
+          <w:rFonts w:ascii="Times New Roman" w:hAnsi="Times New Roman" w:cs="Times New Roman"/>
+        </w:rPr>
+        <w:t xml:space="preserve"> 07 </w:t>
+      </w:r>
+      <w:proofErr w:type="spellStart"/>
+      <w:r>
+        <w:rPr>
+          <w:rFonts w:ascii="Times New Roman" w:hAnsi="Times New Roman" w:cs="Times New Roman"/>
+        </w:rPr>
+        <w:t>năm</w:t>
+      </w:r>
+      <w:proofErr w:type="spellEnd"/>
+      <w:r>
+        <w:rPr>
+          <w:rFonts w:ascii="Times New Roman" w:hAnsi="Times New Roman" w:cs="Times New Roman"/>
+        </w:rPr>
+        <w:t xml:space="preserve"> 2026</w:t>
+      </w:r>
     </w:p>
     <w:p>
       <w:pPr>
@@ -1951,106 +2083,19 @@
         <w:t>luật</w:t>
       </w:r>
       <w:proofErr w:type="spellEnd"/>
+      <w:r>
+        <w:rPr>
+          <w:rFonts w:ascii="Times New Roman" w:hAnsi="Times New Roman" w:cs="Times New Roman"/>
+        </w:rPr>
+        <w:t>:</w:t>
+      </w:r>
     </w:p>
     <w:p>
       <w:pPr>
-        <w:tabs>
-          <w:tab w:val="left" w:pos="4164"/>
-        </w:tabs>
         <w:rPr>
           <w:rFonts w:ascii="Times New Roman" w:hAnsi="Times New Roman" w:cs="Times New Roman"/>
         </w:rPr>
       </w:pPr>
-      <w:r>
-        <w:rPr>
-          <w:rFonts w:ascii="Times New Roman" w:hAnsi="Times New Roman" w:cs="Times New Roman"/>
-        </w:rPr>
-        <w:tab/>
-      </w:r>
-    </w:p>
-    <w:p>
-      <w:pPr>
-        <w:numPr>
-          <w:ilvl w:val="0"/>
-          <w:numId w:val="1"/>
-        </w:numPr>
-        <w:tabs>
-          <w:tab w:val="left" w:pos="4164"/>
-        </w:tabs>
-        <w:rPr>
-          <w:rFonts w:ascii="Times New Roman" w:hAnsi="Times New Roman" w:cs="Times New Roman"/>
-        </w:rPr>
-      </w:pPr>
-      <w:proofErr w:type="spellStart"/>
-      <w:r>
-        <w:rPr>
-          <w:rFonts w:ascii="Times New Roman" w:hAnsi="Times New Roman" w:cs="Times New Roman"/>
-        </w:rPr>
-        <w:t>Họ</w:t>
-      </w:r>
-      <w:proofErr w:type="spellEnd"/>
-      <w:r>
-        <w:rPr>
-          <w:rFonts w:ascii="Times New Roman" w:hAnsi="Times New Roman" w:cs="Times New Roman"/>
-        </w:rPr>
-        <w:t xml:space="preserve"> </w:t>
-      </w:r>
-      <w:proofErr w:type="spellStart"/>
-      <w:r>
-        <w:rPr>
-          <w:rFonts w:ascii="Times New Roman" w:hAnsi="Times New Roman" w:cs="Times New Roman"/>
-        </w:rPr>
-        <w:t>và</w:t>
-      </w:r>
-      <w:proofErr w:type="spellEnd"/>
-      <w:r>
-        <w:rPr>
-          <w:rFonts w:ascii="Times New Roman" w:hAnsi="Times New Roman" w:cs="Times New Roman"/>
-        </w:rPr>
-        <w:t xml:space="preserve"> </w:t>
-      </w:r>
-      <w:proofErr w:type="spellStart"/>
-      <w:r>
-        <w:rPr>
-          <w:rFonts w:ascii="Times New Roman" w:hAnsi="Times New Roman" w:cs="Times New Roman"/>
-        </w:rPr>
-        <w:t>tên</w:t>
-      </w:r>
-      <w:proofErr w:type="spellEnd"/>
-      <w:r>
-        <w:rPr>
-          <w:rFonts w:ascii="Times New Roman" w:hAnsi="Times New Roman" w:cs="Times New Roman"/>
-        </w:rPr>
-        <w:t xml:space="preserve">: NGUYỄN TRỌNG TRUNG </w:t>
-      </w:r>
-      <w:proofErr w:type="spellStart"/>
-      <w:r>
-        <w:rPr>
-          <w:rFonts w:ascii="Times New Roman" w:hAnsi="Times New Roman" w:cs="Times New Roman"/>
-        </w:rPr>
-        <w:t>Giới</w:t>
-      </w:r>
-      <w:proofErr w:type="spellEnd"/>
-      <w:r>
-        <w:rPr>
-          <w:rFonts w:ascii="Times New Roman" w:hAnsi="Times New Roman" w:cs="Times New Roman"/>
-        </w:rPr>
-        <w:t xml:space="preserve"> </w:t>
-      </w:r>
-      <w:proofErr w:type="spellStart"/>
-      <w:r>
-        <w:rPr>
-          <w:rFonts w:ascii="Times New Roman" w:hAnsi="Times New Roman" w:cs="Times New Roman"/>
-        </w:rPr>
-        <w:t>tính</w:t>
-      </w:r>
-      <w:proofErr w:type="spellEnd"/>
-      <w:r>
-        <w:rPr>
-          <w:rFonts w:ascii="Times New Roman" w:hAnsi="Times New Roman" w:cs="Times New Roman"/>
-        </w:rPr>
-        <w:t xml:space="preserve">: Nam </w:t>
-      </w:r>
       <w:proofErr w:type="spellStart"/>
       <w:r>
         <w:rPr>
@@ -2084,63 +2129,7 @@
         <w:rPr>
           <w:rFonts w:ascii="Times New Roman" w:hAnsi="Times New Roman" w:cs="Times New Roman"/>
         </w:rPr>
-        <w:t>Chủ</w:t>
-      </w:r>
-      <w:proofErr w:type="spellEnd"/>
-      <w:r>
-        <w:rPr>
-          <w:rFonts w:ascii="Times New Roman" w:hAnsi="Times New Roman" w:cs="Times New Roman"/>
-        </w:rPr>
-        <w:t xml:space="preserve"> </w:t>
-      </w:r>
-      <w:proofErr w:type="spellStart"/>
-      <w:r>
-        <w:rPr>
-          <w:rFonts w:ascii="Times New Roman" w:hAnsi="Times New Roman" w:cs="Times New Roman"/>
-        </w:rPr>
-        <w:t>tịch</w:t>
-      </w:r>
-      <w:proofErr w:type="spellEnd"/>
-      <w:r>
-        <w:rPr>
-          <w:rFonts w:ascii="Times New Roman" w:hAnsi="Times New Roman" w:cs="Times New Roman"/>
-        </w:rPr>
-        <w:t xml:space="preserve"> </w:t>
-      </w:r>
-      <w:proofErr w:type="spellStart"/>
-      <w:r>
-        <w:rPr>
-          <w:rFonts w:ascii="Times New Roman" w:hAnsi="Times New Roman" w:cs="Times New Roman"/>
-        </w:rPr>
-        <w:t>công</w:t>
-      </w:r>
-      <w:proofErr w:type="spellEnd"/>
-      <w:r>
-        <w:rPr>
-          <w:rFonts w:ascii="Times New Roman" w:hAnsi="Times New Roman" w:cs="Times New Roman"/>
-        </w:rPr>
-        <w:t xml:space="preserve"> ty </w:t>
-      </w:r>
-      <w:proofErr w:type="spellStart"/>
-      <w:r>
-        <w:rPr>
-          <w:rFonts w:ascii="Times New Roman" w:hAnsi="Times New Roman" w:cs="Times New Roman"/>
-        </w:rPr>
-        <w:t>kiêm</w:t>
-      </w:r>
-      <w:proofErr w:type="spellEnd"/>
-      <w:r>
-        <w:rPr>
-          <w:rFonts w:ascii="Times New Roman" w:hAnsi="Times New Roman" w:cs="Times New Roman"/>
-        </w:rPr>
-        <w:t xml:space="preserve"> </w:t>
-      </w:r>
-      <w:proofErr w:type="spellStart"/>
-      <w:r>
-        <w:rPr>
-          <w:rFonts w:ascii="Times New Roman" w:hAnsi="Times New Roman" w:cs="Times New Roman"/>
-        </w:rPr>
-        <w:t>giám</w:t>
+        <w:t>Giám</w:t>
       </w:r>
       <w:proofErr w:type="spellEnd"/>
       <w:r>
@@ -2157,978 +2146,6 @@
         <w:t>đốc</w:t>
       </w:r>
       <w:proofErr w:type="spellEnd"/>
-      <w:r>
-        <w:rPr>
-          <w:rFonts w:ascii="Times New Roman" w:hAnsi="Times New Roman" w:cs="Times New Roman"/>
-        </w:rPr>
-        <w:t xml:space="preserve"> Sinh </w:t>
-      </w:r>
-      <w:proofErr w:type="spellStart"/>
-      <w:r>
-        <w:rPr>
-          <w:rFonts w:ascii="Times New Roman" w:hAnsi="Times New Roman" w:cs="Times New Roman"/>
-        </w:rPr>
-        <w:t>ngày</w:t>
-      </w:r>
-      <w:proofErr w:type="spellEnd"/>
-      <w:r>
-        <w:rPr>
-          <w:rFonts w:ascii="Times New Roman" w:hAnsi="Times New Roman" w:cs="Times New Roman"/>
-        </w:rPr>
-        <w:t xml:space="preserve">: 22/02/1989 </w:t>
-      </w:r>
-      <w:proofErr w:type="spellStart"/>
-      <w:r>
-        <w:rPr>
-          <w:rFonts w:ascii="Times New Roman" w:hAnsi="Times New Roman" w:cs="Times New Roman"/>
-        </w:rPr>
-        <w:t>Dân</w:t>
-      </w:r>
-      <w:proofErr w:type="spellEnd"/>
-      <w:r>
-        <w:rPr>
-          <w:rFonts w:ascii="Times New Roman" w:hAnsi="Times New Roman" w:cs="Times New Roman"/>
-        </w:rPr>
-        <w:t xml:space="preserve"> </w:t>
-      </w:r>
-      <w:proofErr w:type="spellStart"/>
-      <w:r>
-        <w:rPr>
-          <w:rFonts w:ascii="Times New Roman" w:hAnsi="Times New Roman" w:cs="Times New Roman"/>
-        </w:rPr>
-        <w:t>tộc</w:t>
-      </w:r>
-      <w:proofErr w:type="spellEnd"/>
-      <w:r>
-        <w:rPr>
-          <w:rFonts w:ascii="Times New Roman" w:hAnsi="Times New Roman" w:cs="Times New Roman"/>
-        </w:rPr>
-        <w:t xml:space="preserve">: Kinh Quốc </w:t>
-      </w:r>
-      <w:proofErr w:type="spellStart"/>
-      <w:r>
-        <w:rPr>
-          <w:rFonts w:ascii="Times New Roman" w:hAnsi="Times New Roman" w:cs="Times New Roman"/>
-        </w:rPr>
-        <w:t>tịch</w:t>
-      </w:r>
-      <w:proofErr w:type="spellEnd"/>
-      <w:r>
-        <w:rPr>
-          <w:rFonts w:ascii="Times New Roman" w:hAnsi="Times New Roman" w:cs="Times New Roman"/>
-        </w:rPr>
-        <w:t xml:space="preserve">: Việt Nam </w:t>
-      </w:r>
-      <w:proofErr w:type="spellStart"/>
-      <w:r>
-        <w:rPr>
-          <w:rFonts w:ascii="Times New Roman" w:hAnsi="Times New Roman" w:cs="Times New Roman"/>
-        </w:rPr>
-        <w:t>Loại</w:t>
-      </w:r>
-      <w:proofErr w:type="spellEnd"/>
-      <w:r>
-        <w:rPr>
-          <w:rFonts w:ascii="Times New Roman" w:hAnsi="Times New Roman" w:cs="Times New Roman"/>
-        </w:rPr>
-        <w:t xml:space="preserve"> </w:t>
-      </w:r>
-      <w:proofErr w:type="spellStart"/>
-      <w:r>
-        <w:rPr>
-          <w:rFonts w:ascii="Times New Roman" w:hAnsi="Times New Roman" w:cs="Times New Roman"/>
-        </w:rPr>
-        <w:t>giấy</w:t>
-      </w:r>
-      <w:proofErr w:type="spellEnd"/>
-      <w:r>
-        <w:rPr>
-          <w:rFonts w:ascii="Times New Roman" w:hAnsi="Times New Roman" w:cs="Times New Roman"/>
-        </w:rPr>
-        <w:t xml:space="preserve"> </w:t>
-      </w:r>
-      <w:proofErr w:type="spellStart"/>
-      <w:r>
-        <w:rPr>
-          <w:rFonts w:ascii="Times New Roman" w:hAnsi="Times New Roman" w:cs="Times New Roman"/>
-        </w:rPr>
-        <w:t>tờ</w:t>
-      </w:r>
-      <w:proofErr w:type="spellEnd"/>
-      <w:r>
-        <w:rPr>
-          <w:rFonts w:ascii="Times New Roman" w:hAnsi="Times New Roman" w:cs="Times New Roman"/>
-        </w:rPr>
-        <w:t xml:space="preserve"> </w:t>
-      </w:r>
-      <w:proofErr w:type="spellStart"/>
-      <w:r>
-        <w:rPr>
-          <w:rFonts w:ascii="Times New Roman" w:hAnsi="Times New Roman" w:cs="Times New Roman"/>
-        </w:rPr>
-        <w:t>pháp</w:t>
-      </w:r>
-      <w:proofErr w:type="spellEnd"/>
-      <w:r>
-        <w:rPr>
-          <w:rFonts w:ascii="Times New Roman" w:hAnsi="Times New Roman" w:cs="Times New Roman"/>
-        </w:rPr>
-        <w:t xml:space="preserve"> </w:t>
-      </w:r>
-      <w:proofErr w:type="spellStart"/>
-      <w:r>
-        <w:rPr>
-          <w:rFonts w:ascii="Times New Roman" w:hAnsi="Times New Roman" w:cs="Times New Roman"/>
-        </w:rPr>
-        <w:t>lý</w:t>
-      </w:r>
-      <w:proofErr w:type="spellEnd"/>
-      <w:r>
-        <w:rPr>
-          <w:rFonts w:ascii="Times New Roman" w:hAnsi="Times New Roman" w:cs="Times New Roman"/>
-        </w:rPr>
-        <w:t xml:space="preserve"> </w:t>
-      </w:r>
-      <w:proofErr w:type="spellStart"/>
-      <w:r>
-        <w:rPr>
-          <w:rFonts w:ascii="Times New Roman" w:hAnsi="Times New Roman" w:cs="Times New Roman"/>
-        </w:rPr>
-        <w:t>của</w:t>
-      </w:r>
-      <w:proofErr w:type="spellEnd"/>
-      <w:r>
-        <w:rPr>
-          <w:rFonts w:ascii="Times New Roman" w:hAnsi="Times New Roman" w:cs="Times New Roman"/>
-        </w:rPr>
-        <w:t xml:space="preserve"> </w:t>
-      </w:r>
-      <w:proofErr w:type="spellStart"/>
-      <w:r>
-        <w:rPr>
-          <w:rFonts w:ascii="Times New Roman" w:hAnsi="Times New Roman" w:cs="Times New Roman"/>
-        </w:rPr>
-        <w:t>cá</w:t>
-      </w:r>
-      <w:proofErr w:type="spellEnd"/>
-      <w:r>
-        <w:rPr>
-          <w:rFonts w:ascii="Times New Roman" w:hAnsi="Times New Roman" w:cs="Times New Roman"/>
-        </w:rPr>
-        <w:t xml:space="preserve"> </w:t>
-      </w:r>
-      <w:proofErr w:type="spellStart"/>
-      <w:r>
-        <w:rPr>
-          <w:rFonts w:ascii="Times New Roman" w:hAnsi="Times New Roman" w:cs="Times New Roman"/>
-        </w:rPr>
-        <w:t>nhân</w:t>
-      </w:r>
-      <w:proofErr w:type="spellEnd"/>
-      <w:r>
-        <w:rPr>
-          <w:rFonts w:ascii="Times New Roman" w:hAnsi="Times New Roman" w:cs="Times New Roman"/>
-        </w:rPr>
-        <w:t xml:space="preserve">: </w:t>
-      </w:r>
-      <w:proofErr w:type="spellStart"/>
-      <w:r>
-        <w:rPr>
-          <w:rFonts w:ascii="Times New Roman" w:hAnsi="Times New Roman" w:cs="Times New Roman"/>
-        </w:rPr>
-        <w:t>Thẻ</w:t>
-      </w:r>
-      <w:proofErr w:type="spellEnd"/>
-      <w:r>
-        <w:rPr>
-          <w:rFonts w:ascii="Times New Roman" w:hAnsi="Times New Roman" w:cs="Times New Roman"/>
-        </w:rPr>
-        <w:t xml:space="preserve"> </w:t>
-      </w:r>
-      <w:proofErr w:type="spellStart"/>
-      <w:r>
-        <w:rPr>
-          <w:rFonts w:ascii="Times New Roman" w:hAnsi="Times New Roman" w:cs="Times New Roman"/>
-        </w:rPr>
-        <w:t>căn</w:t>
-      </w:r>
-      <w:proofErr w:type="spellEnd"/>
-      <w:r>
-        <w:rPr>
-          <w:rFonts w:ascii="Times New Roman" w:hAnsi="Times New Roman" w:cs="Times New Roman"/>
-        </w:rPr>
-        <w:t xml:space="preserve"> </w:t>
-      </w:r>
-      <w:proofErr w:type="spellStart"/>
-      <w:r>
-        <w:rPr>
-          <w:rFonts w:ascii="Times New Roman" w:hAnsi="Times New Roman" w:cs="Times New Roman"/>
-        </w:rPr>
-        <w:t>cước</w:t>
-      </w:r>
-      <w:proofErr w:type="spellEnd"/>
-      <w:r>
-        <w:rPr>
-          <w:rFonts w:ascii="Times New Roman" w:hAnsi="Times New Roman" w:cs="Times New Roman"/>
-        </w:rPr>
-        <w:t xml:space="preserve"> </w:t>
-      </w:r>
-      <w:proofErr w:type="spellStart"/>
-      <w:r>
-        <w:rPr>
-          <w:rFonts w:ascii="Times New Roman" w:hAnsi="Times New Roman" w:cs="Times New Roman"/>
-        </w:rPr>
-        <w:t>công</w:t>
-      </w:r>
-      <w:proofErr w:type="spellEnd"/>
-      <w:r>
-        <w:rPr>
-          <w:rFonts w:ascii="Times New Roman" w:hAnsi="Times New Roman" w:cs="Times New Roman"/>
-        </w:rPr>
-        <w:t xml:space="preserve"> </w:t>
-      </w:r>
-      <w:proofErr w:type="spellStart"/>
-      <w:r>
-        <w:rPr>
-          <w:rFonts w:ascii="Times New Roman" w:hAnsi="Times New Roman" w:cs="Times New Roman"/>
-        </w:rPr>
-        <w:t>dân</w:t>
-      </w:r>
-      <w:proofErr w:type="spellEnd"/>
-      <w:r>
-        <w:rPr>
-          <w:rFonts w:ascii="Times New Roman" w:hAnsi="Times New Roman" w:cs="Times New Roman"/>
-        </w:rPr>
-        <w:t xml:space="preserve"> </w:t>
-      </w:r>
-      <w:proofErr w:type="spellStart"/>
-      <w:r>
-        <w:rPr>
-          <w:rFonts w:ascii="Times New Roman" w:hAnsi="Times New Roman" w:cs="Times New Roman"/>
-        </w:rPr>
-        <w:t>Số</w:t>
-      </w:r>
-      <w:proofErr w:type="spellEnd"/>
-      <w:r>
-        <w:rPr>
-          <w:rFonts w:ascii="Times New Roman" w:hAnsi="Times New Roman" w:cs="Times New Roman"/>
-        </w:rPr>
-        <w:t xml:space="preserve"> </w:t>
-      </w:r>
-      <w:proofErr w:type="spellStart"/>
-      <w:r>
-        <w:rPr>
-          <w:rFonts w:ascii="Times New Roman" w:hAnsi="Times New Roman" w:cs="Times New Roman"/>
-        </w:rPr>
-        <w:t>giấy</w:t>
-      </w:r>
-      <w:proofErr w:type="spellEnd"/>
-      <w:r>
-        <w:rPr>
-          <w:rFonts w:ascii="Times New Roman" w:hAnsi="Times New Roman" w:cs="Times New Roman"/>
-        </w:rPr>
-        <w:t xml:space="preserve"> </w:t>
-      </w:r>
-      <w:proofErr w:type="spellStart"/>
-      <w:r>
-        <w:rPr>
-          <w:rFonts w:ascii="Times New Roman" w:hAnsi="Times New Roman" w:cs="Times New Roman"/>
-        </w:rPr>
-        <w:t>tờ</w:t>
-      </w:r>
-      <w:proofErr w:type="spellEnd"/>
-      <w:r>
-        <w:rPr>
-          <w:rFonts w:ascii="Times New Roman" w:hAnsi="Times New Roman" w:cs="Times New Roman"/>
-        </w:rPr>
-        <w:t xml:space="preserve"> </w:t>
-      </w:r>
-      <w:proofErr w:type="spellStart"/>
-      <w:r>
-        <w:rPr>
-          <w:rFonts w:ascii="Times New Roman" w:hAnsi="Times New Roman" w:cs="Times New Roman"/>
-        </w:rPr>
-        <w:t>pháp</w:t>
-      </w:r>
-      <w:proofErr w:type="spellEnd"/>
-      <w:r>
-        <w:rPr>
-          <w:rFonts w:ascii="Times New Roman" w:hAnsi="Times New Roman" w:cs="Times New Roman"/>
-        </w:rPr>
-        <w:t xml:space="preserve"> </w:t>
-      </w:r>
-      <w:proofErr w:type="spellStart"/>
-      <w:r>
-        <w:rPr>
-          <w:rFonts w:ascii="Times New Roman" w:hAnsi="Times New Roman" w:cs="Times New Roman"/>
-        </w:rPr>
-        <w:t>lý</w:t>
-      </w:r>
-      <w:proofErr w:type="spellEnd"/>
-      <w:r>
-        <w:rPr>
-          <w:rFonts w:ascii="Times New Roman" w:hAnsi="Times New Roman" w:cs="Times New Roman"/>
-        </w:rPr>
-        <w:t xml:space="preserve"> </w:t>
-      </w:r>
-      <w:proofErr w:type="spellStart"/>
-      <w:r>
-        <w:rPr>
-          <w:rFonts w:ascii="Times New Roman" w:hAnsi="Times New Roman" w:cs="Times New Roman"/>
-        </w:rPr>
-        <w:t>của</w:t>
-      </w:r>
-      <w:proofErr w:type="spellEnd"/>
-      <w:r>
-        <w:rPr>
-          <w:rFonts w:ascii="Times New Roman" w:hAnsi="Times New Roman" w:cs="Times New Roman"/>
-        </w:rPr>
-        <w:t xml:space="preserve"> </w:t>
-      </w:r>
-      <w:proofErr w:type="spellStart"/>
-      <w:r>
-        <w:rPr>
-          <w:rFonts w:ascii="Times New Roman" w:hAnsi="Times New Roman" w:cs="Times New Roman"/>
-        </w:rPr>
-        <w:t>cá</w:t>
-      </w:r>
-      <w:proofErr w:type="spellEnd"/>
-      <w:r>
-        <w:rPr>
-          <w:rFonts w:ascii="Times New Roman" w:hAnsi="Times New Roman" w:cs="Times New Roman"/>
-        </w:rPr>
-        <w:t xml:space="preserve"> </w:t>
-      </w:r>
-      <w:proofErr w:type="spellStart"/>
-      <w:r>
-        <w:rPr>
-          <w:rFonts w:ascii="Times New Roman" w:hAnsi="Times New Roman" w:cs="Times New Roman"/>
-        </w:rPr>
-        <w:t>nhân</w:t>
-      </w:r>
-      <w:proofErr w:type="spellEnd"/>
-      <w:r>
-        <w:rPr>
-          <w:rFonts w:ascii="Times New Roman" w:hAnsi="Times New Roman" w:cs="Times New Roman"/>
-        </w:rPr>
-        <w:t xml:space="preserve">: 034089016494 </w:t>
-      </w:r>
-      <w:proofErr w:type="spellStart"/>
-      <w:r>
-        <w:rPr>
-          <w:rFonts w:ascii="Times New Roman" w:hAnsi="Times New Roman" w:cs="Times New Roman"/>
-        </w:rPr>
-        <w:t>Ngày</w:t>
-      </w:r>
-      <w:proofErr w:type="spellEnd"/>
-      <w:r>
-        <w:rPr>
-          <w:rFonts w:ascii="Times New Roman" w:hAnsi="Times New Roman" w:cs="Times New Roman"/>
-        </w:rPr>
-        <w:t xml:space="preserve"> </w:t>
-      </w:r>
-      <w:proofErr w:type="spellStart"/>
-      <w:r>
-        <w:rPr>
-          <w:rFonts w:ascii="Times New Roman" w:hAnsi="Times New Roman" w:cs="Times New Roman"/>
-        </w:rPr>
-        <w:t>cấp</w:t>
-      </w:r>
-      <w:proofErr w:type="spellEnd"/>
-      <w:r>
-        <w:rPr>
-          <w:rFonts w:ascii="Times New Roman" w:hAnsi="Times New Roman" w:cs="Times New Roman"/>
-        </w:rPr>
-        <w:t xml:space="preserve">: 07/11/2022 </w:t>
-      </w:r>
-      <w:proofErr w:type="spellStart"/>
-      <w:r>
-        <w:rPr>
-          <w:rFonts w:ascii="Times New Roman" w:hAnsi="Times New Roman" w:cs="Times New Roman"/>
-        </w:rPr>
-        <w:t>Nơi</w:t>
-      </w:r>
-      <w:proofErr w:type="spellEnd"/>
-      <w:r>
-        <w:rPr>
-          <w:rFonts w:ascii="Times New Roman" w:hAnsi="Times New Roman" w:cs="Times New Roman"/>
-        </w:rPr>
-        <w:t xml:space="preserve"> </w:t>
-      </w:r>
-      <w:proofErr w:type="spellStart"/>
-      <w:r>
-        <w:rPr>
-          <w:rFonts w:ascii="Times New Roman" w:hAnsi="Times New Roman" w:cs="Times New Roman"/>
-        </w:rPr>
-        <w:t>cấp</w:t>
-      </w:r>
-      <w:proofErr w:type="spellEnd"/>
-      <w:r>
-        <w:rPr>
-          <w:rFonts w:ascii="Times New Roman" w:hAnsi="Times New Roman" w:cs="Times New Roman"/>
-        </w:rPr>
-        <w:t xml:space="preserve">: </w:t>
-      </w:r>
-      <w:proofErr w:type="spellStart"/>
-      <w:r>
-        <w:rPr>
-          <w:rFonts w:ascii="Times New Roman" w:hAnsi="Times New Roman" w:cs="Times New Roman"/>
-        </w:rPr>
-        <w:t>Cục</w:t>
-      </w:r>
-      <w:proofErr w:type="spellEnd"/>
-      <w:r>
-        <w:rPr>
-          <w:rFonts w:ascii="Times New Roman" w:hAnsi="Times New Roman" w:cs="Times New Roman"/>
-        </w:rPr>
-        <w:t xml:space="preserve"> </w:t>
-      </w:r>
-      <w:proofErr w:type="spellStart"/>
-      <w:r>
-        <w:rPr>
-          <w:rFonts w:ascii="Times New Roman" w:hAnsi="Times New Roman" w:cs="Times New Roman"/>
-        </w:rPr>
-        <w:t>cảnh</w:t>
-      </w:r>
-      <w:proofErr w:type="spellEnd"/>
-      <w:r>
-        <w:rPr>
-          <w:rFonts w:ascii="Times New Roman" w:hAnsi="Times New Roman" w:cs="Times New Roman"/>
-        </w:rPr>
-        <w:t xml:space="preserve"> </w:t>
-      </w:r>
-      <w:proofErr w:type="spellStart"/>
-      <w:r>
-        <w:rPr>
-          <w:rFonts w:ascii="Times New Roman" w:hAnsi="Times New Roman" w:cs="Times New Roman"/>
-        </w:rPr>
-        <w:t>sát</w:t>
-      </w:r>
-      <w:proofErr w:type="spellEnd"/>
-      <w:r>
-        <w:rPr>
-          <w:rFonts w:ascii="Times New Roman" w:hAnsi="Times New Roman" w:cs="Times New Roman"/>
-        </w:rPr>
-        <w:t xml:space="preserve"> </w:t>
-      </w:r>
-      <w:proofErr w:type="spellStart"/>
-      <w:r>
-        <w:rPr>
-          <w:rFonts w:ascii="Times New Roman" w:hAnsi="Times New Roman" w:cs="Times New Roman"/>
-        </w:rPr>
-        <w:t>quản</w:t>
-      </w:r>
-      <w:proofErr w:type="spellEnd"/>
-      <w:r>
-        <w:rPr>
-          <w:rFonts w:ascii="Times New Roman" w:hAnsi="Times New Roman" w:cs="Times New Roman"/>
-        </w:rPr>
-        <w:t xml:space="preserve"> </w:t>
-      </w:r>
-      <w:proofErr w:type="spellStart"/>
-      <w:r>
-        <w:rPr>
-          <w:rFonts w:ascii="Times New Roman" w:hAnsi="Times New Roman" w:cs="Times New Roman"/>
-        </w:rPr>
-        <w:t>lý</w:t>
-      </w:r>
-      <w:proofErr w:type="spellEnd"/>
-      <w:r>
-        <w:rPr>
-          <w:rFonts w:ascii="Times New Roman" w:hAnsi="Times New Roman" w:cs="Times New Roman"/>
-        </w:rPr>
-        <w:t xml:space="preserve"> </w:t>
-      </w:r>
-      <w:proofErr w:type="spellStart"/>
-      <w:r>
-        <w:rPr>
-          <w:rFonts w:ascii="Times New Roman" w:hAnsi="Times New Roman" w:cs="Times New Roman"/>
-        </w:rPr>
-        <w:t>hành</w:t>
-      </w:r>
-      <w:proofErr w:type="spellEnd"/>
-      <w:r>
-        <w:rPr>
-          <w:rFonts w:ascii="Times New Roman" w:hAnsi="Times New Roman" w:cs="Times New Roman"/>
-        </w:rPr>
-        <w:t xml:space="preserve"> </w:t>
-      </w:r>
-      <w:proofErr w:type="spellStart"/>
-      <w:r>
-        <w:rPr>
-          <w:rFonts w:ascii="Times New Roman" w:hAnsi="Times New Roman" w:cs="Times New Roman"/>
-        </w:rPr>
-        <w:t>chính</w:t>
-      </w:r>
-      <w:proofErr w:type="spellEnd"/>
-      <w:r>
-        <w:rPr>
-          <w:rFonts w:ascii="Times New Roman" w:hAnsi="Times New Roman" w:cs="Times New Roman"/>
-        </w:rPr>
-        <w:t xml:space="preserve"> </w:t>
-      </w:r>
-      <w:proofErr w:type="spellStart"/>
-      <w:r>
-        <w:rPr>
-          <w:rFonts w:ascii="Times New Roman" w:hAnsi="Times New Roman" w:cs="Times New Roman"/>
-        </w:rPr>
-        <w:t>và</w:t>
-      </w:r>
-      <w:proofErr w:type="spellEnd"/>
-      <w:r>
-        <w:rPr>
-          <w:rFonts w:ascii="Times New Roman" w:hAnsi="Times New Roman" w:cs="Times New Roman"/>
-        </w:rPr>
-        <w:t xml:space="preserve"> </w:t>
-      </w:r>
-      <w:proofErr w:type="spellStart"/>
-      <w:r>
-        <w:rPr>
-          <w:rFonts w:ascii="Times New Roman" w:hAnsi="Times New Roman" w:cs="Times New Roman"/>
-        </w:rPr>
-        <w:t>trật</w:t>
-      </w:r>
-      <w:proofErr w:type="spellEnd"/>
-      <w:r>
-        <w:rPr>
-          <w:rFonts w:ascii="Times New Roman" w:hAnsi="Times New Roman" w:cs="Times New Roman"/>
-        </w:rPr>
-        <w:t xml:space="preserve"> </w:t>
-      </w:r>
-      <w:proofErr w:type="spellStart"/>
-      <w:r>
-        <w:rPr>
-          <w:rFonts w:ascii="Times New Roman" w:hAnsi="Times New Roman" w:cs="Times New Roman"/>
-        </w:rPr>
-        <w:t>tự</w:t>
-      </w:r>
-      <w:proofErr w:type="spellEnd"/>
-      <w:r>
-        <w:rPr>
-          <w:rFonts w:ascii="Times New Roman" w:hAnsi="Times New Roman" w:cs="Times New Roman"/>
-        </w:rPr>
-        <w:t xml:space="preserve"> </w:t>
-      </w:r>
-      <w:proofErr w:type="spellStart"/>
-      <w:r>
-        <w:rPr>
-          <w:rFonts w:ascii="Times New Roman" w:hAnsi="Times New Roman" w:cs="Times New Roman"/>
-        </w:rPr>
-        <w:t>xã</w:t>
-      </w:r>
-      <w:proofErr w:type="spellEnd"/>
-      <w:r>
-        <w:rPr>
-          <w:rFonts w:ascii="Times New Roman" w:hAnsi="Times New Roman" w:cs="Times New Roman"/>
-        </w:rPr>
-        <w:t xml:space="preserve"> </w:t>
-      </w:r>
-      <w:proofErr w:type="spellStart"/>
-      <w:r>
-        <w:rPr>
-          <w:rFonts w:ascii="Times New Roman" w:hAnsi="Times New Roman" w:cs="Times New Roman"/>
-        </w:rPr>
-        <w:t>hội</w:t>
-      </w:r>
-      <w:proofErr w:type="spellEnd"/>
-    </w:p>
-    <w:p>
-      <w:pPr>
-        <w:tabs>
-          <w:tab w:val="left" w:pos="4164"/>
-        </w:tabs>
-        <w:rPr>
-          <w:rFonts w:ascii="Times New Roman" w:hAnsi="Times New Roman" w:cs="Times New Roman"/>
-        </w:rPr>
-      </w:pPr>
-      <w:proofErr w:type="spellStart"/>
-      <w:r>
-        <w:rPr>
-          <w:rFonts w:ascii="Times New Roman" w:hAnsi="Times New Roman" w:cs="Times New Roman"/>
-        </w:rPr>
-        <w:t>Địa</w:t>
-      </w:r>
-      <w:proofErr w:type="spellEnd"/>
-      <w:r>
-        <w:rPr>
-          <w:rFonts w:ascii="Times New Roman" w:hAnsi="Times New Roman" w:cs="Times New Roman"/>
-        </w:rPr>
-        <w:t xml:space="preserve"> </w:t>
-      </w:r>
-      <w:proofErr w:type="spellStart"/>
-      <w:r>
-        <w:rPr>
-          <w:rFonts w:ascii="Times New Roman" w:hAnsi="Times New Roman" w:cs="Times New Roman"/>
-        </w:rPr>
-        <w:t>chỉ</w:t>
-      </w:r>
-      <w:proofErr w:type="spellEnd"/>
-      <w:r>
-        <w:rPr>
-          <w:rFonts w:ascii="Times New Roman" w:hAnsi="Times New Roman" w:cs="Times New Roman"/>
-        </w:rPr>
-        <w:t xml:space="preserve"> </w:t>
-      </w:r>
-      <w:proofErr w:type="spellStart"/>
-      <w:r>
-        <w:rPr>
-          <w:rFonts w:ascii="Times New Roman" w:hAnsi="Times New Roman" w:cs="Times New Roman"/>
-        </w:rPr>
-        <w:t>thường</w:t>
-      </w:r>
-      <w:proofErr w:type="spellEnd"/>
-      <w:r>
-        <w:rPr>
-          <w:rFonts w:ascii="Times New Roman" w:hAnsi="Times New Roman" w:cs="Times New Roman"/>
-        </w:rPr>
-        <w:t xml:space="preserve"> </w:t>
-      </w:r>
-      <w:proofErr w:type="spellStart"/>
-      <w:r>
-        <w:rPr>
-          <w:rFonts w:ascii="Times New Roman" w:hAnsi="Times New Roman" w:cs="Times New Roman"/>
-        </w:rPr>
-        <w:t>trú</w:t>
-      </w:r>
-      <w:proofErr w:type="spellEnd"/>
-      <w:r>
-        <w:rPr>
-          <w:rFonts w:ascii="Times New Roman" w:hAnsi="Times New Roman" w:cs="Times New Roman"/>
-        </w:rPr>
-        <w:t xml:space="preserve">: </w:t>
-      </w:r>
-      <w:proofErr w:type="spellStart"/>
-      <w:r>
-        <w:rPr>
-          <w:rFonts w:ascii="Times New Roman" w:hAnsi="Times New Roman" w:cs="Times New Roman"/>
-        </w:rPr>
-        <w:t>Thôn</w:t>
-      </w:r>
-      <w:proofErr w:type="spellEnd"/>
-      <w:r>
-        <w:rPr>
-          <w:rFonts w:ascii="Times New Roman" w:hAnsi="Times New Roman" w:cs="Times New Roman"/>
-        </w:rPr>
-        <w:t xml:space="preserve"> Bình An, </w:t>
-      </w:r>
-      <w:proofErr w:type="spellStart"/>
-      <w:r>
-        <w:rPr>
-          <w:rFonts w:ascii="Times New Roman" w:hAnsi="Times New Roman" w:cs="Times New Roman"/>
-        </w:rPr>
-        <w:t>Xã</w:t>
-      </w:r>
-      <w:proofErr w:type="spellEnd"/>
-      <w:r>
-        <w:rPr>
-          <w:rFonts w:ascii="Times New Roman" w:hAnsi="Times New Roman" w:cs="Times New Roman"/>
-        </w:rPr>
-        <w:t xml:space="preserve"> </w:t>
-      </w:r>
-      <w:proofErr w:type="spellStart"/>
-      <w:r>
-        <w:rPr>
-          <w:rFonts w:ascii="Times New Roman" w:hAnsi="Times New Roman" w:cs="Times New Roman"/>
-        </w:rPr>
-        <w:t>Thụy</w:t>
-      </w:r>
-      <w:proofErr w:type="spellEnd"/>
-      <w:r>
-        <w:rPr>
-          <w:rFonts w:ascii="Times New Roman" w:hAnsi="Times New Roman" w:cs="Times New Roman"/>
-        </w:rPr>
-        <w:t xml:space="preserve"> Xuân, </w:t>
-      </w:r>
-      <w:proofErr w:type="spellStart"/>
-      <w:r>
-        <w:rPr>
-          <w:rFonts w:ascii="Times New Roman" w:hAnsi="Times New Roman" w:cs="Times New Roman"/>
-        </w:rPr>
-        <w:t>Huyện</w:t>
-      </w:r>
-      <w:proofErr w:type="spellEnd"/>
-      <w:r>
-        <w:rPr>
-          <w:rFonts w:ascii="Times New Roman" w:hAnsi="Times New Roman" w:cs="Times New Roman"/>
-        </w:rPr>
-        <w:t xml:space="preserve"> Thái Thụy, </w:t>
-      </w:r>
-      <w:proofErr w:type="spellStart"/>
-      <w:r>
-        <w:rPr>
-          <w:rFonts w:ascii="Times New Roman" w:hAnsi="Times New Roman" w:cs="Times New Roman"/>
-        </w:rPr>
-        <w:t>Tỉnh</w:t>
-      </w:r>
-      <w:proofErr w:type="spellEnd"/>
-      <w:r>
-        <w:rPr>
-          <w:rFonts w:ascii="Times New Roman" w:hAnsi="Times New Roman" w:cs="Times New Roman"/>
-        </w:rPr>
-        <w:t xml:space="preserve"> Thái Bình, Việt Nam </w:t>
-      </w:r>
-      <w:proofErr w:type="spellStart"/>
-      <w:r>
-        <w:rPr>
-          <w:rFonts w:ascii="Times New Roman" w:hAnsi="Times New Roman" w:cs="Times New Roman"/>
-        </w:rPr>
-        <w:t>Địa</w:t>
-      </w:r>
-      <w:proofErr w:type="spellEnd"/>
-      <w:r>
-        <w:rPr>
-          <w:rFonts w:ascii="Times New Roman" w:hAnsi="Times New Roman" w:cs="Times New Roman"/>
-        </w:rPr>
-        <w:t xml:space="preserve"> </w:t>
-      </w:r>
-      <w:proofErr w:type="spellStart"/>
-      <w:r>
-        <w:rPr>
-          <w:rFonts w:ascii="Times New Roman" w:hAnsi="Times New Roman" w:cs="Times New Roman"/>
-        </w:rPr>
-        <w:t>chỉ</w:t>
-      </w:r>
-      <w:proofErr w:type="spellEnd"/>
-      <w:r>
-        <w:rPr>
-          <w:rFonts w:ascii="Times New Roman" w:hAnsi="Times New Roman" w:cs="Times New Roman"/>
-        </w:rPr>
-        <w:t xml:space="preserve"> </w:t>
-      </w:r>
-      <w:proofErr w:type="spellStart"/>
-      <w:r>
-        <w:rPr>
-          <w:rFonts w:ascii="Times New Roman" w:hAnsi="Times New Roman" w:cs="Times New Roman"/>
-        </w:rPr>
-        <w:t>liên</w:t>
-      </w:r>
-      <w:proofErr w:type="spellEnd"/>
-      <w:r>
-        <w:rPr>
-          <w:rFonts w:ascii="Times New Roman" w:hAnsi="Times New Roman" w:cs="Times New Roman"/>
-        </w:rPr>
-        <w:t xml:space="preserve"> </w:t>
-      </w:r>
-      <w:proofErr w:type="spellStart"/>
-      <w:r>
-        <w:rPr>
-          <w:rFonts w:ascii="Times New Roman" w:hAnsi="Times New Roman" w:cs="Times New Roman"/>
-        </w:rPr>
-        <w:t>lạc</w:t>
-      </w:r>
-      <w:proofErr w:type="spellEnd"/>
-      <w:r>
-        <w:rPr>
-          <w:rFonts w:ascii="Times New Roman" w:hAnsi="Times New Roman" w:cs="Times New Roman"/>
-        </w:rPr>
-        <w:t xml:space="preserve">: </w:t>
-      </w:r>
-      <w:proofErr w:type="spellStart"/>
-      <w:r>
-        <w:rPr>
-          <w:rFonts w:ascii="Times New Roman" w:hAnsi="Times New Roman" w:cs="Times New Roman"/>
-        </w:rPr>
-        <w:t>Số</w:t>
-      </w:r>
-      <w:proofErr w:type="spellEnd"/>
-      <w:r>
-        <w:rPr>
-          <w:rFonts w:ascii="Times New Roman" w:hAnsi="Times New Roman" w:cs="Times New Roman"/>
-        </w:rPr>
-        <w:t xml:space="preserve"> 59, </w:t>
-      </w:r>
-      <w:proofErr w:type="spellStart"/>
-      <w:r>
-        <w:rPr>
-          <w:rFonts w:ascii="Times New Roman" w:hAnsi="Times New Roman" w:cs="Times New Roman"/>
-        </w:rPr>
-        <w:t>Đường</w:t>
-      </w:r>
-      <w:proofErr w:type="spellEnd"/>
-      <w:r>
-        <w:rPr>
-          <w:rFonts w:ascii="Times New Roman" w:hAnsi="Times New Roman" w:cs="Times New Roman"/>
-        </w:rPr>
-        <w:t xml:space="preserve"> ĐT 741, Khu </w:t>
-      </w:r>
-      <w:proofErr w:type="spellStart"/>
-      <w:r>
-        <w:rPr>
-          <w:rFonts w:ascii="Times New Roman" w:hAnsi="Times New Roman" w:cs="Times New Roman"/>
-        </w:rPr>
-        <w:t>Phố</w:t>
-      </w:r>
-      <w:proofErr w:type="spellEnd"/>
-      <w:r>
-        <w:rPr>
-          <w:rFonts w:ascii="Times New Roman" w:hAnsi="Times New Roman" w:cs="Times New Roman"/>
-        </w:rPr>
-        <w:t xml:space="preserve"> 1, </w:t>
-      </w:r>
-      <w:proofErr w:type="spellStart"/>
-      <w:r>
-        <w:rPr>
-          <w:rFonts w:ascii="Times New Roman" w:hAnsi="Times New Roman" w:cs="Times New Roman"/>
-        </w:rPr>
-        <w:t>Phường</w:t>
-      </w:r>
-      <w:proofErr w:type="spellEnd"/>
-      <w:r>
-        <w:rPr>
-          <w:rFonts w:ascii="Times New Roman" w:hAnsi="Times New Roman" w:cs="Times New Roman"/>
-        </w:rPr>
-        <w:t xml:space="preserve"> </w:t>
-      </w:r>
-      <w:proofErr w:type="spellStart"/>
-      <w:r>
-        <w:rPr>
-          <w:rFonts w:ascii="Times New Roman" w:hAnsi="Times New Roman" w:cs="Times New Roman"/>
-        </w:rPr>
-        <w:t>Vĩnh</w:t>
-      </w:r>
-      <w:proofErr w:type="spellEnd"/>
-      <w:r>
-        <w:rPr>
-          <w:rFonts w:ascii="Times New Roman" w:hAnsi="Times New Roman" w:cs="Times New Roman"/>
-        </w:rPr>
-        <w:t xml:space="preserve"> Tân, Thành </w:t>
-      </w:r>
-      <w:proofErr w:type="spellStart"/>
-      <w:r>
-        <w:rPr>
-          <w:rFonts w:ascii="Times New Roman" w:hAnsi="Times New Roman" w:cs="Times New Roman"/>
-        </w:rPr>
-        <w:t>phố</w:t>
-      </w:r>
-      <w:proofErr w:type="spellEnd"/>
-      <w:r>
-        <w:rPr>
-          <w:rFonts w:ascii="Times New Roman" w:hAnsi="Times New Roman" w:cs="Times New Roman"/>
-        </w:rPr>
-        <w:t xml:space="preserve"> </w:t>
-      </w:r>
-      <w:proofErr w:type="spellStart"/>
-      <w:r>
-        <w:rPr>
-          <w:rFonts w:ascii="Times New Roman" w:hAnsi="Times New Roman" w:cs="Times New Roman"/>
-        </w:rPr>
-        <w:t>Hồ</w:t>
-      </w:r>
-      <w:proofErr w:type="spellEnd"/>
-      <w:r>
-        <w:rPr>
-          <w:rFonts w:ascii="Times New Roman" w:hAnsi="Times New Roman" w:cs="Times New Roman"/>
-        </w:rPr>
-        <w:t xml:space="preserve"> Chí Minh, Việt Nam</w:t>
-      </w:r>
-    </w:p>
-    <w:p>
-      <w:pPr>
-        <w:tabs>
-          <w:tab w:val="left" w:pos="4164"/>
-        </w:tabs>
-        <w:rPr>
-          <w:rFonts w:ascii="Times New Roman" w:hAnsi="Times New Roman" w:cs="Times New Roman"/>
-        </w:rPr>
-      </w:pPr>
-      <w:proofErr w:type="spellStart"/>
-      <w:r>
-        <w:rPr>
-          <w:rFonts w:ascii="Times New Roman" w:hAnsi="Times New Roman" w:cs="Times New Roman"/>
-        </w:rPr>
-        <w:t>Đại</w:t>
-      </w:r>
-      <w:proofErr w:type="spellEnd"/>
-      <w:r>
-        <w:rPr>
-          <w:rFonts w:ascii="Times New Roman" w:hAnsi="Times New Roman" w:cs="Times New Roman"/>
-        </w:rPr>
-        <w:t xml:space="preserve"> </w:t>
-      </w:r>
-      <w:proofErr w:type="spellStart"/>
-      <w:r>
-        <w:rPr>
-          <w:rFonts w:ascii="Times New Roman" w:hAnsi="Times New Roman" w:cs="Times New Roman"/>
-        </w:rPr>
-        <w:t>diện</w:t>
-      </w:r>
-      <w:proofErr w:type="spellEnd"/>
-      <w:r>
-        <w:rPr>
-          <w:rFonts w:ascii="Times New Roman" w:hAnsi="Times New Roman" w:cs="Times New Roman"/>
-        </w:rPr>
-        <w:t xml:space="preserve"> </w:t>
-      </w:r>
-      <w:proofErr w:type="spellStart"/>
-      <w:r>
-        <w:rPr>
-          <w:rFonts w:ascii="Times New Roman" w:hAnsi="Times New Roman" w:cs="Times New Roman"/>
-        </w:rPr>
-        <w:t>pháp</w:t>
-      </w:r>
-      <w:proofErr w:type="spellEnd"/>
-      <w:r>
-        <w:rPr>
-          <w:rFonts w:ascii="Times New Roman" w:hAnsi="Times New Roman" w:cs="Times New Roman"/>
-        </w:rPr>
-        <w:t xml:space="preserve"> </w:t>
-      </w:r>
-      <w:proofErr w:type="spellStart"/>
-      <w:r>
-        <w:rPr>
-          <w:rFonts w:ascii="Times New Roman" w:hAnsi="Times New Roman" w:cs="Times New Roman"/>
-        </w:rPr>
-        <w:t>luật</w:t>
-      </w:r>
-      <w:proofErr w:type="spellEnd"/>
-      <w:r>
-        <w:rPr>
-          <w:rFonts w:ascii="Times New Roman" w:hAnsi="Times New Roman" w:cs="Times New Roman"/>
-        </w:rPr>
-        <w:t xml:space="preserve"> </w:t>
-      </w:r>
-      <w:proofErr w:type="spellStart"/>
-      <w:r>
-        <w:rPr>
-          <w:rFonts w:ascii="Times New Roman" w:hAnsi="Times New Roman" w:cs="Times New Roman"/>
-        </w:rPr>
-        <w:t>sau</w:t>
-      </w:r>
-      <w:proofErr w:type="spellEnd"/>
-      <w:r>
-        <w:rPr>
-          <w:rFonts w:ascii="Times New Roman" w:hAnsi="Times New Roman" w:cs="Times New Roman"/>
-        </w:rPr>
-        <w:t xml:space="preserve"> </w:t>
-      </w:r>
-      <w:proofErr w:type="spellStart"/>
-      <w:r>
-        <w:rPr>
-          <w:rFonts w:ascii="Times New Roman" w:hAnsi="Times New Roman" w:cs="Times New Roman"/>
-        </w:rPr>
-        <w:t>thay</w:t>
-      </w:r>
-      <w:proofErr w:type="spellEnd"/>
-      <w:r>
-        <w:rPr>
-          <w:rFonts w:ascii="Times New Roman" w:hAnsi="Times New Roman" w:cs="Times New Roman"/>
-        </w:rPr>
-        <w:t xml:space="preserve"> </w:t>
-      </w:r>
-      <w:proofErr w:type="spellStart"/>
-      <w:r>
-        <w:rPr>
-          <w:rFonts w:ascii="Times New Roman" w:hAnsi="Times New Roman" w:cs="Times New Roman"/>
-        </w:rPr>
-        <w:t>đổi</w:t>
-      </w:r>
-      <w:proofErr w:type="spellEnd"/>
-      <w:r>
-        <w:rPr>
-          <w:rFonts w:ascii="Times New Roman" w:hAnsi="Times New Roman" w:cs="Times New Roman"/>
-        </w:rPr>
-        <w:t>:</w:t>
-      </w:r>
     </w:p>
     <w:p>
       <w:pPr>
@@ -3518,7 +2535,6 @@
           <w:b/>
           <w:bCs/>
         </w:rPr>
-        <w:lastRenderedPageBreak/>
         <w:t>Địa</w:t>
       </w:r>
       <w:proofErr w:type="spellEnd"/>
@@ -3717,84 +2733,103 @@
           <w:rFonts w:ascii="Times New Roman" w:hAnsi="Times New Roman" w:cs="Times New Roman"/>
         </w:rPr>
         <w:br/>
-        <w:t xml:space="preserve">Thay </w:t>
-      </w:r>
-      <w:proofErr w:type="spellStart"/>
-      <w:r>
-        <w:rPr>
-          <w:rFonts w:ascii="Times New Roman" w:hAnsi="Times New Roman" w:cs="Times New Roman"/>
-        </w:rPr>
-        <w:t>đổi</w:t>
-      </w:r>
-      <w:proofErr w:type="spellEnd"/>
-      <w:r>
-        <w:rPr>
-          <w:rFonts w:ascii="Times New Roman" w:hAnsi="Times New Roman" w:cs="Times New Roman"/>
-        </w:rPr>
-        <w:t xml:space="preserve"> </w:t>
-      </w:r>
-      <w:proofErr w:type="spellStart"/>
-      <w:r>
-        <w:rPr>
-          <w:rFonts w:ascii="Times New Roman" w:hAnsi="Times New Roman" w:cs="Times New Roman"/>
-        </w:rPr>
-        <w:t>đại</w:t>
-      </w:r>
-      <w:proofErr w:type="spellEnd"/>
-      <w:r>
-        <w:rPr>
-          <w:rFonts w:ascii="Times New Roman" w:hAnsi="Times New Roman" w:cs="Times New Roman"/>
-        </w:rPr>
-        <w:t xml:space="preserve"> </w:t>
-      </w:r>
-      <w:proofErr w:type="spellStart"/>
-      <w:r>
-        <w:rPr>
-          <w:rFonts w:ascii="Times New Roman" w:hAnsi="Times New Roman" w:cs="Times New Roman"/>
-        </w:rPr>
-        <w:t>diện</w:t>
-      </w:r>
-      <w:proofErr w:type="spellEnd"/>
-      <w:r>
-        <w:rPr>
-          <w:rFonts w:ascii="Times New Roman" w:hAnsi="Times New Roman" w:cs="Times New Roman"/>
-        </w:rPr>
-        <w:t xml:space="preserve"> </w:t>
-      </w:r>
-      <w:proofErr w:type="spellStart"/>
-      <w:r>
-        <w:rPr>
-          <w:rFonts w:ascii="Times New Roman" w:hAnsi="Times New Roman" w:cs="Times New Roman"/>
-        </w:rPr>
-        <w:t>pháp</w:t>
-      </w:r>
-      <w:proofErr w:type="spellEnd"/>
-      <w:r>
-        <w:rPr>
-          <w:rFonts w:ascii="Times New Roman" w:hAnsi="Times New Roman" w:cs="Times New Roman"/>
-        </w:rPr>
-        <w:t xml:space="preserve"> </w:t>
-      </w:r>
-      <w:proofErr w:type="spellStart"/>
-      <w:r>
-        <w:rPr>
-          <w:rFonts w:ascii="Times New Roman" w:hAnsi="Times New Roman" w:cs="Times New Roman"/>
-        </w:rPr>
-        <w:t>luật</w:t>
-      </w:r>
-      <w:proofErr w:type="spellEnd"/>
-      <w:r>
-        <w:rPr>
-          <w:rFonts w:ascii="Times New Roman" w:hAnsi="Times New Roman" w:cs="Times New Roman"/>
-        </w:rPr>
-        <w:t xml:space="preserve"> </w:t>
-      </w:r>
-      <w:proofErr w:type="spellStart"/>
-      <w:r>
-        <w:rPr>
-          <w:rFonts w:ascii="Times New Roman" w:hAnsi="Times New Roman" w:cs="Times New Roman"/>
-        </w:rPr>
-        <w:t>từ</w:t>
+      </w:r>
+      <w:proofErr w:type="spellStart"/>
+      <w:r>
+        <w:rPr>
+          <w:rFonts w:ascii="Times New Roman" w:hAnsi="Times New Roman" w:cs="Times New Roman"/>
+        </w:rPr>
+        <w:t>Ông</w:t>
+      </w:r>
+      <w:proofErr w:type="spellEnd"/>
+      <w:r>
+        <w:rPr>
+          <w:rFonts w:ascii="Times New Roman" w:hAnsi="Times New Roman" w:cs="Times New Roman"/>
+        </w:rPr>
+        <w:t xml:space="preserve"> Trung </w:t>
+      </w:r>
+      <w:proofErr w:type="spellStart"/>
+      <w:r>
+        <w:rPr>
+          <w:rFonts w:ascii="Times New Roman" w:hAnsi="Times New Roman" w:cs="Times New Roman"/>
+        </w:rPr>
+        <w:t>bán</w:t>
+      </w:r>
+      <w:proofErr w:type="spellEnd"/>
+      <w:r>
+        <w:rPr>
+          <w:rFonts w:ascii="Times New Roman" w:hAnsi="Times New Roman" w:cs="Times New Roman"/>
+        </w:rPr>
+        <w:t xml:space="preserve"> </w:t>
+      </w:r>
+      <w:proofErr w:type="spellStart"/>
+      <w:r>
+        <w:rPr>
+          <w:rFonts w:ascii="Times New Roman" w:hAnsi="Times New Roman" w:cs="Times New Roman"/>
+        </w:rPr>
+        <w:t>toàn</w:t>
+      </w:r>
+      <w:proofErr w:type="spellEnd"/>
+      <w:r>
+        <w:rPr>
+          <w:rFonts w:ascii="Times New Roman" w:hAnsi="Times New Roman" w:cs="Times New Roman"/>
+        </w:rPr>
+        <w:t xml:space="preserve"> </w:t>
+      </w:r>
+      <w:proofErr w:type="spellStart"/>
+      <w:r>
+        <w:rPr>
+          <w:rFonts w:ascii="Times New Roman" w:hAnsi="Times New Roman" w:cs="Times New Roman"/>
+        </w:rPr>
+        <w:t>b</w:t>
+      </w:r>
+      <w:r>
+        <w:rPr>
+          <w:rFonts w:ascii="Times New Roman" w:hAnsi="Times New Roman" w:cs="Times New Roman"/>
+        </w:rPr>
+        <w:t>ộ</w:t>
+      </w:r>
+      <w:proofErr w:type="spellEnd"/>
+      <w:r>
+        <w:rPr>
+          <w:rFonts w:ascii="Times New Roman" w:hAnsi="Times New Roman" w:cs="Times New Roman"/>
+        </w:rPr>
+        <w:t xml:space="preserve"> </w:t>
+      </w:r>
+      <w:proofErr w:type="spellStart"/>
+      <w:r>
+        <w:rPr>
+          <w:rFonts w:ascii="Times New Roman" w:hAnsi="Times New Roman" w:cs="Times New Roman"/>
+        </w:rPr>
+        <w:t>vốn</w:t>
+      </w:r>
+      <w:proofErr w:type="spellEnd"/>
+      <w:r>
+        <w:rPr>
+          <w:rFonts w:ascii="Times New Roman" w:hAnsi="Times New Roman" w:cs="Times New Roman"/>
+        </w:rPr>
+        <w:t xml:space="preserve"> </w:t>
+      </w:r>
+      <w:proofErr w:type="spellStart"/>
+      <w:r>
+        <w:rPr>
+          <w:rFonts w:ascii="Times New Roman" w:hAnsi="Times New Roman" w:cs="Times New Roman"/>
+        </w:rPr>
+        <w:t>góp</w:t>
+      </w:r>
+      <w:proofErr w:type="spellEnd"/>
+      <w:r>
+        <w:rPr>
+          <w:rFonts w:ascii="Times New Roman" w:hAnsi="Times New Roman" w:cs="Times New Roman"/>
+        </w:rPr>
+        <w:t xml:space="preserve"> qua </w:t>
+      </w:r>
+      <w:proofErr w:type="spellStart"/>
+      <w:r>
+        <w:rPr>
+          <w:rFonts w:ascii="Times New Roman" w:hAnsi="Times New Roman" w:cs="Times New Roman"/>
+        </w:rPr>
+        <w:t>cho</w:t>
       </w:r>
       <w:proofErr w:type="spellEnd"/>
       <w:r>
@@ -3815,210 +2850,8 @@
         <w:rPr>
           <w:rFonts w:ascii="Times New Roman" w:hAnsi="Times New Roman" w:cs="Times New Roman"/>
         </w:rPr>
-        <w:t xml:space="preserve"> Trung </w:t>
-      </w:r>
-      <w:proofErr w:type="spellStart"/>
-      <w:r>
-        <w:rPr>
-          <w:rFonts w:ascii="Times New Roman" w:hAnsi="Times New Roman" w:cs="Times New Roman"/>
-        </w:rPr>
-        <w:t>chức</w:t>
-      </w:r>
-      <w:proofErr w:type="spellEnd"/>
-      <w:r>
-        <w:rPr>
-          <w:rFonts w:ascii="Times New Roman" w:hAnsi="Times New Roman" w:cs="Times New Roman"/>
-        </w:rPr>
-        <w:t xml:space="preserve"> </w:t>
-      </w:r>
-      <w:proofErr w:type="spellStart"/>
-      <w:r>
-        <w:rPr>
-          <w:rFonts w:ascii="Times New Roman" w:hAnsi="Times New Roman" w:cs="Times New Roman"/>
-        </w:rPr>
-        <w:t>danh</w:t>
-      </w:r>
-      <w:proofErr w:type="spellEnd"/>
-      <w:r>
-        <w:rPr>
-          <w:rFonts w:ascii="Times New Roman" w:hAnsi="Times New Roman" w:cs="Times New Roman"/>
-        </w:rPr>
-        <w:t xml:space="preserve"> </w:t>
-      </w:r>
-      <w:proofErr w:type="spellStart"/>
-      <w:r>
-        <w:rPr>
-          <w:rFonts w:ascii="Times New Roman" w:hAnsi="Times New Roman" w:cs="Times New Roman"/>
-        </w:rPr>
-        <w:t>Chủ</w:t>
-      </w:r>
-      <w:proofErr w:type="spellEnd"/>
-      <w:r>
-        <w:rPr>
-          <w:rFonts w:ascii="Times New Roman" w:hAnsi="Times New Roman" w:cs="Times New Roman"/>
-        </w:rPr>
-        <w:t xml:space="preserve"> </w:t>
-      </w:r>
-      <w:proofErr w:type="spellStart"/>
-      <w:r>
-        <w:rPr>
-          <w:rFonts w:ascii="Times New Roman" w:hAnsi="Times New Roman" w:cs="Times New Roman"/>
-        </w:rPr>
-        <w:t>tịch</w:t>
-      </w:r>
-      <w:proofErr w:type="spellEnd"/>
-      <w:r>
-        <w:rPr>
-          <w:rFonts w:ascii="Times New Roman" w:hAnsi="Times New Roman" w:cs="Times New Roman"/>
-        </w:rPr>
-        <w:t xml:space="preserve"> </w:t>
-      </w:r>
-      <w:proofErr w:type="spellStart"/>
-      <w:r>
-        <w:rPr>
-          <w:rFonts w:ascii="Times New Roman" w:hAnsi="Times New Roman" w:cs="Times New Roman"/>
-        </w:rPr>
-        <w:t>công</w:t>
-      </w:r>
-      <w:proofErr w:type="spellEnd"/>
-      <w:r>
-        <w:rPr>
-          <w:rFonts w:ascii="Times New Roman" w:hAnsi="Times New Roman" w:cs="Times New Roman"/>
-        </w:rPr>
-        <w:t xml:space="preserve"> ty </w:t>
-      </w:r>
-      <w:proofErr w:type="spellStart"/>
-      <w:r>
-        <w:rPr>
-          <w:rFonts w:ascii="Times New Roman" w:hAnsi="Times New Roman" w:cs="Times New Roman"/>
-        </w:rPr>
-        <w:t>kiêm</w:t>
-      </w:r>
-      <w:proofErr w:type="spellEnd"/>
-      <w:r>
-        <w:rPr>
-          <w:rFonts w:ascii="Times New Roman" w:hAnsi="Times New Roman" w:cs="Times New Roman"/>
-        </w:rPr>
-        <w:t xml:space="preserve"> </w:t>
-      </w:r>
-      <w:proofErr w:type="spellStart"/>
-      <w:r>
-        <w:rPr>
-          <w:rFonts w:ascii="Times New Roman" w:hAnsi="Times New Roman" w:cs="Times New Roman"/>
-        </w:rPr>
-        <w:t>giám</w:t>
-      </w:r>
-      <w:proofErr w:type="spellEnd"/>
-      <w:r>
-        <w:rPr>
-          <w:rFonts w:ascii="Times New Roman" w:hAnsi="Times New Roman" w:cs="Times New Roman"/>
-        </w:rPr>
-        <w:t xml:space="preserve"> </w:t>
-      </w:r>
-      <w:proofErr w:type="spellStart"/>
-      <w:r>
-        <w:rPr>
-          <w:rFonts w:ascii="Times New Roman" w:hAnsi="Times New Roman" w:cs="Times New Roman"/>
-        </w:rPr>
-        <w:t>đốc</w:t>
-      </w:r>
-      <w:proofErr w:type="spellEnd"/>
-      <w:r>
-        <w:rPr>
-          <w:rFonts w:ascii="Times New Roman" w:hAnsi="Times New Roman" w:cs="Times New Roman"/>
-        </w:rPr>
-        <w:t xml:space="preserve"> </w:t>
-      </w:r>
-      <w:r>
-        <w:rPr>
-          <w:rFonts w:ascii="Times New Roman" w:hAnsi="Times New Roman" w:cs="Times New Roman"/>
-        </w:rPr>
-        <w:t xml:space="preserve">sang </w:t>
-      </w:r>
-      <w:proofErr w:type="spellStart"/>
-      <w:r>
-        <w:rPr>
-          <w:rFonts w:ascii="Times New Roman" w:hAnsi="Times New Roman" w:cs="Times New Roman"/>
-        </w:rPr>
-        <w:t>ông</w:t>
-      </w:r>
-      <w:proofErr w:type="spellEnd"/>
-      <w:r>
-        <w:rPr>
-          <w:rFonts w:ascii="Times New Roman" w:hAnsi="Times New Roman" w:cs="Times New Roman"/>
-        </w:rPr>
-        <w:t xml:space="preserve"> Vũ </w:t>
-      </w:r>
-      <w:proofErr w:type="spellStart"/>
-      <w:r>
-        <w:rPr>
-          <w:rFonts w:ascii="Times New Roman" w:hAnsi="Times New Roman" w:cs="Times New Roman"/>
-        </w:rPr>
-        <w:t>văn</w:t>
-      </w:r>
-      <w:proofErr w:type="spellEnd"/>
-      <w:r>
-        <w:rPr>
-          <w:rFonts w:ascii="Times New Roman" w:hAnsi="Times New Roman" w:cs="Times New Roman"/>
-        </w:rPr>
         <w:t xml:space="preserve"> Ninh</w:t>
       </w:r>
-      <w:r>
-        <w:rPr>
-          <w:rFonts w:ascii="Times New Roman" w:hAnsi="Times New Roman" w:cs="Times New Roman"/>
-        </w:rPr>
-        <w:t xml:space="preserve"> </w:t>
-      </w:r>
-      <w:proofErr w:type="spellStart"/>
-      <w:r>
-        <w:rPr>
-          <w:rFonts w:ascii="Times New Roman" w:hAnsi="Times New Roman" w:cs="Times New Roman"/>
-        </w:rPr>
-        <w:t>chức</w:t>
-      </w:r>
-      <w:proofErr w:type="spellEnd"/>
-      <w:r>
-        <w:rPr>
-          <w:rFonts w:ascii="Times New Roman" w:hAnsi="Times New Roman" w:cs="Times New Roman"/>
-        </w:rPr>
-        <w:t xml:space="preserve"> </w:t>
-      </w:r>
-      <w:proofErr w:type="spellStart"/>
-      <w:r>
-        <w:rPr>
-          <w:rFonts w:ascii="Times New Roman" w:hAnsi="Times New Roman" w:cs="Times New Roman"/>
-        </w:rPr>
-        <w:t>danh</w:t>
-      </w:r>
-      <w:proofErr w:type="spellEnd"/>
-      <w:r>
-        <w:rPr>
-          <w:rFonts w:ascii="Times New Roman" w:hAnsi="Times New Roman" w:cs="Times New Roman"/>
-        </w:rPr>
-        <w:t xml:space="preserve"> </w:t>
-      </w:r>
-      <w:proofErr w:type="spellStart"/>
-      <w:r>
-        <w:rPr>
-          <w:rFonts w:ascii="Times New Roman" w:hAnsi="Times New Roman" w:cs="Times New Roman"/>
-        </w:rPr>
-        <w:t>Giám</w:t>
-      </w:r>
-      <w:proofErr w:type="spellEnd"/>
-      <w:r>
-        <w:rPr>
-          <w:rFonts w:ascii="Times New Roman" w:hAnsi="Times New Roman" w:cs="Times New Roman"/>
-        </w:rPr>
-        <w:t xml:space="preserve"> </w:t>
-      </w:r>
-      <w:proofErr w:type="spellStart"/>
-      <w:r>
-        <w:rPr>
-          <w:rFonts w:ascii="Times New Roman" w:hAnsi="Times New Roman" w:cs="Times New Roman"/>
-        </w:rPr>
-        <w:t>đốc</w:t>
-      </w:r>
-      <w:proofErr w:type="spellEnd"/>
     </w:p>
     <w:p>
       <w:pPr>
@@ -4029,434 +2862,6 @@
           <w:rFonts w:ascii="Times New Roman" w:hAnsi="Times New Roman" w:cs="Times New Roman"/>
         </w:rPr>
       </w:pPr>
-      <w:r>
-        <w:rPr>
-          <w:rFonts w:ascii="Times New Roman" w:hAnsi="Times New Roman" w:cs="Times New Roman"/>
-        </w:rPr>
-        <w:t xml:space="preserve">Thay </w:t>
-      </w:r>
-      <w:proofErr w:type="spellStart"/>
-      <w:r>
-        <w:rPr>
-          <w:rFonts w:ascii="Times New Roman" w:hAnsi="Times New Roman" w:cs="Times New Roman"/>
-        </w:rPr>
-        <w:t>đổi</w:t>
-      </w:r>
-      <w:proofErr w:type="spellEnd"/>
-      <w:r>
-        <w:rPr>
-          <w:rFonts w:ascii="Times New Roman" w:hAnsi="Times New Roman" w:cs="Times New Roman"/>
-        </w:rPr>
-        <w:t xml:space="preserve"> </w:t>
-      </w:r>
-      <w:proofErr w:type="spellStart"/>
-      <w:r>
-        <w:rPr>
-          <w:rFonts w:ascii="Times New Roman" w:hAnsi="Times New Roman" w:cs="Times New Roman"/>
-        </w:rPr>
-        <w:t>địa</w:t>
-      </w:r>
-      <w:proofErr w:type="spellEnd"/>
-      <w:r>
-        <w:rPr>
-          <w:rFonts w:ascii="Times New Roman" w:hAnsi="Times New Roman" w:cs="Times New Roman"/>
-        </w:rPr>
-        <w:t xml:space="preserve"> </w:t>
-      </w:r>
-      <w:proofErr w:type="spellStart"/>
-      <w:r>
-        <w:rPr>
-          <w:rFonts w:ascii="Times New Roman" w:hAnsi="Times New Roman" w:cs="Times New Roman"/>
-        </w:rPr>
-        <w:t>chỉ</w:t>
-      </w:r>
-      <w:proofErr w:type="spellEnd"/>
-      <w:r>
-        <w:rPr>
-          <w:rFonts w:ascii="Times New Roman" w:hAnsi="Times New Roman" w:cs="Times New Roman"/>
-        </w:rPr>
-        <w:t xml:space="preserve"> </w:t>
-      </w:r>
-      <w:proofErr w:type="spellStart"/>
-      <w:r>
-        <w:rPr>
-          <w:rFonts w:ascii="Times New Roman" w:hAnsi="Times New Roman" w:cs="Times New Roman"/>
-        </w:rPr>
-        <w:t>trụ</w:t>
-      </w:r>
-      <w:proofErr w:type="spellEnd"/>
-      <w:r>
-        <w:rPr>
-          <w:rFonts w:ascii="Times New Roman" w:hAnsi="Times New Roman" w:cs="Times New Roman"/>
-        </w:rPr>
-        <w:t xml:space="preserve"> </w:t>
-      </w:r>
-      <w:proofErr w:type="spellStart"/>
-      <w:r>
-        <w:rPr>
-          <w:rFonts w:ascii="Times New Roman" w:hAnsi="Times New Roman" w:cs="Times New Roman"/>
-        </w:rPr>
-        <w:t>sở</w:t>
-      </w:r>
-      <w:proofErr w:type="spellEnd"/>
-      <w:r>
-        <w:rPr>
-          <w:rFonts w:ascii="Times New Roman" w:hAnsi="Times New Roman" w:cs="Times New Roman"/>
-        </w:rPr>
-        <w:t xml:space="preserve"> do </w:t>
-      </w:r>
-      <w:proofErr w:type="spellStart"/>
-      <w:r>
-        <w:rPr>
-          <w:rFonts w:ascii="Times New Roman" w:hAnsi="Times New Roman" w:cs="Times New Roman"/>
-        </w:rPr>
-        <w:t>sáp</w:t>
-      </w:r>
-      <w:proofErr w:type="spellEnd"/>
-      <w:r>
-        <w:rPr>
-          <w:rFonts w:ascii="Times New Roman" w:hAnsi="Times New Roman" w:cs="Times New Roman"/>
-        </w:rPr>
-        <w:t xml:space="preserve"> </w:t>
-      </w:r>
-      <w:proofErr w:type="spellStart"/>
-      <w:r>
-        <w:rPr>
-          <w:rFonts w:ascii="Times New Roman" w:hAnsi="Times New Roman" w:cs="Times New Roman"/>
-        </w:rPr>
-        <w:t>nhập</w:t>
-      </w:r>
-      <w:proofErr w:type="spellEnd"/>
-      <w:r>
-        <w:rPr>
-          <w:rFonts w:ascii="Times New Roman" w:hAnsi="Times New Roman" w:cs="Times New Roman"/>
-        </w:rPr>
-        <w:t xml:space="preserve"> </w:t>
-      </w:r>
-      <w:proofErr w:type="spellStart"/>
-      <w:r>
-        <w:rPr>
-          <w:rFonts w:ascii="Times New Roman" w:hAnsi="Times New Roman" w:cs="Times New Roman"/>
-        </w:rPr>
-        <w:t>tỉnh</w:t>
-      </w:r>
-      <w:proofErr w:type="spellEnd"/>
-      <w:r>
-        <w:rPr>
-          <w:rFonts w:ascii="Times New Roman" w:hAnsi="Times New Roman" w:cs="Times New Roman"/>
-        </w:rPr>
-        <w:t xml:space="preserve"> </w:t>
-      </w:r>
-      <w:proofErr w:type="spellStart"/>
-      <w:r>
-        <w:rPr>
-          <w:rFonts w:ascii="Times New Roman" w:hAnsi="Times New Roman" w:cs="Times New Roman"/>
-        </w:rPr>
-        <w:t>thành</w:t>
-      </w:r>
-      <w:proofErr w:type="spellEnd"/>
-    </w:p>
-    <w:p>
-      <w:pPr>
-        <w:tabs>
-          <w:tab w:val="left" w:pos="4164"/>
-        </w:tabs>
-        <w:rPr>
-          <w:rFonts w:ascii="Times New Roman" w:hAnsi="Times New Roman" w:cs="Times New Roman"/>
-        </w:rPr>
-      </w:pPr>
-      <w:r>
-        <w:rPr>
-          <w:rFonts w:ascii="Times New Roman" w:hAnsi="Times New Roman" w:cs="Times New Roman"/>
-        </w:rPr>
-        <w:t xml:space="preserve">Thay </w:t>
-      </w:r>
-      <w:proofErr w:type="spellStart"/>
-      <w:r>
-        <w:rPr>
-          <w:rFonts w:ascii="Times New Roman" w:hAnsi="Times New Roman" w:cs="Times New Roman"/>
-        </w:rPr>
-        <w:t>đổi</w:t>
-      </w:r>
-      <w:proofErr w:type="spellEnd"/>
-      <w:r>
-        <w:rPr>
-          <w:rFonts w:ascii="Times New Roman" w:hAnsi="Times New Roman" w:cs="Times New Roman"/>
-        </w:rPr>
-        <w:t xml:space="preserve"> </w:t>
-      </w:r>
-      <w:proofErr w:type="spellStart"/>
-      <w:r>
-        <w:rPr>
-          <w:rFonts w:ascii="Times New Roman" w:hAnsi="Times New Roman" w:cs="Times New Roman"/>
-        </w:rPr>
-        <w:t>địa</w:t>
-      </w:r>
-      <w:proofErr w:type="spellEnd"/>
-      <w:r>
-        <w:rPr>
-          <w:rFonts w:ascii="Times New Roman" w:hAnsi="Times New Roman" w:cs="Times New Roman"/>
-        </w:rPr>
-        <w:t xml:space="preserve"> </w:t>
-      </w:r>
-      <w:proofErr w:type="spellStart"/>
-      <w:r>
-        <w:rPr>
-          <w:rFonts w:ascii="Times New Roman" w:hAnsi="Times New Roman" w:cs="Times New Roman"/>
-        </w:rPr>
-        <w:t>chỉ</w:t>
-      </w:r>
-      <w:proofErr w:type="spellEnd"/>
-      <w:r>
-        <w:rPr>
-          <w:rFonts w:ascii="Times New Roman" w:hAnsi="Times New Roman" w:cs="Times New Roman"/>
-        </w:rPr>
-        <w:t xml:space="preserve"> </w:t>
-      </w:r>
-      <w:proofErr w:type="spellStart"/>
-      <w:r>
-        <w:rPr>
-          <w:rFonts w:ascii="Times New Roman" w:hAnsi="Times New Roman" w:cs="Times New Roman"/>
-        </w:rPr>
-        <w:t>ông</w:t>
-      </w:r>
-      <w:proofErr w:type="spellEnd"/>
-      <w:r>
-        <w:rPr>
-          <w:rFonts w:ascii="Times New Roman" w:hAnsi="Times New Roman" w:cs="Times New Roman"/>
-        </w:rPr>
-        <w:t xml:space="preserve"> Trung do </w:t>
-      </w:r>
-      <w:proofErr w:type="spellStart"/>
-      <w:r>
-        <w:rPr>
-          <w:rFonts w:ascii="Times New Roman" w:hAnsi="Times New Roman" w:cs="Times New Roman"/>
-        </w:rPr>
-        <w:t>sáp</w:t>
-      </w:r>
-      <w:proofErr w:type="spellEnd"/>
-      <w:r>
-        <w:rPr>
-          <w:rFonts w:ascii="Times New Roman" w:hAnsi="Times New Roman" w:cs="Times New Roman"/>
-        </w:rPr>
-        <w:t xml:space="preserve"> </w:t>
-      </w:r>
-      <w:proofErr w:type="spellStart"/>
-      <w:r>
-        <w:rPr>
-          <w:rFonts w:ascii="Times New Roman" w:hAnsi="Times New Roman" w:cs="Times New Roman"/>
-        </w:rPr>
-        <w:t>nhập</w:t>
-      </w:r>
-      <w:proofErr w:type="spellEnd"/>
-      <w:r>
-        <w:rPr>
-          <w:rFonts w:ascii="Times New Roman" w:hAnsi="Times New Roman" w:cs="Times New Roman"/>
-        </w:rPr>
-        <w:t xml:space="preserve"> </w:t>
-      </w:r>
-      <w:proofErr w:type="spellStart"/>
-      <w:r>
-        <w:rPr>
-          <w:rFonts w:ascii="Times New Roman" w:hAnsi="Times New Roman" w:cs="Times New Roman"/>
-        </w:rPr>
-        <w:t>tỉnh</w:t>
-      </w:r>
-      <w:proofErr w:type="spellEnd"/>
-      <w:r>
-        <w:rPr>
-          <w:rFonts w:ascii="Times New Roman" w:hAnsi="Times New Roman" w:cs="Times New Roman"/>
-        </w:rPr>
-        <w:t xml:space="preserve"> </w:t>
-      </w:r>
-      <w:proofErr w:type="spellStart"/>
-      <w:r>
-        <w:rPr>
-          <w:rFonts w:ascii="Times New Roman" w:hAnsi="Times New Roman" w:cs="Times New Roman"/>
-        </w:rPr>
-        <w:t>thành</w:t>
-      </w:r>
-      <w:proofErr w:type="spellEnd"/>
-    </w:p>
-    <w:p>
-      <w:pPr>
-        <w:tabs>
-          <w:tab w:val="left" w:pos="4164"/>
-        </w:tabs>
-        <w:rPr>
-          <w:rFonts w:ascii="Times New Roman" w:hAnsi="Times New Roman" w:cs="Times New Roman"/>
-        </w:rPr>
-      </w:pPr>
-      <w:r>
-        <w:rPr>
-          <w:rFonts w:ascii="Times New Roman" w:hAnsi="Times New Roman" w:cs="Times New Roman"/>
-        </w:rPr>
-        <w:t xml:space="preserve">Thay </w:t>
-      </w:r>
-      <w:proofErr w:type="spellStart"/>
-      <w:r>
-        <w:rPr>
-          <w:rFonts w:ascii="Times New Roman" w:hAnsi="Times New Roman" w:cs="Times New Roman"/>
-        </w:rPr>
-        <w:t>đổi</w:t>
-      </w:r>
-      <w:proofErr w:type="spellEnd"/>
-      <w:r>
-        <w:rPr>
-          <w:rFonts w:ascii="Times New Roman" w:hAnsi="Times New Roman" w:cs="Times New Roman"/>
-        </w:rPr>
-        <w:t xml:space="preserve"> </w:t>
-      </w:r>
-      <w:proofErr w:type="spellStart"/>
-      <w:r>
-        <w:rPr>
-          <w:rFonts w:ascii="Times New Roman" w:hAnsi="Times New Roman" w:cs="Times New Roman"/>
-        </w:rPr>
-        <w:t>số</w:t>
-      </w:r>
-      <w:proofErr w:type="spellEnd"/>
-      <w:r>
-        <w:rPr>
-          <w:rFonts w:ascii="Times New Roman" w:hAnsi="Times New Roman" w:cs="Times New Roman"/>
-        </w:rPr>
-        <w:t xml:space="preserve"> </w:t>
-      </w:r>
-      <w:proofErr w:type="spellStart"/>
-      <w:r>
-        <w:rPr>
-          <w:rFonts w:ascii="Times New Roman" w:hAnsi="Times New Roman" w:cs="Times New Roman"/>
-        </w:rPr>
-        <w:t>điện</w:t>
-      </w:r>
-      <w:proofErr w:type="spellEnd"/>
-      <w:r>
-        <w:rPr>
-          <w:rFonts w:ascii="Times New Roman" w:hAnsi="Times New Roman" w:cs="Times New Roman"/>
-        </w:rPr>
-        <w:t xml:space="preserve"> </w:t>
-      </w:r>
-      <w:proofErr w:type="spellStart"/>
-      <w:r>
-        <w:rPr>
-          <w:rFonts w:ascii="Times New Roman" w:hAnsi="Times New Roman" w:cs="Times New Roman"/>
-        </w:rPr>
-        <w:t>thoại</w:t>
-      </w:r>
-      <w:proofErr w:type="spellEnd"/>
-      <w:r>
-        <w:rPr>
-          <w:rFonts w:ascii="Times New Roman" w:hAnsi="Times New Roman" w:cs="Times New Roman"/>
-        </w:rPr>
-        <w:t xml:space="preserve"> </w:t>
-      </w:r>
-      <w:proofErr w:type="spellStart"/>
-      <w:r>
-        <w:rPr>
-          <w:rFonts w:ascii="Times New Roman" w:hAnsi="Times New Roman" w:cs="Times New Roman"/>
-        </w:rPr>
-        <w:t>trong</w:t>
-      </w:r>
-      <w:proofErr w:type="spellEnd"/>
-      <w:r>
-        <w:rPr>
-          <w:rFonts w:ascii="Times New Roman" w:hAnsi="Times New Roman" w:cs="Times New Roman"/>
-        </w:rPr>
-        <w:t xml:space="preserve"> </w:t>
-      </w:r>
-      <w:proofErr w:type="spellStart"/>
-      <w:r>
-        <w:rPr>
-          <w:rFonts w:ascii="Times New Roman" w:hAnsi="Times New Roman" w:cs="Times New Roman"/>
-        </w:rPr>
-        <w:t>phần</w:t>
-      </w:r>
-      <w:proofErr w:type="spellEnd"/>
-      <w:r>
-        <w:rPr>
-          <w:rFonts w:ascii="Times New Roman" w:hAnsi="Times New Roman" w:cs="Times New Roman"/>
-        </w:rPr>
-        <w:t xml:space="preserve"> </w:t>
-      </w:r>
-      <w:proofErr w:type="spellStart"/>
-      <w:r>
-        <w:rPr>
-          <w:rFonts w:ascii="Times New Roman" w:hAnsi="Times New Roman" w:cs="Times New Roman"/>
-        </w:rPr>
-        <w:t>địa</w:t>
-      </w:r>
-      <w:proofErr w:type="spellEnd"/>
-      <w:r>
-        <w:rPr>
-          <w:rFonts w:ascii="Times New Roman" w:hAnsi="Times New Roman" w:cs="Times New Roman"/>
-        </w:rPr>
-        <w:t xml:space="preserve"> </w:t>
-      </w:r>
-      <w:proofErr w:type="spellStart"/>
-      <w:r>
-        <w:rPr>
-          <w:rFonts w:ascii="Times New Roman" w:hAnsi="Times New Roman" w:cs="Times New Roman"/>
-        </w:rPr>
-        <w:t>chỉ</w:t>
-      </w:r>
-      <w:proofErr w:type="spellEnd"/>
-      <w:r>
-        <w:rPr>
-          <w:rFonts w:ascii="Times New Roman" w:hAnsi="Times New Roman" w:cs="Times New Roman"/>
-        </w:rPr>
-        <w:t>: 0379918265</w:t>
-      </w:r>
-    </w:p>
-    <w:p>
-      <w:pPr>
-        <w:tabs>
-          <w:tab w:val="left" w:pos="4164"/>
-        </w:tabs>
-        <w:rPr>
-          <w:rFonts w:ascii="Times New Roman" w:hAnsi="Times New Roman" w:cs="Times New Roman"/>
-        </w:rPr>
-      </w:pPr>
-      <w:r>
-        <w:rPr>
-          <w:rFonts w:ascii="Times New Roman" w:hAnsi="Times New Roman" w:cs="Times New Roman"/>
-        </w:rPr>
-        <w:t xml:space="preserve">Thay </w:t>
-      </w:r>
-      <w:proofErr w:type="spellStart"/>
-      <w:r>
-        <w:rPr>
-          <w:rFonts w:ascii="Times New Roman" w:hAnsi="Times New Roman" w:cs="Times New Roman"/>
-        </w:rPr>
-        <w:t>đổi</w:t>
-      </w:r>
-      <w:proofErr w:type="spellEnd"/>
-      <w:r>
-        <w:rPr>
-          <w:rFonts w:ascii="Times New Roman" w:hAnsi="Times New Roman" w:cs="Times New Roman"/>
-        </w:rPr>
-        <w:t xml:space="preserve"> </w:t>
-      </w:r>
-      <w:proofErr w:type="spellStart"/>
-      <w:r>
-        <w:rPr>
-          <w:rFonts w:ascii="Times New Roman" w:hAnsi="Times New Roman" w:cs="Times New Roman"/>
-        </w:rPr>
-        <w:t>ngành</w:t>
-      </w:r>
-      <w:proofErr w:type="spellEnd"/>
-      <w:r>
-        <w:rPr>
-          <w:rFonts w:ascii="Times New Roman" w:hAnsi="Times New Roman" w:cs="Times New Roman"/>
-        </w:rPr>
-        <w:t xml:space="preserve"> </w:t>
-      </w:r>
-      <w:proofErr w:type="spellStart"/>
-      <w:r>
-        <w:rPr>
-          <w:rFonts w:ascii="Times New Roman" w:hAnsi="Times New Roman" w:cs="Times New Roman"/>
-        </w:rPr>
-        <w:t>nghề</w:t>
-      </w:r>
-      <w:proofErr w:type="spellEnd"/>
     </w:p>
     <w:sectPr>
       <w:pgSz w:w="12240" w:h="15840"/>
@@ -5228,7 +3633,6 @@
   <w:style w:type="character" w:default="1" w:styleId="DefaultParagraphFont">
     <w:name w:val="Default Paragraph Font"/>
     <w:uiPriority w:val="1"/>
-    <w:semiHidden/>
     <w:unhideWhenUsed/>
   </w:style>
   <w:style w:type="table" w:default="1" w:styleId="TableNormal">
